--- a/assets/starting resumes/Franco.docx
+++ b/assets/starting resumes/Franco.docx
@@ -1,90 +1,29 @@
 
 <file path=word/document.xml><?xml version="1.0" encoding="utf-8"?>
 <w:document xmlns:wpc="http://schemas.microsoft.com/office/word/2010/wordprocessingCanvas" xmlns:cx="http://schemas.microsoft.com/office/drawing/2014/chartex" xmlns:mc="http://schemas.openxmlformats.org/markup-compatibility/2006" xmlns:o="urn:schemas-microsoft-com:office:office" xmlns:r="http://schemas.openxmlformats.org/officeDocument/2006/relationships" xmlns:m="http://schemas.openxmlformats.org/officeDocument/2006/math" xmlns:v="urn:schemas-microsoft-com:vml" xmlns:wp14="http://schemas.microsoft.com/office/word/2010/wordprocessingDrawing" xmlns:wp="http://schemas.openxmlformats.org/drawingml/2006/wordprocessingDrawing" xmlns:w10="urn:schemas-microsoft-com:office:word" xmlns:w="http://schemas.openxmlformats.org/wordprocessingml/2006/main" xmlns:w14="http://schemas.microsoft.com/office/word/2010/wordml" xmlns:w15="http://schemas.microsoft.com/office/word/2012/wordml" xmlns:w16se="http://schemas.microsoft.com/office/word/2015/wordml/symex" xmlns:wpg="http://schemas.microsoft.com/office/word/2010/wordprocessingGroup" xmlns:wpi="http://schemas.microsoft.com/office/word/2010/wordprocessingInk" xmlns:wne="http://schemas.microsoft.com/office/word/2006/wordml" xmlns:wps="http://schemas.microsoft.com/office/word/2010/wordprocessingShape" mc:Ignorable="w14 w15 w16se wp14">
-  <w:background w:color="F2F2F2" w:themeColor="background1" w:themeShade="F2"/>
+  <w:background w:color="FFFFFF" w:themeColor="background1"/>
   <w:body>
     <w:p>
       <w:pPr>
-        <w:rPr>
-          <w:rFonts w:ascii="Candara Light" w:hAnsi="Candara Light"/>
+        <w:spacing w:after="0" w:line="0" w:lineRule="atLeast"/>
+        <w:jc w:val="both"/>
+        <w:rPr>
+          <w:rFonts w:ascii="Arial" w:hAnsi="Arial" w:cs="Arial"/>
           <w:b/>
-          <w:color w:val="833C0B" w:themeColor="accent2" w:themeShade="80"/>
-          <w:sz w:val="56"/>
-          <w:szCs w:val="56"/>
-        </w:rPr>
-      </w:pPr>
-      <w:r>
-        <w:rPr>
-          <w:rFonts w:ascii="Candara Light" w:hAnsi="Candara Light"/>
+          <w:color w:val="C45911" w:themeColor="accent2" w:themeShade="BF"/>
+          <w:sz w:val="40"/>
+          <w:szCs w:val="40"/>
+        </w:rPr>
+      </w:pPr>
+      <w:r>
+        <w:rPr>
+          <w:rFonts w:ascii="Arial" w:hAnsi="Arial" w:cs="Arial"/>
           <w:b/>
-          <w:color w:val="833C0B" w:themeColor="accent2" w:themeShade="80"/>
-          <w:sz w:val="56"/>
-          <w:szCs w:val="56"/>
+          <w:color w:val="C45911" w:themeColor="accent2" w:themeShade="BF"/>
+          <w:sz w:val="40"/>
+          <w:szCs w:val="40"/>
         </w:rPr>
         <w:t>Franco Torrez</w:t>
-      </w:r>
-    </w:p>
-    <w:p>
-      <w:pPr>
-        <w:pStyle w:val="Heading2"/>
-        <w:spacing w:line="120" w:lineRule="atLeast"/>
-        <w:rPr>
-          <w:rFonts w:ascii="Candara Light" w:hAnsi="Candara Light" w:cstheme="minorHAnsi"/>
-          <w:b/>
-          <w:color w:val="833C0B" w:themeColor="accent2" w:themeShade="80"/>
-          <w:sz w:val="28"/>
-          <w:szCs w:val="28"/>
-        </w:rPr>
-      </w:pPr>
-      <w:r>
-        <w:rPr>
-          <w:rFonts w:ascii="Candara Light" w:hAnsi="Candara Light" w:cstheme="minorHAnsi"/>
-          <w:b/>
-          <w:color w:val="833C0B" w:themeColor="accent2" w:themeShade="80"/>
-          <w:sz w:val="28"/>
-          <w:szCs w:val="28"/>
-        </w:rPr>
-        <w:t xml:space="preserve">Senior </w:t>
-      </w:r>
-      <w:r>
-        <w:rPr>
-          <w:rFonts w:ascii="Candara Light" w:hAnsi="Candara Light" w:cstheme="minorHAnsi"/>
-          <w:b/>
-          <w:color w:val="833C0B" w:themeColor="accent2" w:themeShade="80"/>
-          <w:sz w:val="28"/>
-          <w:szCs w:val="28"/>
-        </w:rPr>
-        <w:t xml:space="preserve">Software </w:t>
-      </w:r>
-      <w:r>
-        <w:rPr>
-          <w:rFonts w:ascii="Candara Light" w:hAnsi="Candara Light" w:cstheme="minorHAnsi"/>
-          <w:b/>
-          <w:color w:val="833C0B" w:themeColor="accent2" w:themeShade="80"/>
-          <w:sz w:val="28"/>
-          <w:szCs w:val="28"/>
-        </w:rPr>
-        <w:t>Engine</w:t>
-      </w:r>
-      <w:r>
-        <w:rPr>
-          <w:rFonts w:ascii="Candara Light" w:hAnsi="Candara Light" w:cstheme="minorHAnsi"/>
-          <w:b/>
-          <w:color w:val="833C0B" w:themeColor="accent2" w:themeShade="80"/>
-          <w:sz w:val="28"/>
-          <w:szCs w:val="28"/>
-        </w:rPr>
-        <w:t xml:space="preserve">er | </w:t>
-      </w:r>
-      <w:r>
-        <w:rPr>
-          <w:rFonts w:ascii="Candara Light" w:hAnsi="Candara Light" w:cstheme="minorHAnsi"/>
-          <w:b/>
-          <w:color w:val="833C0B" w:themeColor="accent2" w:themeShade="80"/>
-          <w:sz w:val="28"/>
-          <w:szCs w:val="28"/>
-        </w:rPr>
-        <w:t>React | Angular | Python</w:t>
       </w:r>
     </w:p>
     <w:p>
@@ -92,47 +31,32 @@
         <w:autoSpaceDE w:val="0"/>
         <w:autoSpaceDN w:val="0"/>
         <w:adjustRightInd w:val="0"/>
-        <w:spacing w:after="0" w:line="240" w:lineRule="auto"/>
+        <w:spacing w:after="0" w:line="0" w:lineRule="atLeast"/>
         <w:jc w:val="both"/>
         <w:rPr>
-          <w:rFonts w:ascii="Candara Light" w:hAnsi="Candara Light" w:cstheme="minorHAnsi"/>
+          <w:rFonts w:ascii="Arial" w:hAnsi="Arial" w:cs="Arial"/>
           <w:color w:val="0D0D0D" w:themeColor="text1" w:themeTint="F2"/>
-          <w:sz w:val="18"/>
-          <w:szCs w:val="18"/>
-        </w:rPr>
-      </w:pPr>
-    </w:p>
-    <w:p>
-      <w:pPr>
-        <w:autoSpaceDE w:val="0"/>
-        <w:autoSpaceDN w:val="0"/>
-        <w:adjustRightInd w:val="0"/>
-        <w:spacing w:after="0" w:line="240" w:lineRule="auto"/>
-        <w:jc w:val="both"/>
-        <w:rPr>
-          <w:rFonts w:ascii="Candara Light" w:hAnsi="Candara Light" w:cstheme="minorHAnsi"/>
-          <w:color w:val="0D0D0D" w:themeColor="text1" w:themeTint="F2"/>
-          <w:sz w:val="24"/>
-          <w:szCs w:val="24"/>
+          <w:sz w:val="20"/>
+          <w:szCs w:val="20"/>
         </w:rPr>
       </w:pPr>
       <w:hyperlink r:id="rId6" w:history="1">
         <w:r>
           <w:rPr>
             <w:rStyle w:val="Hyperlink"/>
-            <w:rFonts w:ascii="Candara Light" w:hAnsi="Candara Light" w:cstheme="minorHAnsi"/>
-            <w:sz w:val="24"/>
-            <w:szCs w:val="24"/>
+            <w:rFonts w:ascii="Arial" w:hAnsi="Arial" w:cs="Arial"/>
+            <w:sz w:val="20"/>
+            <w:szCs w:val="20"/>
           </w:rPr>
           <w:t>https://www.linkedin.com/in/franco-t-1946003b0</w:t>
         </w:r>
       </w:hyperlink>
       <w:r>
         <w:rPr>
-          <w:rFonts w:ascii="Candara Light" w:hAnsi="Candara Light" w:cstheme="minorHAnsi"/>
+          <w:rFonts w:ascii="Arial" w:hAnsi="Arial" w:cs="Arial"/>
           <w:color w:val="0D0D0D" w:themeColor="text1" w:themeTint="F2"/>
-          <w:sz w:val="24"/>
-          <w:szCs w:val="24"/>
+          <w:sz w:val="20"/>
+          <w:szCs w:val="20"/>
         </w:rPr>
         <w:t xml:space="preserve"> </w:t>
       </w:r>
@@ -142,125 +66,132 @@
         <w:autoSpaceDE w:val="0"/>
         <w:autoSpaceDN w:val="0"/>
         <w:adjustRightInd w:val="0"/>
-        <w:spacing w:after="0" w:line="240" w:lineRule="auto"/>
+        <w:spacing w:after="0" w:line="0" w:lineRule="atLeast"/>
         <w:jc w:val="both"/>
         <w:rPr>
-          <w:rFonts w:ascii="Candara Light" w:hAnsi="Candara Light" w:cstheme="minorHAnsi"/>
+          <w:rFonts w:ascii="Arial" w:hAnsi="Arial" w:cs="Arial"/>
           <w:color w:val="0D0D0D" w:themeColor="text1" w:themeTint="F2"/>
-          <w:sz w:val="24"/>
-          <w:szCs w:val="24"/>
-        </w:rPr>
-      </w:pPr>
-      <w:r>
-        <w:rPr>
-          <w:rFonts w:ascii="Candara Light" w:hAnsi="Candara Light" w:cstheme="minorHAnsi"/>
+          <w:sz w:val="20"/>
+          <w:szCs w:val="20"/>
+        </w:rPr>
+      </w:pPr>
+      <w:r>
+        <w:rPr>
+          <w:rFonts w:ascii="Arial" w:hAnsi="Arial" w:cs="Arial"/>
           <w:color w:val="0D0D0D" w:themeColor="text1" w:themeTint="F2"/>
-          <w:sz w:val="24"/>
-          <w:szCs w:val="24"/>
+          <w:sz w:val="20"/>
+          <w:szCs w:val="20"/>
         </w:rPr>
         <w:t>+</w:t>
       </w:r>
       <w:r>
         <w:rPr>
-          <w:rFonts w:ascii="Candara Light" w:hAnsi="Candara Light" w:cstheme="minorHAnsi"/>
+          <w:rFonts w:ascii="Arial" w:hAnsi="Arial" w:cs="Arial"/>
           <w:color w:val="0D0D0D" w:themeColor="text1" w:themeTint="F2"/>
-          <w:sz w:val="24"/>
-          <w:szCs w:val="24"/>
+          <w:sz w:val="20"/>
+          <w:szCs w:val="20"/>
         </w:rPr>
         <w:t>54 9 3885 16-7478</w:t>
       </w:r>
       <w:r>
         <w:rPr>
-          <w:rFonts w:ascii="Candara Light" w:hAnsi="Candara Light" w:cstheme="minorHAnsi"/>
-          <w:b/>
+          <w:rFonts w:ascii="Arial" w:hAnsi="Arial" w:cs="Arial"/>
           <w:color w:val="C45911" w:themeColor="accent2" w:themeShade="BF"/>
-          <w:sz w:val="24"/>
-          <w:szCs w:val="24"/>
+          <w:sz w:val="20"/>
+          <w:szCs w:val="20"/>
         </w:rPr>
         <w:t xml:space="preserve"> |</w:t>
       </w:r>
       <w:r>
         <w:rPr>
-          <w:rFonts w:ascii="Candara Light" w:hAnsi="Candara Light" w:cstheme="minorHAnsi"/>
+          <w:rFonts w:ascii="Arial" w:hAnsi="Arial" w:cs="Arial"/>
           <w:color w:val="C45911" w:themeColor="accent2" w:themeShade="BF"/>
-          <w:sz w:val="24"/>
-          <w:szCs w:val="24"/>
+          <w:sz w:val="20"/>
+          <w:szCs w:val="20"/>
         </w:rPr>
         <w:t xml:space="preserve"> </w:t>
       </w:r>
       <w:r>
         <w:rPr>
           <w:rStyle w:val="Hyperlink"/>
-          <w:rFonts w:ascii="Candara Light" w:hAnsi="Candara Light" w:cstheme="minorHAnsi"/>
+          <w:rFonts w:ascii="Arial" w:hAnsi="Arial" w:cs="Arial"/>
           <w:color w:val="0D0D0D" w:themeColor="text1" w:themeTint="F2"/>
-          <w:sz w:val="24"/>
-          <w:szCs w:val="24"/>
+          <w:sz w:val="20"/>
+          <w:szCs w:val="20"/>
         </w:rPr>
         <w:t>franco.torre.mail483@gmail.com</w:t>
       </w:r>
       <w:r>
         <w:rPr>
-          <w:rFonts w:ascii="Candara Light" w:hAnsi="Candara Light" w:cstheme="minorHAnsi"/>
+          <w:rFonts w:ascii="Arial" w:hAnsi="Arial" w:cs="Arial"/>
           <w:color w:val="0D0D0D" w:themeColor="text1" w:themeTint="F2"/>
-          <w:sz w:val="24"/>
-          <w:szCs w:val="24"/>
+          <w:sz w:val="20"/>
+          <w:szCs w:val="20"/>
         </w:rPr>
         <w:t xml:space="preserve"> </w:t>
       </w:r>
       <w:r>
         <w:rPr>
-          <w:rFonts w:ascii="Candara Light" w:hAnsi="Candara Light" w:cstheme="minorHAnsi"/>
+          <w:rFonts w:ascii="Arial" w:hAnsi="Arial" w:cs="Arial"/>
           <w:color w:val="C45911" w:themeColor="accent2" w:themeShade="BF"/>
-          <w:sz w:val="24"/>
-          <w:szCs w:val="24"/>
+          <w:sz w:val="20"/>
+          <w:szCs w:val="20"/>
         </w:rPr>
         <w:t>|</w:t>
       </w:r>
       <w:r>
         <w:rPr>
-          <w:rFonts w:ascii="Candara Light" w:hAnsi="Candara Light" w:cstheme="minorHAnsi"/>
+          <w:rFonts w:ascii="Arial" w:hAnsi="Arial" w:cs="Arial"/>
           <w:color w:val="0D0D0D" w:themeColor="text1" w:themeTint="F2"/>
-          <w:sz w:val="24"/>
-          <w:szCs w:val="24"/>
+          <w:sz w:val="20"/>
+          <w:szCs w:val="20"/>
         </w:rPr>
         <w:t xml:space="preserve"> </w:t>
       </w:r>
       <w:proofErr w:type="spellStart"/>
       <w:r>
         <w:rPr>
-          <w:rFonts w:ascii="Candara Light" w:hAnsi="Candara Light" w:cstheme="minorHAnsi"/>
+          <w:rFonts w:ascii="Arial" w:hAnsi="Arial" w:cs="Arial"/>
           <w:color w:val="0D0D0D" w:themeColor="text1" w:themeTint="F2"/>
-          <w:sz w:val="24"/>
-          <w:szCs w:val="24"/>
+          <w:sz w:val="20"/>
+          <w:szCs w:val="20"/>
         </w:rPr>
         <w:t>Palpala</w:t>
       </w:r>
       <w:proofErr w:type="spellEnd"/>
       <w:r>
         <w:rPr>
-          <w:rFonts w:ascii="Candara Light" w:hAnsi="Candara Light" w:cstheme="minorHAnsi"/>
+          <w:rFonts w:ascii="Arial" w:hAnsi="Arial" w:cs="Arial"/>
           <w:color w:val="0D0D0D" w:themeColor="text1" w:themeTint="F2"/>
-          <w:sz w:val="24"/>
-          <w:szCs w:val="24"/>
-        </w:rPr>
-        <w:t>, Jujuy, Argentina</w:t>
-      </w:r>
-      <w:r>
-        <w:rPr>
-          <w:rFonts w:ascii="Candara Light" w:hAnsi="Candara Light" w:cstheme="minorHAnsi"/>
-          <w:b/>
+          <w:sz w:val="20"/>
+          <w:szCs w:val="20"/>
+        </w:rPr>
+        <w:t xml:space="preserve">, Jujuy, </w:t>
+      </w:r>
+      <w:r>
+        <w:rPr>
+          <w:rFonts w:ascii="Arial" w:hAnsi="Arial" w:cs="Arial"/>
+          <w:color w:val="0D0D0D" w:themeColor="text1" w:themeTint="F2"/>
+          <w:sz w:val="20"/>
+          <w:szCs w:val="20"/>
+        </w:rPr>
+        <w:t>AR</w:t>
+      </w:r>
+      <w:r>
+        <w:rPr>
+          <w:rFonts w:ascii="Arial" w:hAnsi="Arial" w:cs="Arial"/>
           <w:color w:val="C45911" w:themeColor="accent2" w:themeShade="BF"/>
-          <w:sz w:val="24"/>
-          <w:szCs w:val="24"/>
+          <w:sz w:val="20"/>
+          <w:szCs w:val="20"/>
         </w:rPr>
         <w:t xml:space="preserve"> </w:t>
       </w:r>
       <w:r>
         <w:rPr>
-          <w:rFonts w:ascii="Candara Light" w:hAnsi="Candara Light" w:cstheme="minorHAnsi"/>
+          <w:rFonts w:ascii="Arial" w:hAnsi="Arial" w:cs="Arial"/>
           <w:color w:val="0D0D0D" w:themeColor="text1" w:themeTint="F2"/>
-          <w:sz w:val="24"/>
-          <w:szCs w:val="24"/>
+          <w:sz w:val="20"/>
+          <w:szCs w:val="20"/>
         </w:rPr>
         <w:t xml:space="preserve"> </w:t>
       </w:r>
@@ -270,10 +201,10 @@
         <w:autoSpaceDE w:val="0"/>
         <w:autoSpaceDN w:val="0"/>
         <w:adjustRightInd w:val="0"/>
-        <w:spacing w:after="0" w:line="240" w:lineRule="auto"/>
+        <w:spacing w:after="0" w:line="0" w:lineRule="atLeast"/>
         <w:jc w:val="both"/>
         <w:rPr>
-          <w:rFonts w:ascii="Candara Light" w:hAnsi="Candara Light" w:cstheme="minorHAnsi"/>
+          <w:rFonts w:ascii="Arial" w:hAnsi="Arial" w:cs="Arial"/>
           <w:i/>
           <w:color w:val="404040" w:themeColor="text1" w:themeTint="BF"/>
           <w:sz w:val="18"/>
@@ -284,479 +215,908 @@
     <w:p>
       <w:pPr>
         <w:pStyle w:val="Subtitle"/>
-        <w:rPr>
-          <w:rFonts w:ascii="Candara Light" w:hAnsi="Candara Light" w:cstheme="minorHAnsi"/>
-          <w:b/>
-          <w:color w:val="833C0B" w:themeColor="accent2" w:themeShade="80"/>
-          <w:sz w:val="32"/>
-          <w:szCs w:val="32"/>
-        </w:rPr>
-      </w:pPr>
-      <w:r>
-        <w:rPr>
-          <w:rFonts w:ascii="Candara Light" w:hAnsi="Candara Light" w:cstheme="minorHAnsi"/>
-          <w:b/>
-          <w:color w:val="833C0B" w:themeColor="accent2" w:themeShade="80"/>
-          <w:sz w:val="32"/>
-          <w:szCs w:val="32"/>
+        <w:spacing w:after="0" w:line="0" w:lineRule="atLeast"/>
+        <w:jc w:val="both"/>
+        <w:rPr>
+          <w:rFonts w:ascii="Arial" w:hAnsi="Arial" w:cs="Arial"/>
+          <w:color w:val="C45911" w:themeColor="accent2" w:themeShade="BF"/>
+        </w:rPr>
+      </w:pPr>
+      <w:r>
+        <w:rPr>
+          <w:rFonts w:ascii="Arial" w:hAnsi="Arial" w:cs="Arial"/>
+          <w:color w:val="C45911" w:themeColor="accent2" w:themeShade="BF"/>
         </w:rPr>
         <w:t>Summary</w:t>
       </w:r>
     </w:p>
     <w:p>
       <w:pPr>
+        <w:spacing w:after="0" w:line="0" w:lineRule="atLeast"/>
         <w:jc w:val="both"/>
         <w:rPr>
-          <w:rFonts w:ascii="Candara Light" w:hAnsi="Candara Light" w:cstheme="minorHAnsi"/>
+          <w:rFonts w:ascii="Arial" w:hAnsi="Arial" w:cs="Arial"/>
           <w:color w:val="404040" w:themeColor="text1" w:themeTint="BF"/>
-          <w:sz w:val="24"/>
-          <w:szCs w:val="24"/>
-        </w:rPr>
-      </w:pPr>
-      <w:r>
-        <w:rPr>
-          <w:rFonts w:ascii="Candara Light" w:hAnsi="Candara Light" w:cstheme="minorHAnsi"/>
+          <w:sz w:val="20"/>
+          <w:szCs w:val="20"/>
+        </w:rPr>
+      </w:pPr>
+      <w:r>
+        <w:rPr>
+          <w:rFonts w:ascii="Arial" w:hAnsi="Arial" w:cs="Arial"/>
           <w:color w:val="404040" w:themeColor="text1" w:themeTint="BF"/>
-          <w:sz w:val="24"/>
-          <w:szCs w:val="24"/>
-        </w:rPr>
-        <w:t xml:space="preserve">Senior Software Engineer with </w:t>
-      </w:r>
-      <w:r>
-        <w:rPr>
-          <w:rFonts w:ascii="Candara Light" w:hAnsi="Candara Light" w:cstheme="minorHAnsi"/>
-          <w:b/>
+          <w:sz w:val="20"/>
+          <w:szCs w:val="20"/>
+        </w:rPr>
+        <w:t xml:space="preserve">Senior Software Engineer with 10 years of experience building real production systems with Java Spring Boot, Python </w:t>
+      </w:r>
+      <w:proofErr w:type="spellStart"/>
+      <w:r>
+        <w:rPr>
+          <w:rFonts w:ascii="Arial" w:hAnsi="Arial" w:cs="Arial"/>
           <w:color w:val="404040" w:themeColor="text1" w:themeTint="BF"/>
-          <w:sz w:val="24"/>
-          <w:szCs w:val="24"/>
-        </w:rPr>
-        <w:t>8 years</w:t>
-      </w:r>
-      <w:r>
-        <w:rPr>
-          <w:rFonts w:ascii="Candara Light" w:hAnsi="Candara Light" w:cstheme="minorHAnsi"/>
+          <w:sz w:val="20"/>
+          <w:szCs w:val="20"/>
+        </w:rPr>
+        <w:t>FastAPI</w:t>
+      </w:r>
+      <w:proofErr w:type="spellEnd"/>
+      <w:r>
+        <w:rPr>
+          <w:rFonts w:ascii="Arial" w:hAnsi="Arial" w:cs="Arial"/>
           <w:color w:val="404040" w:themeColor="text1" w:themeTint="BF"/>
-          <w:sz w:val="24"/>
-          <w:szCs w:val="24"/>
-        </w:rPr>
-        <w:t xml:space="preserve"> building software that works well in real use and keeps getting better over time. Good at jumping in, working problems out, and fixing rough parts up. Brings clear thinking, strong responsibility, and a get-things-done mindset that teams can rely on</w:t>
-      </w:r>
-      <w:r>
-        <w:rPr>
-          <w:rFonts w:ascii="Candara Light" w:hAnsi="Candara Light" w:cstheme="minorHAnsi"/>
+          <w:sz w:val="20"/>
+          <w:szCs w:val="20"/>
+        </w:rPr>
+        <w:t>, and MERN Stack. Strong at building REST APIs, backend services, database workflows, event-driven processing, AI recommendation features, real-time video systems, booking flows, and reliable software that works smoothly for real users</w:t>
+      </w:r>
+      <w:r>
+        <w:rPr>
+          <w:rFonts w:ascii="Arial" w:hAnsi="Arial" w:cs="Arial"/>
           <w:color w:val="404040" w:themeColor="text1" w:themeTint="BF"/>
-          <w:sz w:val="24"/>
-          <w:szCs w:val="24"/>
+          <w:sz w:val="20"/>
+          <w:szCs w:val="20"/>
         </w:rPr>
         <w:t>.</w:t>
       </w:r>
       <w:r>
         <w:rPr>
-          <w:rFonts w:ascii="Candara Light" w:hAnsi="Candara Light" w:cstheme="minorHAnsi"/>
+          <w:rFonts w:ascii="Arial" w:hAnsi="Arial" w:cs="Arial"/>
           <w:color w:val="404040" w:themeColor="text1" w:themeTint="BF"/>
-          <w:sz w:val="24"/>
-          <w:szCs w:val="24"/>
+          <w:sz w:val="20"/>
+          <w:szCs w:val="20"/>
         </w:rPr>
         <w:t xml:space="preserve"> </w:t>
       </w:r>
     </w:p>
     <w:p>
       <w:pPr>
-        <w:pStyle w:val="Subtitle"/>
-        <w:rPr>
-          <w:rFonts w:ascii="Candara Light" w:hAnsi="Candara Light" w:cstheme="minorHAnsi"/>
-          <w:b/>
-          <w:color w:val="833C0B" w:themeColor="accent2" w:themeShade="80"/>
-          <w:sz w:val="32"/>
-          <w:szCs w:val="32"/>
-        </w:rPr>
-      </w:pPr>
-      <w:r>
-        <w:rPr>
-          <w:rFonts w:ascii="Candara Light" w:hAnsi="Candara Light" w:cstheme="minorHAnsi"/>
-          <w:b/>
-          <w:noProof/>
-          <w:color w:val="833C0B" w:themeColor="accent2" w:themeShade="80"/>
-          <w:sz w:val="32"/>
-          <w:szCs w:val="32"/>
-        </w:rPr>
-        <w:t>Skills</w:t>
-      </w:r>
+        <w:spacing w:after="0" w:line="0" w:lineRule="atLeast"/>
+        <w:jc w:val="both"/>
+        <w:rPr>
+          <w:rFonts w:ascii="Arial" w:hAnsi="Arial" w:cs="Arial"/>
+          <w:color w:val="262626" w:themeColor="text1" w:themeTint="D9"/>
+          <w:sz w:val="20"/>
+          <w:szCs w:val="20"/>
+        </w:rPr>
+      </w:pPr>
     </w:p>
     <w:p>
       <w:pPr>
-        <w:spacing w:line="360" w:lineRule="auto"/>
+        <w:pStyle w:val="Subtitle"/>
+        <w:spacing w:after="0" w:line="0" w:lineRule="atLeast"/>
         <w:jc w:val="both"/>
         <w:rPr>
-          <w:rFonts w:ascii="Candara Light" w:hAnsi="Candara Light" w:cs="Calibri"/>
+          <w:rFonts w:ascii="Arial" w:hAnsi="Arial" w:cs="Arial"/>
+          <w:color w:val="C45911" w:themeColor="accent2" w:themeShade="BF"/>
+        </w:rPr>
+      </w:pPr>
+      <w:r>
+        <w:rPr>
+          <w:rFonts w:ascii="Arial" w:hAnsi="Arial" w:cs="Arial"/>
+          <w:noProof/>
+          <w:color w:val="C45911" w:themeColor="accent2" w:themeShade="BF"/>
+        </w:rPr>
+        <w:t>Skills</w:t>
+      </w:r>
+    </w:p>
+    <w:p>
+      <w:pPr>
+        <w:spacing w:after="0" w:line="0" w:lineRule="atLeast"/>
+        <w:jc w:val="both"/>
+        <w:rPr>
+          <w:rFonts w:ascii="Arial" w:hAnsi="Arial" w:cs="Arial"/>
           <w:bCs/>
           <w:color w:val="404040" w:themeColor="text1" w:themeTint="BF"/>
-          <w:sz w:val="24"/>
-          <w:szCs w:val="24"/>
-        </w:rPr>
-      </w:pPr>
-      <w:r>
-        <w:rPr>
-          <w:rFonts w:ascii="Candara Light" w:hAnsi="Candara Light" w:cs="Calibri"/>
+          <w:sz w:val="20"/>
+          <w:szCs w:val="20"/>
+        </w:rPr>
+      </w:pPr>
+      <w:r>
+        <w:rPr>
+          <w:rFonts w:ascii="Arial" w:hAnsi="Arial" w:cs="Arial"/>
           <w:b/>
           <w:bCs/>
           <w:color w:val="404040" w:themeColor="text1" w:themeTint="BF"/>
-          <w:sz w:val="24"/>
-          <w:szCs w:val="24"/>
-        </w:rPr>
-        <w:t xml:space="preserve">React, Node.js, </w:t>
-      </w:r>
-      <w:proofErr w:type="spellStart"/>
-      <w:r>
-        <w:rPr>
-          <w:rFonts w:ascii="Candara Light" w:hAnsi="Candara Light" w:cs="Calibri"/>
+          <w:sz w:val="20"/>
+          <w:szCs w:val="20"/>
+        </w:rPr>
+        <w:t>Languages</w:t>
+      </w:r>
+      <w:r>
+        <w:rPr>
+          <w:rFonts w:ascii="Arial" w:hAnsi="Arial" w:cs="Arial"/>
           <w:bCs/>
           <w:color w:val="404040" w:themeColor="text1" w:themeTint="BF"/>
-          <w:sz w:val="24"/>
-          <w:szCs w:val="24"/>
-        </w:rPr>
-        <w:t>Javascript</w:t>
-      </w:r>
-      <w:proofErr w:type="spellEnd"/>
-      <w:r>
-        <w:rPr>
-          <w:rFonts w:ascii="Candara Light" w:hAnsi="Candara Light" w:cs="Calibri"/>
+          <w:sz w:val="20"/>
+          <w:szCs w:val="20"/>
+        </w:rPr>
+        <w:t>: Java, Python, JavaScript</w:t>
+      </w:r>
+    </w:p>
+    <w:p>
+      <w:pPr>
+        <w:spacing w:after="0" w:line="0" w:lineRule="atLeast"/>
+        <w:jc w:val="both"/>
+        <w:rPr>
+          <w:rFonts w:ascii="Arial" w:hAnsi="Arial" w:cs="Arial"/>
           <w:bCs/>
           <w:color w:val="404040" w:themeColor="text1" w:themeTint="BF"/>
-          <w:sz w:val="24"/>
-          <w:szCs w:val="24"/>
-        </w:rPr>
-        <w:t xml:space="preserve">, Next.js, </w:t>
-      </w:r>
-      <w:proofErr w:type="spellStart"/>
-      <w:r>
-        <w:rPr>
-          <w:rFonts w:ascii="Candara Light" w:hAnsi="Candara Light" w:cs="Calibri"/>
-          <w:bCs/>
-          <w:color w:val="404040" w:themeColor="text1" w:themeTint="BF"/>
-          <w:sz w:val="24"/>
-          <w:szCs w:val="24"/>
-        </w:rPr>
-        <w:t>Redux</w:t>
-      </w:r>
-      <w:proofErr w:type="spellEnd"/>
-      <w:r>
-        <w:rPr>
-          <w:rFonts w:ascii="Candara Light" w:hAnsi="Candara Light" w:cs="Calibri"/>
-          <w:bCs/>
-          <w:color w:val="404040" w:themeColor="text1" w:themeTint="BF"/>
-          <w:sz w:val="24"/>
-          <w:szCs w:val="24"/>
-        </w:rPr>
-        <w:t>,</w:t>
-      </w:r>
-      <w:r>
-        <w:rPr>
-          <w:rFonts w:ascii="Candara Light" w:hAnsi="Candara Light" w:cs="Calibri"/>
-          <w:bCs/>
-          <w:color w:val="404040" w:themeColor="text1" w:themeTint="BF"/>
-          <w:sz w:val="24"/>
-          <w:szCs w:val="24"/>
-        </w:rPr>
-        <w:t xml:space="preserve"> </w:t>
-      </w:r>
-      <w:r>
-        <w:rPr>
-          <w:rFonts w:ascii="Candara Light" w:hAnsi="Candara Light" w:cs="Calibri"/>
+          <w:sz w:val="20"/>
+          <w:szCs w:val="20"/>
+        </w:rPr>
+      </w:pPr>
+      <w:r>
+        <w:rPr>
+          <w:rFonts w:ascii="Arial" w:hAnsi="Arial" w:cs="Arial"/>
           <w:b/>
           <w:bCs/>
           <w:color w:val="404040" w:themeColor="text1" w:themeTint="BF"/>
-          <w:sz w:val="24"/>
-          <w:szCs w:val="24"/>
-        </w:rPr>
-        <w:t>Terraform, AWS</w:t>
-      </w:r>
-      <w:r>
-        <w:rPr>
-          <w:rFonts w:ascii="Candara Light" w:hAnsi="Candara Light" w:cs="Calibri"/>
+          <w:sz w:val="20"/>
+          <w:szCs w:val="20"/>
+        </w:rPr>
+        <w:t>Backend</w:t>
+      </w:r>
+      <w:r>
+        <w:rPr>
+          <w:rFonts w:ascii="Arial" w:hAnsi="Arial" w:cs="Arial"/>
           <w:bCs/>
           <w:color w:val="404040" w:themeColor="text1" w:themeTint="BF"/>
-          <w:sz w:val="24"/>
-          <w:szCs w:val="24"/>
-        </w:rPr>
-        <w:t xml:space="preserve">, </w:t>
-      </w:r>
-      <w:r>
-        <w:rPr>
-          <w:rFonts w:ascii="Candara Light" w:hAnsi="Candara Light" w:cs="Calibri"/>
+          <w:sz w:val="20"/>
+          <w:szCs w:val="20"/>
+        </w:rPr>
+        <w:t xml:space="preserve">: Spring Boot, Spring MVC, Spring Data JPA, Hibernate, </w:t>
+      </w:r>
+      <w:proofErr w:type="spellStart"/>
+      <w:r>
+        <w:rPr>
+          <w:rFonts w:ascii="Arial" w:hAnsi="Arial" w:cs="Arial"/>
+          <w:bCs/>
+          <w:color w:val="404040" w:themeColor="text1" w:themeTint="BF"/>
+          <w:sz w:val="20"/>
+          <w:szCs w:val="20"/>
+        </w:rPr>
+        <w:t>FastAPI</w:t>
+      </w:r>
+      <w:proofErr w:type="spellEnd"/>
+      <w:r>
+        <w:rPr>
+          <w:rFonts w:ascii="Arial" w:hAnsi="Arial" w:cs="Arial"/>
+          <w:bCs/>
+          <w:color w:val="404040" w:themeColor="text1" w:themeTint="BF"/>
+          <w:sz w:val="20"/>
+          <w:szCs w:val="20"/>
+        </w:rPr>
+        <w:t>, Node.js, Express.js, REST APIs</w:t>
+      </w:r>
+    </w:p>
+    <w:p>
+      <w:pPr>
+        <w:spacing w:after="0" w:line="0" w:lineRule="atLeast"/>
+        <w:jc w:val="both"/>
+        <w:rPr>
+          <w:rFonts w:ascii="Arial" w:hAnsi="Arial" w:cs="Arial"/>
+          <w:bCs/>
+          <w:color w:val="404040" w:themeColor="text1" w:themeTint="BF"/>
+          <w:sz w:val="20"/>
+          <w:szCs w:val="20"/>
+        </w:rPr>
+      </w:pPr>
+      <w:r>
+        <w:rPr>
+          <w:rFonts w:ascii="Arial" w:hAnsi="Arial" w:cs="Arial"/>
           <w:b/>
           <w:bCs/>
           <w:color w:val="404040" w:themeColor="text1" w:themeTint="BF"/>
-          <w:sz w:val="24"/>
-          <w:szCs w:val="24"/>
-        </w:rPr>
-        <w:t>Angular,</w:t>
-      </w:r>
-      <w:r>
-        <w:rPr>
-          <w:rFonts w:ascii="Candara Light" w:hAnsi="Candara Light" w:cs="Calibri"/>
+          <w:sz w:val="20"/>
+          <w:szCs w:val="20"/>
+        </w:rPr>
+        <w:t>Frontend</w:t>
+      </w:r>
+      <w:r>
+        <w:rPr>
+          <w:rFonts w:ascii="Arial" w:hAnsi="Arial" w:cs="Arial"/>
+          <w:bCs/>
+          <w:color w:val="404040" w:themeColor="text1" w:themeTint="BF"/>
+          <w:sz w:val="20"/>
+          <w:szCs w:val="20"/>
+        </w:rPr>
+        <w:t>: React</w:t>
+      </w:r>
+    </w:p>
+    <w:p>
+      <w:pPr>
+        <w:spacing w:after="0" w:line="0" w:lineRule="atLeast"/>
+        <w:jc w:val="both"/>
+        <w:rPr>
+          <w:rFonts w:ascii="Arial" w:hAnsi="Arial" w:cs="Arial"/>
+          <w:bCs/>
+          <w:color w:val="404040" w:themeColor="text1" w:themeTint="BF"/>
+          <w:sz w:val="20"/>
+          <w:szCs w:val="20"/>
+        </w:rPr>
+      </w:pPr>
+      <w:r>
+        <w:rPr>
+          <w:rFonts w:ascii="Arial" w:hAnsi="Arial" w:cs="Arial"/>
           <w:b/>
           <w:bCs/>
           <w:color w:val="404040" w:themeColor="text1" w:themeTint="BF"/>
-          <w:sz w:val="24"/>
-          <w:szCs w:val="24"/>
-        </w:rPr>
-        <w:t xml:space="preserve"> Python, C#, .</w:t>
-      </w:r>
-      <w:r>
-        <w:rPr>
-          <w:rFonts w:ascii="Candara Light" w:hAnsi="Candara Light" w:cs="Calibri"/>
+          <w:sz w:val="20"/>
+          <w:szCs w:val="20"/>
+        </w:rPr>
+        <w:t>Databases</w:t>
+      </w:r>
+      <w:r>
+        <w:rPr>
+          <w:rFonts w:ascii="Arial" w:hAnsi="Arial" w:cs="Arial"/>
+          <w:bCs/>
+          <w:color w:val="404040" w:themeColor="text1" w:themeTint="BF"/>
+          <w:sz w:val="20"/>
+          <w:szCs w:val="20"/>
+        </w:rPr>
+        <w:t xml:space="preserve">: PostgreSQL, MongoDB, Mongoose, </w:t>
+      </w:r>
+      <w:proofErr w:type="spellStart"/>
+      <w:r>
+        <w:rPr>
+          <w:rFonts w:ascii="Arial" w:hAnsi="Arial" w:cs="Arial"/>
+          <w:bCs/>
+          <w:color w:val="404040" w:themeColor="text1" w:themeTint="BF"/>
+          <w:sz w:val="20"/>
+          <w:szCs w:val="20"/>
+        </w:rPr>
+        <w:t>Redis</w:t>
+      </w:r>
+      <w:proofErr w:type="spellEnd"/>
+    </w:p>
+    <w:p>
+      <w:pPr>
+        <w:spacing w:after="0" w:line="0" w:lineRule="atLeast"/>
+        <w:jc w:val="both"/>
+        <w:rPr>
+          <w:rFonts w:ascii="Arial" w:hAnsi="Arial" w:cs="Arial"/>
+          <w:bCs/>
+          <w:color w:val="404040" w:themeColor="text1" w:themeTint="BF"/>
+          <w:sz w:val="20"/>
+          <w:szCs w:val="20"/>
+        </w:rPr>
+      </w:pPr>
+      <w:r>
+        <w:rPr>
+          <w:rFonts w:ascii="Arial" w:hAnsi="Arial" w:cs="Arial"/>
           <w:b/>
           <w:bCs/>
           <w:color w:val="404040" w:themeColor="text1" w:themeTint="BF"/>
-          <w:sz w:val="24"/>
-          <w:szCs w:val="24"/>
-        </w:rPr>
-        <w:t>Net</w:t>
-      </w:r>
-      <w:r>
-        <w:rPr>
-          <w:rFonts w:ascii="Candara Light" w:hAnsi="Candara Light" w:cs="Calibri"/>
+          <w:sz w:val="20"/>
+          <w:szCs w:val="20"/>
+        </w:rPr>
+        <w:t>Data &amp; ML</w:t>
+      </w:r>
+      <w:r>
+        <w:rPr>
+          <w:rFonts w:ascii="Arial" w:hAnsi="Arial" w:cs="Arial"/>
           <w:bCs/>
           <w:color w:val="404040" w:themeColor="text1" w:themeTint="BF"/>
-          <w:sz w:val="24"/>
-          <w:szCs w:val="24"/>
-        </w:rPr>
-        <w:t xml:space="preserve">, HTML, CSS, Tailwind, MySQL, PostgreSQL, MongoDB, REST API, </w:t>
+          <w:sz w:val="20"/>
+          <w:szCs w:val="20"/>
+        </w:rPr>
+        <w:t xml:space="preserve">: Pandas, </w:t>
       </w:r>
       <w:proofErr w:type="spellStart"/>
       <w:r>
         <w:rPr>
-          <w:rFonts w:ascii="Candara Light" w:hAnsi="Candara Light" w:cs="Calibri"/>
+          <w:rFonts w:ascii="Arial" w:hAnsi="Arial" w:cs="Arial"/>
           <w:bCs/>
           <w:color w:val="404040" w:themeColor="text1" w:themeTint="BF"/>
-          <w:sz w:val="24"/>
-          <w:szCs w:val="24"/>
-        </w:rPr>
-        <w:t>GraphQL</w:t>
+          <w:sz w:val="20"/>
+          <w:szCs w:val="20"/>
+        </w:rPr>
+        <w:t>NumPy</w:t>
       </w:r>
       <w:proofErr w:type="spellEnd"/>
       <w:r>
         <w:rPr>
-          <w:rFonts w:ascii="Candara Light" w:hAnsi="Candara Light" w:cs="Calibri"/>
+          <w:rFonts w:ascii="Arial" w:hAnsi="Arial" w:cs="Arial"/>
           <w:bCs/>
           <w:color w:val="404040" w:themeColor="text1" w:themeTint="BF"/>
-          <w:sz w:val="24"/>
-          <w:szCs w:val="24"/>
+          <w:sz w:val="20"/>
+          <w:szCs w:val="20"/>
         </w:rPr>
         <w:t xml:space="preserve">, </w:t>
       </w:r>
       <w:proofErr w:type="spellStart"/>
       <w:r>
         <w:rPr>
-          <w:rFonts w:ascii="Candara Light" w:hAnsi="Candara Light" w:cs="Calibri"/>
+          <w:rFonts w:ascii="Arial" w:hAnsi="Arial" w:cs="Arial"/>
           <w:bCs/>
           <w:color w:val="404040" w:themeColor="text1" w:themeTint="BF"/>
-          <w:sz w:val="24"/>
-          <w:szCs w:val="24"/>
-        </w:rPr>
-        <w:t>gRPC</w:t>
+          <w:sz w:val="20"/>
+          <w:szCs w:val="20"/>
+        </w:rPr>
+        <w:t>scikit</w:t>
       </w:r>
       <w:proofErr w:type="spellEnd"/>
       <w:r>
         <w:rPr>
-          <w:rFonts w:ascii="Candara Light" w:hAnsi="Candara Light" w:cs="Calibri"/>
+          <w:rFonts w:ascii="Arial" w:hAnsi="Arial" w:cs="Arial"/>
           <w:bCs/>
           <w:color w:val="404040" w:themeColor="text1" w:themeTint="BF"/>
-          <w:sz w:val="24"/>
-          <w:szCs w:val="24"/>
-        </w:rPr>
-        <w:t xml:space="preserve">, </w:t>
-      </w:r>
-      <w:proofErr w:type="spellStart"/>
-      <w:r>
-        <w:rPr>
-          <w:rFonts w:ascii="Candara Light" w:hAnsi="Candara Light" w:cs="Calibri"/>
+          <w:sz w:val="20"/>
+          <w:szCs w:val="20"/>
+        </w:rPr>
+        <w:t>-learn</w:t>
+      </w:r>
+    </w:p>
+    <w:p>
+      <w:pPr>
+        <w:spacing w:after="0" w:line="0" w:lineRule="atLeast"/>
+        <w:jc w:val="both"/>
+        <w:rPr>
+          <w:rFonts w:ascii="Arial" w:hAnsi="Arial" w:cs="Arial"/>
           <w:bCs/>
           <w:color w:val="404040" w:themeColor="text1" w:themeTint="BF"/>
-          <w:sz w:val="24"/>
-          <w:szCs w:val="24"/>
-        </w:rPr>
-        <w:t>Microservice</w:t>
-      </w:r>
-      <w:proofErr w:type="spellEnd"/>
-      <w:r>
-        <w:rPr>
-          <w:rFonts w:ascii="Candara Light" w:hAnsi="Candara Light" w:cs="Calibri"/>
-          <w:bCs/>
-          <w:color w:val="404040" w:themeColor="text1" w:themeTint="BF"/>
-          <w:sz w:val="24"/>
-          <w:szCs w:val="24"/>
-        </w:rPr>
-        <w:t xml:space="preserve">, </w:t>
-      </w:r>
-      <w:proofErr w:type="spellStart"/>
-      <w:r>
-        <w:rPr>
-          <w:rFonts w:ascii="Candara Light" w:hAnsi="Candara Light" w:cs="Calibri"/>
-          <w:bCs/>
-          <w:color w:val="404040" w:themeColor="text1" w:themeTint="BF"/>
-          <w:sz w:val="24"/>
-          <w:szCs w:val="24"/>
-        </w:rPr>
-        <w:t>Git</w:t>
-      </w:r>
-      <w:proofErr w:type="spellEnd"/>
-      <w:r>
-        <w:rPr>
-          <w:rFonts w:ascii="Candara Light" w:hAnsi="Candara Light" w:cs="Calibri"/>
-          <w:bCs/>
-          <w:color w:val="404040" w:themeColor="text1" w:themeTint="BF"/>
-          <w:sz w:val="24"/>
-          <w:szCs w:val="24"/>
-        </w:rPr>
-        <w:t xml:space="preserve">, GitHub, CI/CD, Docker, Kubernetes, Jenkins, Jira, Linux, Kafka, Prometheus, </w:t>
-      </w:r>
-      <w:proofErr w:type="spellStart"/>
-      <w:r>
-        <w:rPr>
-          <w:rFonts w:ascii="Candara Light" w:hAnsi="Candara Light" w:cs="Calibri"/>
-          <w:bCs/>
-          <w:color w:val="404040" w:themeColor="text1" w:themeTint="BF"/>
-          <w:sz w:val="24"/>
-          <w:szCs w:val="24"/>
-        </w:rPr>
-        <w:t>Grafana</w:t>
-      </w:r>
-      <w:proofErr w:type="spellEnd"/>
-      <w:r>
-        <w:rPr>
-          <w:rFonts w:ascii="Candara Light" w:hAnsi="Candara Light" w:cs="Calibri"/>
-          <w:bCs/>
-          <w:color w:val="404040" w:themeColor="text1" w:themeTint="BF"/>
-          <w:sz w:val="24"/>
-          <w:szCs w:val="24"/>
-        </w:rPr>
-        <w:t>, Agile</w:t>
-      </w:r>
-      <w:r>
-        <w:rPr>
-          <w:rFonts w:ascii="Candara Light" w:hAnsi="Candara Light" w:cs="Calibri"/>
+          <w:sz w:val="20"/>
+          <w:szCs w:val="20"/>
+        </w:rPr>
+      </w:pPr>
+      <w:r>
+        <w:rPr>
+          <w:rFonts w:ascii="Arial" w:hAnsi="Arial" w:cs="Arial"/>
           <w:b/>
           <w:bCs/>
           <w:color w:val="404040" w:themeColor="text1" w:themeTint="BF"/>
-          <w:sz w:val="24"/>
-          <w:szCs w:val="24"/>
-        </w:rPr>
-        <w:t>.</w:t>
+          <w:sz w:val="20"/>
+          <w:szCs w:val="20"/>
+        </w:rPr>
+        <w:t xml:space="preserve">Messaging &amp; </w:t>
+      </w:r>
+      <w:proofErr w:type="spellStart"/>
+      <w:r>
+        <w:rPr>
+          <w:rFonts w:ascii="Arial" w:hAnsi="Arial" w:cs="Arial"/>
+          <w:b/>
+          <w:bCs/>
+          <w:color w:val="404040" w:themeColor="text1" w:themeTint="BF"/>
+          <w:sz w:val="20"/>
+          <w:szCs w:val="20"/>
+        </w:rPr>
+        <w:t>Realtime</w:t>
+      </w:r>
+      <w:proofErr w:type="spellEnd"/>
+      <w:r>
+        <w:rPr>
+          <w:rFonts w:ascii="Arial" w:hAnsi="Arial" w:cs="Arial"/>
+          <w:bCs/>
+          <w:color w:val="404040" w:themeColor="text1" w:themeTint="BF"/>
+          <w:sz w:val="20"/>
+          <w:szCs w:val="20"/>
+        </w:rPr>
+        <w:t xml:space="preserve">: Kafka, </w:t>
+      </w:r>
+      <w:proofErr w:type="spellStart"/>
+      <w:r>
+        <w:rPr>
+          <w:rFonts w:ascii="Arial" w:hAnsi="Arial" w:cs="Arial"/>
+          <w:bCs/>
+          <w:color w:val="404040" w:themeColor="text1" w:themeTint="BF"/>
+          <w:sz w:val="20"/>
+          <w:szCs w:val="20"/>
+        </w:rPr>
+        <w:t>WebRTC</w:t>
+      </w:r>
+      <w:proofErr w:type="spellEnd"/>
+      <w:r>
+        <w:rPr>
+          <w:rFonts w:ascii="Arial" w:hAnsi="Arial" w:cs="Arial"/>
+          <w:bCs/>
+          <w:color w:val="404040" w:themeColor="text1" w:themeTint="BF"/>
+          <w:sz w:val="20"/>
+          <w:szCs w:val="20"/>
+        </w:rPr>
+        <w:t>, Socket.IO</w:t>
       </w:r>
     </w:p>
     <w:p>
       <w:pPr>
-        <w:pStyle w:val="Subtitle"/>
-        <w:rPr>
-          <w:rFonts w:ascii="Candara Light" w:hAnsi="Candara Light" w:cstheme="minorHAnsi"/>
+        <w:spacing w:after="0" w:line="0" w:lineRule="atLeast"/>
+        <w:jc w:val="both"/>
+        <w:rPr>
+          <w:rFonts w:ascii="Arial" w:hAnsi="Arial" w:cs="Arial"/>
+          <w:bCs/>
+          <w:color w:val="404040" w:themeColor="text1" w:themeTint="BF"/>
+          <w:sz w:val="20"/>
+          <w:szCs w:val="20"/>
+        </w:rPr>
+      </w:pPr>
+      <w:r>
+        <w:rPr>
+          <w:rFonts w:ascii="Arial" w:hAnsi="Arial" w:cs="Arial"/>
           <w:b/>
-          <w:color w:val="833C0B" w:themeColor="accent2" w:themeShade="80"/>
-          <w:sz w:val="32"/>
-          <w:szCs w:val="32"/>
-        </w:rPr>
-      </w:pPr>
-      <w:r>
-        <w:rPr>
-          <w:rFonts w:ascii="Candara Light" w:hAnsi="Candara Light" w:cstheme="minorHAnsi"/>
-          <w:b/>
-          <w:noProof/>
-          <w:color w:val="833C0B" w:themeColor="accent2" w:themeShade="80"/>
-          <w:sz w:val="32"/>
-          <w:szCs w:val="32"/>
-        </w:rPr>
-        <w:t>Experience</w:t>
+          <w:bCs/>
+          <w:color w:val="404040" w:themeColor="text1" w:themeTint="BF"/>
+          <w:sz w:val="20"/>
+          <w:szCs w:val="20"/>
+        </w:rPr>
+        <w:t>Security</w:t>
+      </w:r>
+      <w:r>
+        <w:rPr>
+          <w:rFonts w:ascii="Arial" w:hAnsi="Arial" w:cs="Arial"/>
+          <w:bCs/>
+          <w:color w:val="404040" w:themeColor="text1" w:themeTint="BF"/>
+          <w:sz w:val="20"/>
+          <w:szCs w:val="20"/>
+        </w:rPr>
+        <w:t>: JWT</w:t>
       </w:r>
     </w:p>
     <w:p>
       <w:pPr>
+        <w:spacing w:after="0" w:line="0" w:lineRule="atLeast"/>
+        <w:jc w:val="both"/>
+        <w:rPr>
+          <w:rFonts w:ascii="Arial" w:hAnsi="Arial" w:cs="Arial"/>
+          <w:bCs/>
+          <w:color w:val="404040" w:themeColor="text1" w:themeTint="BF"/>
+          <w:sz w:val="20"/>
+          <w:szCs w:val="20"/>
+        </w:rPr>
+      </w:pPr>
+      <w:r>
+        <w:rPr>
+          <w:rFonts w:ascii="Arial" w:hAnsi="Arial" w:cs="Arial"/>
+          <w:b/>
+          <w:bCs/>
+          <w:color w:val="404040" w:themeColor="text1" w:themeTint="BF"/>
+          <w:sz w:val="20"/>
+          <w:szCs w:val="20"/>
+        </w:rPr>
+        <w:t>DevOps &amp; Tools</w:t>
+      </w:r>
+      <w:r>
+        <w:rPr>
+          <w:rFonts w:ascii="Arial" w:hAnsi="Arial" w:cs="Arial"/>
+          <w:bCs/>
+          <w:color w:val="404040" w:themeColor="text1" w:themeTint="BF"/>
+          <w:sz w:val="20"/>
+          <w:szCs w:val="20"/>
+        </w:rPr>
+        <w:t xml:space="preserve">: </w:t>
+      </w:r>
+      <w:proofErr w:type="spellStart"/>
+      <w:r>
+        <w:rPr>
+          <w:rFonts w:ascii="Arial" w:hAnsi="Arial" w:cs="Arial"/>
+          <w:bCs/>
+          <w:color w:val="404040" w:themeColor="text1" w:themeTint="BF"/>
+          <w:sz w:val="20"/>
+          <w:szCs w:val="20"/>
+        </w:rPr>
+        <w:t>Git</w:t>
+      </w:r>
+      <w:proofErr w:type="spellEnd"/>
+      <w:r>
+        <w:rPr>
+          <w:rFonts w:ascii="Arial" w:hAnsi="Arial" w:cs="Arial"/>
+          <w:bCs/>
+          <w:color w:val="404040" w:themeColor="text1" w:themeTint="BF"/>
+          <w:sz w:val="20"/>
+          <w:szCs w:val="20"/>
+        </w:rPr>
+        <w:t>, GitHub, Docker, Jenkins, Jira, Linux</w:t>
+      </w:r>
+      <w:r>
+        <w:rPr>
+          <w:rFonts w:ascii="Arial" w:hAnsi="Arial" w:cs="Arial"/>
+          <w:bCs/>
+          <w:color w:val="404040" w:themeColor="text1" w:themeTint="BF"/>
+          <w:sz w:val="20"/>
+          <w:szCs w:val="20"/>
+        </w:rPr>
+        <w:t>.</w:t>
+      </w:r>
+    </w:p>
+    <w:p>
+      <w:pPr>
+        <w:spacing w:after="0" w:line="0" w:lineRule="atLeast"/>
+        <w:jc w:val="both"/>
+        <w:rPr>
+          <w:rFonts w:ascii="Arial" w:hAnsi="Arial" w:cs="Arial"/>
+          <w:bCs/>
+          <w:color w:val="262626" w:themeColor="text1" w:themeTint="D9"/>
+          <w:sz w:val="20"/>
+          <w:szCs w:val="20"/>
+        </w:rPr>
+      </w:pPr>
+    </w:p>
+    <w:p>
+      <w:pPr>
+        <w:pStyle w:val="Subtitle"/>
+        <w:spacing w:after="0" w:line="0" w:lineRule="atLeast"/>
+        <w:jc w:val="both"/>
+        <w:rPr>
+          <w:rFonts w:ascii="Arial" w:hAnsi="Arial" w:cs="Arial"/>
+          <w:color w:val="C45911" w:themeColor="accent2" w:themeShade="BF"/>
+        </w:rPr>
+      </w:pPr>
+      <w:r>
+        <w:rPr>
+          <w:rFonts w:ascii="Arial" w:hAnsi="Arial" w:cs="Arial"/>
+          <w:noProof/>
+          <w:color w:val="C45911" w:themeColor="accent2" w:themeShade="BF"/>
+        </w:rPr>
+        <w:t>Experience</w:t>
+      </w:r>
+      <w:bookmarkStart w:id="0" w:name="_GoBack"/>
+      <w:bookmarkEnd w:id="0"/>
+    </w:p>
+    <w:p>
+      <w:pPr>
         <w:pStyle w:val="Heading3"/>
-        <w:rPr>
-          <w:rFonts w:ascii="Candara Light" w:hAnsi="Candara Light" w:cstheme="minorHAnsi"/>
+        <w:spacing w:before="0" w:line="0" w:lineRule="atLeast"/>
+        <w:jc w:val="both"/>
+        <w:rPr>
+          <w:rFonts w:ascii="Arial" w:hAnsi="Arial" w:cs="Arial"/>
+          <w:color w:val="C45911" w:themeColor="accent2" w:themeShade="BF"/>
+          <w:sz w:val="22"/>
+          <w:szCs w:val="22"/>
+        </w:rPr>
+      </w:pPr>
+      <w:r>
+        <w:rPr>
+          <w:rFonts w:ascii="Arial" w:hAnsi="Arial" w:cs="Arial"/>
+          <w:color w:val="C45911" w:themeColor="accent2" w:themeShade="BF"/>
+          <w:sz w:val="22"/>
+          <w:szCs w:val="22"/>
+        </w:rPr>
+        <w:t>Java</w:t>
+      </w:r>
+      <w:r>
+        <w:rPr>
+          <w:rFonts w:ascii="Arial" w:hAnsi="Arial" w:cs="Arial"/>
+          <w:color w:val="C45911" w:themeColor="accent2" w:themeShade="BF"/>
+          <w:sz w:val="22"/>
+          <w:szCs w:val="22"/>
+        </w:rPr>
+        <w:t xml:space="preserve"> Engineer, </w:t>
+      </w:r>
+      <w:r>
+        <w:rPr>
+          <w:rFonts w:ascii="Arial" w:hAnsi="Arial" w:cs="Arial"/>
+          <w:color w:val="C45911" w:themeColor="accent2" w:themeShade="BF"/>
+          <w:sz w:val="22"/>
+          <w:szCs w:val="22"/>
+        </w:rPr>
+        <w:t>HMSHost</w:t>
+      </w:r>
+      <w:r>
+        <w:rPr>
+          <w:rFonts w:ascii="Arial" w:hAnsi="Arial" w:cs="Arial"/>
+          <w:color w:val="C45911" w:themeColor="accent2" w:themeShade="BF"/>
+          <w:sz w:val="22"/>
+          <w:szCs w:val="22"/>
+        </w:rPr>
+        <w:t>, 0</w:t>
+      </w:r>
+      <w:r>
+        <w:rPr>
+          <w:rFonts w:ascii="Arial" w:hAnsi="Arial" w:cs="Arial"/>
+          <w:color w:val="C45911" w:themeColor="accent2" w:themeShade="BF"/>
+          <w:sz w:val="22"/>
+          <w:szCs w:val="22"/>
+        </w:rPr>
+        <w:t>8</w:t>
+      </w:r>
+      <w:r>
+        <w:rPr>
+          <w:rFonts w:ascii="Arial" w:hAnsi="Arial" w:cs="Arial"/>
+          <w:color w:val="C45911" w:themeColor="accent2" w:themeShade="BF"/>
+          <w:sz w:val="22"/>
+          <w:szCs w:val="22"/>
+        </w:rPr>
+        <w:t>/202</w:t>
+      </w:r>
+      <w:r>
+        <w:rPr>
+          <w:rFonts w:ascii="Arial" w:hAnsi="Arial" w:cs="Arial"/>
+          <w:color w:val="C45911" w:themeColor="accent2" w:themeShade="BF"/>
+          <w:sz w:val="22"/>
+          <w:szCs w:val="22"/>
+        </w:rPr>
+        <w:t>3</w:t>
+      </w:r>
+      <w:r>
+        <w:rPr>
+          <w:rFonts w:ascii="Arial" w:hAnsi="Arial" w:cs="Arial"/>
+          <w:color w:val="C45911" w:themeColor="accent2" w:themeShade="BF"/>
+          <w:sz w:val="22"/>
+          <w:szCs w:val="22"/>
+        </w:rPr>
+        <w:t xml:space="preserve"> – </w:t>
+      </w:r>
+      <w:r>
+        <w:rPr>
+          <w:rFonts w:ascii="Arial" w:hAnsi="Arial" w:cs="Arial"/>
+          <w:color w:val="C45911" w:themeColor="accent2" w:themeShade="BF"/>
+          <w:sz w:val="22"/>
+          <w:szCs w:val="22"/>
+        </w:rPr>
+        <w:t>02</w:t>
+      </w:r>
+      <w:r>
+        <w:rPr>
+          <w:rFonts w:ascii="Arial" w:hAnsi="Arial" w:cs="Arial"/>
+          <w:color w:val="C45911" w:themeColor="accent2" w:themeShade="BF"/>
+          <w:sz w:val="22"/>
+          <w:szCs w:val="22"/>
+        </w:rPr>
+        <w:t>/2025</w:t>
+      </w:r>
+    </w:p>
+    <w:p>
+      <w:pPr>
+        <w:pStyle w:val="isselectedend"/>
+        <w:numPr>
+          <w:ilvl w:val="0"/>
+          <w:numId w:val="26"/>
+        </w:numPr>
+        <w:spacing w:before="0" w:beforeAutospacing="0" w:after="0" w:afterAutospacing="0" w:line="0" w:lineRule="atLeast"/>
+        <w:jc w:val="both"/>
+        <w:rPr>
+          <w:rFonts w:ascii="Arial" w:hAnsi="Arial" w:cs="Arial"/>
           <w:b/>
-          <w:color w:val="833C0B" w:themeColor="accent2" w:themeShade="80"/>
-        </w:rPr>
-      </w:pPr>
-      <w:r>
-        <w:rPr>
-          <w:rFonts w:ascii="Candara Light" w:hAnsi="Candara Light" w:cstheme="minorHAnsi"/>
+          <w:i/>
+          <w:color w:val="5B9BD5" w:themeColor="accent1"/>
+          <w:sz w:val="20"/>
+          <w:szCs w:val="20"/>
+        </w:rPr>
+      </w:pPr>
+      <w:r>
+        <w:rPr>
+          <w:rFonts w:ascii="Arial" w:hAnsi="Arial" w:cs="Arial"/>
           <w:b/>
-          <w:color w:val="833C0B" w:themeColor="accent2" w:themeShade="80"/>
-        </w:rPr>
-        <w:t>Senior</w:t>
-      </w:r>
-      <w:r>
-        <w:rPr>
-          <w:rFonts w:ascii="Candara Light" w:hAnsi="Candara Light" w:cstheme="minorHAnsi"/>
+          <w:i/>
+          <w:color w:val="5B9BD5" w:themeColor="accent1"/>
+          <w:sz w:val="20"/>
+          <w:szCs w:val="20"/>
+        </w:rPr>
+        <w:t>Sales Tracking Module</w:t>
+      </w:r>
+    </w:p>
+    <w:p>
+      <w:pPr>
+        <w:spacing w:after="0" w:line="0" w:lineRule="atLeast"/>
+        <w:ind w:left="720"/>
+        <w:jc w:val="both"/>
+        <w:rPr>
+          <w:rFonts w:ascii="Arial" w:eastAsia="Times New Roman" w:hAnsi="Arial" w:cs="Arial"/>
+          <w:color w:val="595959" w:themeColor="text1" w:themeTint="A6"/>
+          <w:sz w:val="20"/>
+          <w:szCs w:val="20"/>
+        </w:rPr>
+      </w:pPr>
+      <w:r>
+        <w:rPr>
+          <w:rFonts w:ascii="Arial" w:eastAsia="Times New Roman" w:hAnsi="Arial" w:cs="Arial"/>
           <w:b/>
-          <w:color w:val="833C0B" w:themeColor="accent2" w:themeShade="80"/>
-        </w:rPr>
-        <w:t xml:space="preserve"> Software Engineer, </w:t>
-      </w:r>
-      <w:r>
-        <w:rPr>
-          <w:rFonts w:ascii="Candara Light" w:hAnsi="Candara Light" w:cstheme="minorHAnsi"/>
+          <w:color w:val="595959" w:themeColor="text1" w:themeTint="A6"/>
+          <w:sz w:val="20"/>
+          <w:szCs w:val="20"/>
+        </w:rPr>
+        <w:t>Business Challenge</w:t>
+      </w:r>
+      <w:r>
+        <w:rPr>
+          <w:rFonts w:ascii="Arial" w:eastAsia="Times New Roman" w:hAnsi="Arial" w:cs="Arial"/>
+          <w:color w:val="595959" w:themeColor="text1" w:themeTint="A6"/>
+          <w:sz w:val="20"/>
+          <w:szCs w:val="20"/>
+        </w:rPr>
+        <w:t>: Airport restaurants across 50+ locations generated millions of POS transactions, but sales reports were slow and inconsistent because operational dashboards were querying raw transactional data directly during peak business hours.</w:t>
+      </w:r>
+    </w:p>
+    <w:p>
+      <w:pPr>
+        <w:spacing w:after="0" w:line="0" w:lineRule="atLeast"/>
+        <w:ind w:left="720"/>
+        <w:jc w:val="both"/>
+        <w:rPr>
+          <w:rFonts w:ascii="Arial" w:eastAsia="Times New Roman" w:hAnsi="Arial" w:cs="Arial"/>
+          <w:color w:val="595959" w:themeColor="text1" w:themeTint="A6"/>
+          <w:sz w:val="20"/>
+          <w:szCs w:val="20"/>
+        </w:rPr>
+      </w:pPr>
+      <w:r>
+        <w:rPr>
+          <w:rFonts w:ascii="Arial" w:eastAsia="Times New Roman" w:hAnsi="Arial" w:cs="Arial"/>
           <w:b/>
-          <w:color w:val="833C0B" w:themeColor="accent2" w:themeShade="80"/>
-        </w:rPr>
-        <w:t>HMSHost</w:t>
-      </w:r>
-      <w:r>
-        <w:rPr>
-          <w:rFonts w:ascii="Candara Light" w:hAnsi="Candara Light" w:cstheme="minorHAnsi"/>
+          <w:color w:val="595959" w:themeColor="text1" w:themeTint="A6"/>
+          <w:sz w:val="20"/>
+          <w:szCs w:val="20"/>
+        </w:rPr>
+        <w:t>Assigned Responsibility:</w:t>
+      </w:r>
+      <w:r>
+        <w:rPr>
+          <w:rFonts w:ascii="Arial" w:eastAsia="Times New Roman" w:hAnsi="Arial" w:cs="Arial"/>
+          <w:color w:val="595959" w:themeColor="text1" w:themeTint="A6"/>
+          <w:sz w:val="20"/>
+          <w:szCs w:val="20"/>
+        </w:rPr>
+        <w:t xml:space="preserve"> Owned the implementation of a scalable sales tracking module to support high-volume POS processing, accurate revenue calculation, and fast executive-level reporting.</w:t>
+      </w:r>
+    </w:p>
+    <w:p>
+      <w:pPr>
+        <w:spacing w:after="0" w:line="0" w:lineRule="atLeast"/>
+        <w:ind w:left="720"/>
+        <w:jc w:val="both"/>
+        <w:rPr>
+          <w:rFonts w:ascii="Arial" w:eastAsia="Times New Roman" w:hAnsi="Arial" w:cs="Arial"/>
+          <w:color w:val="595959" w:themeColor="text1" w:themeTint="A6"/>
+          <w:sz w:val="20"/>
+          <w:szCs w:val="20"/>
+        </w:rPr>
+      </w:pPr>
+      <w:r>
+        <w:rPr>
+          <w:rFonts w:ascii="Arial" w:eastAsia="Times New Roman" w:hAnsi="Arial" w:cs="Arial"/>
           <w:b/>
-          <w:color w:val="833C0B" w:themeColor="accent2" w:themeShade="80"/>
-        </w:rPr>
-        <w:t>, 0</w:t>
-      </w:r>
-      <w:r>
-        <w:rPr>
-          <w:rFonts w:ascii="Candara Light" w:hAnsi="Candara Light" w:cstheme="minorHAnsi"/>
+          <w:color w:val="595959" w:themeColor="text1" w:themeTint="A6"/>
+          <w:sz w:val="20"/>
+          <w:szCs w:val="20"/>
+        </w:rPr>
+        <w:t>Action:</w:t>
+      </w:r>
+      <w:r>
+        <w:rPr>
+          <w:rFonts w:ascii="Arial" w:eastAsia="Times New Roman" w:hAnsi="Arial" w:cs="Arial"/>
+          <w:color w:val="595959" w:themeColor="text1" w:themeTint="A6"/>
+          <w:sz w:val="20"/>
+          <w:szCs w:val="20"/>
+        </w:rPr>
+        <w:t xml:space="preserve"> Designed a CQRS-style reporting architecture that separated transaction writes from analytical reads. </w:t>
+      </w:r>
+      <w:r>
+        <w:rPr>
+          <w:rFonts w:ascii="Arial" w:eastAsia="Times New Roman" w:hAnsi="Arial" w:cs="Arial"/>
+          <w:color w:val="595959" w:themeColor="text1" w:themeTint="A6"/>
+          <w:sz w:val="20"/>
+          <w:szCs w:val="20"/>
+        </w:rPr>
+        <w:t xml:space="preserve">Built a Spring Boot POS ingestion pipeline to collect and process raw sales data from restaurant POS systems. Used Spring MVC to create REST APIs, Bean Validation to check required fields, DTO mapping to convert request data, Spring Data JPA to manage database access, </w:t>
+      </w:r>
+      <w:proofErr w:type="gramStart"/>
+      <w:r>
+        <w:rPr>
+          <w:rFonts w:ascii="Arial" w:eastAsia="Times New Roman" w:hAnsi="Arial" w:cs="Arial"/>
+          <w:color w:val="595959" w:themeColor="text1" w:themeTint="A6"/>
+          <w:sz w:val="20"/>
+          <w:szCs w:val="20"/>
+        </w:rPr>
+        <w:t>Hibernate</w:t>
+      </w:r>
+      <w:proofErr w:type="gramEnd"/>
+      <w:r>
+        <w:rPr>
+          <w:rFonts w:ascii="Arial" w:eastAsia="Times New Roman" w:hAnsi="Arial" w:cs="Arial"/>
+          <w:color w:val="595959" w:themeColor="text1" w:themeTint="A6"/>
+          <w:sz w:val="20"/>
+          <w:szCs w:val="20"/>
+        </w:rPr>
+        <w:t xml:space="preserve"> to map sales records into database entities, and transaction management to keep financial data consistent. Processed sales records asynchronously in the background and updated pre-calculated revenue tables to improve dashboard speed for restaurant, airport, brand, product, payment method, and business-date reporting</w:t>
+      </w:r>
+      <w:r>
+        <w:rPr>
+          <w:rFonts w:ascii="Arial" w:eastAsia="Times New Roman" w:hAnsi="Arial" w:cs="Arial"/>
+          <w:color w:val="595959" w:themeColor="text1" w:themeTint="A6"/>
+          <w:sz w:val="20"/>
+          <w:szCs w:val="20"/>
+        </w:rPr>
+        <w:t xml:space="preserve">. Optimized the reporting layer with PostgreSQL partitioning, composite indexes, query plan tuning, batch inserts, and </w:t>
+      </w:r>
+      <w:proofErr w:type="spellStart"/>
+      <w:r>
+        <w:rPr>
+          <w:rFonts w:ascii="Arial" w:eastAsia="Times New Roman" w:hAnsi="Arial" w:cs="Arial"/>
+          <w:color w:val="595959" w:themeColor="text1" w:themeTint="A6"/>
+          <w:sz w:val="20"/>
+          <w:szCs w:val="20"/>
+        </w:rPr>
+        <w:t>Redis</w:t>
+      </w:r>
+      <w:proofErr w:type="spellEnd"/>
+      <w:r>
+        <w:rPr>
+          <w:rFonts w:ascii="Arial" w:eastAsia="Times New Roman" w:hAnsi="Arial" w:cs="Arial"/>
+          <w:color w:val="595959" w:themeColor="text1" w:themeTint="A6"/>
+          <w:sz w:val="20"/>
+          <w:szCs w:val="20"/>
+        </w:rPr>
+        <w:t xml:space="preserve"> cache invalidation, reducing expensive joins and repeated full-table scans. Protected financial accuracy with transaction boundaries, idempotent event handling, optimistic locking, and audit logs to handle duplicate POS messages, retries, and concurrent updates.</w:t>
+      </w:r>
+    </w:p>
+    <w:p>
+      <w:pPr>
+        <w:spacing w:after="0" w:line="0" w:lineRule="atLeast"/>
+        <w:ind w:left="720"/>
+        <w:jc w:val="both"/>
+        <w:rPr>
+          <w:rFonts w:ascii="Arial" w:eastAsia="Times New Roman" w:hAnsi="Arial" w:cs="Arial"/>
+          <w:color w:val="595959" w:themeColor="text1" w:themeTint="A6"/>
+          <w:sz w:val="20"/>
+          <w:szCs w:val="20"/>
+        </w:rPr>
+      </w:pPr>
+      <w:r>
+        <w:rPr>
+          <w:rFonts w:ascii="Arial" w:eastAsia="Times New Roman" w:hAnsi="Arial" w:cs="Arial"/>
           <w:b/>
-          <w:color w:val="833C0B" w:themeColor="accent2" w:themeShade="80"/>
-        </w:rPr>
-        <w:t>8</w:t>
-      </w:r>
-      <w:r>
-        <w:rPr>
-          <w:rFonts w:ascii="Candara Light" w:hAnsi="Candara Light" w:cstheme="minorHAnsi"/>
-          <w:b/>
-          <w:color w:val="833C0B" w:themeColor="accent2" w:themeShade="80"/>
-        </w:rPr>
-        <w:t>/202</w:t>
-      </w:r>
-      <w:r>
-        <w:rPr>
-          <w:rFonts w:ascii="Candara Light" w:hAnsi="Candara Light" w:cstheme="minorHAnsi"/>
-          <w:b/>
-          <w:color w:val="833C0B" w:themeColor="accent2" w:themeShade="80"/>
-        </w:rPr>
-        <w:t>3</w:t>
-      </w:r>
-      <w:r>
-        <w:rPr>
-          <w:rFonts w:ascii="Candara Light" w:hAnsi="Candara Light" w:cstheme="minorHAnsi"/>
-          <w:b/>
-          <w:color w:val="833C0B" w:themeColor="accent2" w:themeShade="80"/>
-        </w:rPr>
-        <w:t xml:space="preserve"> – </w:t>
-      </w:r>
-      <w:r>
-        <w:rPr>
-          <w:rFonts w:ascii="Candara Light" w:hAnsi="Candara Light" w:cstheme="minorHAnsi"/>
-          <w:b/>
-          <w:color w:val="833C0B" w:themeColor="accent2" w:themeShade="80"/>
-        </w:rPr>
-        <w:t>02</w:t>
-      </w:r>
-      <w:r>
-        <w:rPr>
-          <w:rFonts w:ascii="Candara Light" w:hAnsi="Candara Light" w:cstheme="minorHAnsi"/>
-          <w:b/>
-          <w:color w:val="833C0B" w:themeColor="accent2" w:themeShade="80"/>
-        </w:rPr>
-        <w:t>/2025</w:t>
+          <w:color w:val="595959" w:themeColor="text1" w:themeTint="A6"/>
+          <w:sz w:val="20"/>
+          <w:szCs w:val="20"/>
+        </w:rPr>
+        <w:t>Result:</w:t>
+      </w:r>
+      <w:r>
+        <w:rPr>
+          <w:rFonts w:ascii="Arial" w:eastAsia="Times New Roman" w:hAnsi="Arial" w:cs="Arial"/>
+          <w:color w:val="595959" w:themeColor="text1" w:themeTint="A6"/>
+          <w:sz w:val="20"/>
+          <w:szCs w:val="20"/>
+        </w:rPr>
+        <w:t xml:space="preserve"> </w:t>
+      </w:r>
+      <w:r>
+        <w:rPr>
+          <w:rFonts w:ascii="Arial" w:eastAsia="Times New Roman" w:hAnsi="Arial" w:cs="Arial"/>
+          <w:color w:val="595959" w:themeColor="text1" w:themeTint="A6"/>
+          <w:sz w:val="20"/>
+          <w:szCs w:val="20"/>
+        </w:rPr>
+        <w:t xml:space="preserve">Supported 3M+ annual sales transactions across 50+ restaurant locations, reduced executive dashboard response time from 20s to under 7s, lowered reporting database load by ~58%, improved revenue calculation accuracy to 99.7%, and cut weekly manual reporting work by about 8 </w:t>
+      </w:r>
+      <w:proofErr w:type="spellStart"/>
+      <w:r>
+        <w:rPr>
+          <w:rFonts w:ascii="Arial" w:eastAsia="Times New Roman" w:hAnsi="Arial" w:cs="Arial"/>
+          <w:color w:val="595959" w:themeColor="text1" w:themeTint="A6"/>
+          <w:sz w:val="20"/>
+          <w:szCs w:val="20"/>
+        </w:rPr>
+        <w:t>hs</w:t>
+      </w:r>
+      <w:proofErr w:type="spellEnd"/>
+      <w:r>
+        <w:rPr>
+          <w:rFonts w:ascii="Arial" w:eastAsia="Times New Roman" w:hAnsi="Arial" w:cs="Arial"/>
+          <w:color w:val="595959" w:themeColor="text1" w:themeTint="A6"/>
+          <w:sz w:val="20"/>
+          <w:szCs w:val="20"/>
+        </w:rPr>
+        <w:t>.</w:t>
       </w:r>
     </w:p>
     <w:p>
@@ -764,57 +1124,865 @@
         <w:pStyle w:val="ListParagraph"/>
         <w:numPr>
           <w:ilvl w:val="0"/>
-          <w:numId w:val="13"/>
+          <w:numId w:val="26"/>
         </w:numPr>
-        <w:autoSpaceDE w:val="0"/>
-        <w:autoSpaceDN w:val="0"/>
-        <w:adjustRightInd w:val="0"/>
-        <w:spacing w:after="0" w:line="276" w:lineRule="auto"/>
+        <w:spacing w:after="0" w:line="0" w:lineRule="atLeast"/>
         <w:jc w:val="both"/>
         <w:rPr>
-          <w:rFonts w:ascii="Candara Light" w:hAnsi="Candara Light" w:cstheme="minorHAnsi"/>
-          <w:color w:val="404040" w:themeColor="text1" w:themeTint="BF"/>
-          <w:sz w:val="20"/>
-          <w:szCs w:val="20"/>
-        </w:rPr>
-      </w:pPr>
-      <w:r>
-        <w:rPr>
-          <w:rFonts w:ascii="Candara Light" w:hAnsi="Candara Light" w:cstheme="minorHAnsi"/>
-          <w:color w:val="404040" w:themeColor="text1" w:themeTint="BF"/>
-          <w:sz w:val="20"/>
-          <w:szCs w:val="20"/>
+          <w:rFonts w:ascii="Arial" w:eastAsia="Times New Roman" w:hAnsi="Arial" w:cs="Arial"/>
+          <w:b/>
+          <w:i/>
+          <w:color w:val="5B9BD5" w:themeColor="accent1"/>
+          <w:sz w:val="20"/>
+          <w:szCs w:val="20"/>
+        </w:rPr>
+      </w:pPr>
+      <w:r>
+        <w:rPr>
+          <w:rFonts w:ascii="Arial" w:eastAsia="Times New Roman" w:hAnsi="Arial" w:cs="Arial"/>
+          <w:b/>
+          <w:i/>
+          <w:color w:val="5B9BD5" w:themeColor="accent1"/>
+          <w:sz w:val="20"/>
+          <w:szCs w:val="20"/>
+        </w:rPr>
+        <w:t>Inventory Management Module</w:t>
+      </w:r>
+    </w:p>
+    <w:p>
+      <w:pPr>
+        <w:spacing w:after="0" w:line="0" w:lineRule="atLeast"/>
+        <w:ind w:left="720"/>
+        <w:jc w:val="both"/>
+        <w:rPr>
+          <w:rFonts w:ascii="Arial" w:eastAsia="Times New Roman" w:hAnsi="Arial" w:cs="Arial"/>
+          <w:color w:val="595959" w:themeColor="text1" w:themeTint="A6"/>
+          <w:sz w:val="20"/>
+          <w:szCs w:val="20"/>
+        </w:rPr>
+      </w:pPr>
+      <w:r>
+        <w:rPr>
+          <w:rFonts w:ascii="Arial" w:eastAsia="Times New Roman" w:hAnsi="Arial" w:cs="Arial"/>
+          <w:b/>
+          <w:color w:val="595959" w:themeColor="text1" w:themeTint="A6"/>
+          <w:sz w:val="20"/>
+          <w:szCs w:val="20"/>
+        </w:rPr>
+        <w:t>Business Challenge</w:t>
+      </w:r>
+      <w:r>
+        <w:rPr>
+          <w:rFonts w:ascii="Arial" w:eastAsia="Times New Roman" w:hAnsi="Arial" w:cs="Arial"/>
+          <w:color w:val="595959" w:themeColor="text1" w:themeTint="A6"/>
+          <w:sz w:val="20"/>
+          <w:szCs w:val="20"/>
+        </w:rPr>
+        <w:t>: Inventory was not reliably synchronized with POS sales activity, causing stock discrepancies, delayed replenishment, food waste, and unexpected item shortages acro</w:t>
+      </w:r>
+      <w:r>
+        <w:rPr>
+          <w:rFonts w:ascii="Arial" w:eastAsia="Times New Roman" w:hAnsi="Arial" w:cs="Arial"/>
+          <w:color w:val="595959" w:themeColor="text1" w:themeTint="A6"/>
+          <w:sz w:val="20"/>
+          <w:szCs w:val="20"/>
+        </w:rPr>
+        <w:t>ss airport restaurant locations.</w:t>
+      </w:r>
+    </w:p>
+    <w:p>
+      <w:pPr>
+        <w:spacing w:after="0" w:line="0" w:lineRule="atLeast"/>
+        <w:ind w:left="720"/>
+        <w:jc w:val="both"/>
+        <w:rPr>
+          <w:rFonts w:ascii="Arial" w:eastAsia="Times New Roman" w:hAnsi="Arial" w:cs="Arial"/>
+          <w:color w:val="595959" w:themeColor="text1" w:themeTint="A6"/>
+          <w:sz w:val="20"/>
+          <w:szCs w:val="20"/>
+        </w:rPr>
+      </w:pPr>
+      <w:r>
+        <w:rPr>
+          <w:rFonts w:ascii="Arial" w:eastAsia="Times New Roman" w:hAnsi="Arial" w:cs="Arial"/>
+          <w:b/>
+          <w:color w:val="595959" w:themeColor="text1" w:themeTint="A6"/>
+          <w:sz w:val="20"/>
+          <w:szCs w:val="20"/>
+        </w:rPr>
+        <w:t>Assigned Responsibility</w:t>
+      </w:r>
+      <w:r>
+        <w:rPr>
+          <w:rFonts w:ascii="Arial" w:eastAsia="Times New Roman" w:hAnsi="Arial" w:cs="Arial"/>
+          <w:color w:val="595959" w:themeColor="text1" w:themeTint="A6"/>
+          <w:sz w:val="20"/>
+          <w:szCs w:val="20"/>
+        </w:rPr>
+        <w:t>: Owned the implementation of an inventory management module connecting POS sales, stock movement, supplier receiving, reorder logic, and reconciliation workflows.</w:t>
+      </w:r>
+    </w:p>
+    <w:p>
+      <w:pPr>
+        <w:spacing w:after="0" w:line="0" w:lineRule="atLeast"/>
+        <w:ind w:left="720"/>
+        <w:jc w:val="both"/>
+        <w:rPr>
+          <w:rFonts w:ascii="Arial" w:eastAsia="Times New Roman" w:hAnsi="Arial" w:cs="Arial"/>
+          <w:color w:val="595959" w:themeColor="text1" w:themeTint="A6"/>
+          <w:sz w:val="20"/>
+          <w:szCs w:val="20"/>
+        </w:rPr>
+      </w:pPr>
+      <w:r>
+        <w:rPr>
+          <w:rFonts w:ascii="Arial" w:eastAsia="Times New Roman" w:hAnsi="Arial" w:cs="Arial"/>
+          <w:b/>
+          <w:color w:val="595959" w:themeColor="text1" w:themeTint="A6"/>
+          <w:sz w:val="20"/>
+          <w:szCs w:val="20"/>
+        </w:rPr>
+        <w:t>Action</w:t>
+      </w:r>
+      <w:r>
+        <w:rPr>
+          <w:rFonts w:ascii="Arial" w:eastAsia="Times New Roman" w:hAnsi="Arial" w:cs="Arial"/>
+          <w:color w:val="595959" w:themeColor="text1" w:themeTint="A6"/>
+          <w:sz w:val="20"/>
+          <w:szCs w:val="20"/>
+        </w:rPr>
+        <w:t xml:space="preserve">: </w:t>
+      </w:r>
+      <w:r>
+        <w:rPr>
+          <w:rFonts w:ascii="Arial" w:eastAsia="Times New Roman" w:hAnsi="Arial" w:cs="Arial"/>
+          <w:color w:val="595959" w:themeColor="text1" w:themeTint="A6"/>
+          <w:sz w:val="20"/>
+          <w:szCs w:val="20"/>
+        </w:rPr>
+        <w:t xml:space="preserve">Designed an event-driven inventory workflow that automatically converted completed POS transactions into stock consumption events, removing the need for manual end-of-day inventory updates. Used Spring Boot for inventory service logic, REST APIs for supplier receiving and stock adjustments, Spring Data JPA for inventory record management, PostgreSQL for transactional stock tables, and </w:t>
+      </w:r>
+      <w:proofErr w:type="spellStart"/>
+      <w:r>
+        <w:rPr>
+          <w:rFonts w:ascii="Arial" w:eastAsia="Times New Roman" w:hAnsi="Arial" w:cs="Arial"/>
+          <w:color w:val="595959" w:themeColor="text1" w:themeTint="A6"/>
+          <w:sz w:val="20"/>
+          <w:szCs w:val="20"/>
+        </w:rPr>
+        <w:t>Redis</w:t>
+      </w:r>
+      <w:proofErr w:type="spellEnd"/>
+      <w:r>
+        <w:rPr>
+          <w:rFonts w:ascii="Arial" w:eastAsia="Times New Roman" w:hAnsi="Arial" w:cs="Arial"/>
+          <w:color w:val="595959" w:themeColor="text1" w:themeTint="A6"/>
+          <w:sz w:val="20"/>
+          <w:szCs w:val="20"/>
+        </w:rPr>
+        <w:t xml:space="preserve"> caching for frequently checked product availability. Implemented Kafka-based event processing to handle stock deduction, product transfers, waste adjustments, reorder threshold checks, and supplier delivery updates in near real time. Improved stock-balance accuracy by applying database transactions, row-level locking, version-based concurrency control, retry-safe event processing, duplicate-event prevention, and inventory movement history. Added scheduled reconciliation jobs, low-stock alert logic, batch updates, indexed reporting tables, and FIFO-based stock deduction so managers could track stock levels, purchase needs, variance reports, and inventory aging without running slow queries against raw inventory records</w:t>
+      </w:r>
+      <w:r>
+        <w:rPr>
+          <w:rFonts w:ascii="Arial" w:eastAsia="Times New Roman" w:hAnsi="Arial" w:cs="Arial"/>
+          <w:color w:val="595959" w:themeColor="text1" w:themeTint="A6"/>
+          <w:sz w:val="20"/>
+          <w:szCs w:val="20"/>
+        </w:rPr>
+        <w:t>.</w:t>
+      </w:r>
+    </w:p>
+    <w:p>
+      <w:pPr>
+        <w:spacing w:after="0" w:line="0" w:lineRule="atLeast"/>
+        <w:ind w:left="720"/>
+        <w:jc w:val="both"/>
+        <w:rPr>
+          <w:rFonts w:ascii="Arial" w:eastAsia="Times New Roman" w:hAnsi="Arial" w:cs="Arial"/>
+          <w:color w:val="595959" w:themeColor="text1" w:themeTint="A6"/>
+          <w:sz w:val="20"/>
+          <w:szCs w:val="20"/>
+        </w:rPr>
+      </w:pPr>
+      <w:r>
+        <w:rPr>
+          <w:rFonts w:ascii="Arial" w:eastAsia="Times New Roman" w:hAnsi="Arial" w:cs="Arial"/>
+          <w:b/>
+          <w:color w:val="595959" w:themeColor="text1" w:themeTint="A6"/>
+          <w:sz w:val="20"/>
+          <w:szCs w:val="20"/>
+        </w:rPr>
+        <w:t>Result</w:t>
+      </w:r>
+      <w:r>
+        <w:rPr>
+          <w:rFonts w:ascii="Arial" w:eastAsia="Times New Roman" w:hAnsi="Arial" w:cs="Arial"/>
+          <w:color w:val="595959" w:themeColor="text1" w:themeTint="A6"/>
+          <w:sz w:val="20"/>
+          <w:szCs w:val="20"/>
+        </w:rPr>
+        <w:t xml:space="preserve">: </w:t>
+      </w:r>
+      <w:r>
+        <w:rPr>
+          <w:rFonts w:ascii="Arial" w:eastAsia="Times New Roman" w:hAnsi="Arial" w:cs="Arial"/>
+          <w:color w:val="595959" w:themeColor="text1" w:themeTint="A6"/>
+          <w:sz w:val="20"/>
+          <w:szCs w:val="20"/>
+        </w:rPr>
+        <w:t>Supported inventory tracking across 50+ restaurant locations, improved inventory accuracy to 99%, reduced stock discrepancy cases from 180 to 100 per month, decreased food waste cost by $12K per quarter, reduced stock-out incidents from 25 to 15 per replenishment cycle, and shortened reconciliation time from 5 business days to 2 business days</w:t>
+      </w:r>
+      <w:r>
+        <w:rPr>
+          <w:rFonts w:ascii="Arial" w:eastAsia="Times New Roman" w:hAnsi="Arial" w:cs="Arial"/>
+          <w:color w:val="595959" w:themeColor="text1" w:themeTint="A6"/>
+          <w:sz w:val="20"/>
+          <w:szCs w:val="20"/>
+        </w:rPr>
+        <w:t>.</w:t>
+      </w:r>
+    </w:p>
+    <w:p>
+      <w:pPr>
+        <w:pStyle w:val="Heading3"/>
+        <w:spacing w:before="0" w:line="0" w:lineRule="atLeast"/>
+        <w:jc w:val="both"/>
+        <w:rPr>
+          <w:rFonts w:ascii="Arial" w:hAnsi="Arial" w:cs="Arial"/>
+          <w:color w:val="833C0B" w:themeColor="accent2" w:themeShade="80"/>
+          <w:sz w:val="22"/>
+          <w:szCs w:val="22"/>
+        </w:rPr>
+      </w:pPr>
+      <w:r>
+        <w:rPr>
+          <w:rFonts w:ascii="Arial" w:hAnsi="Arial" w:cs="Arial"/>
+          <w:color w:val="833C0B" w:themeColor="accent2" w:themeShade="80"/>
+          <w:sz w:val="22"/>
+          <w:szCs w:val="22"/>
+        </w:rPr>
+        <w:lastRenderedPageBreak/>
+        <w:t>Python AI</w:t>
+      </w:r>
+      <w:r>
+        <w:rPr>
+          <w:rFonts w:ascii="Arial" w:hAnsi="Arial" w:cs="Arial"/>
+          <w:color w:val="833C0B" w:themeColor="accent2" w:themeShade="80"/>
+          <w:sz w:val="22"/>
+          <w:szCs w:val="22"/>
+        </w:rPr>
+        <w:t xml:space="preserve"> E</w:t>
+      </w:r>
+      <w:r>
+        <w:rPr>
+          <w:rFonts w:ascii="Arial" w:hAnsi="Arial" w:cs="Arial"/>
+          <w:color w:val="833C0B" w:themeColor="accent2" w:themeShade="80"/>
+          <w:sz w:val="22"/>
+          <w:szCs w:val="22"/>
+        </w:rPr>
+        <w:t>ngineer</w:t>
+      </w:r>
+      <w:r>
+        <w:rPr>
+          <w:rFonts w:ascii="Arial" w:hAnsi="Arial" w:cs="Arial"/>
+          <w:color w:val="833C0B" w:themeColor="accent2" w:themeShade="80"/>
+          <w:sz w:val="22"/>
+          <w:szCs w:val="22"/>
+        </w:rPr>
+        <w:t>,</w:t>
+      </w:r>
+      <w:r>
+        <w:rPr>
+          <w:rFonts w:ascii="Arial" w:hAnsi="Arial" w:cs="Arial"/>
+          <w:color w:val="833C0B" w:themeColor="accent2" w:themeShade="80"/>
+          <w:sz w:val="22"/>
+          <w:szCs w:val="22"/>
         </w:rPr>
         <w:t xml:space="preserve"> </w:t>
       </w:r>
       <w:r>
         <w:rPr>
-          <w:rFonts w:ascii="Candara Light" w:hAnsi="Candara Light" w:cstheme="minorHAnsi"/>
-          <w:color w:val="404040" w:themeColor="text1" w:themeTint="BF"/>
-          <w:sz w:val="20"/>
-          <w:szCs w:val="20"/>
-        </w:rPr>
-        <w:t xml:space="preserve">Engineered a staffing sync service in </w:t>
-      </w:r>
-      <w:r>
-        <w:rPr>
-          <w:rFonts w:ascii="Candara Light" w:hAnsi="Candara Light" w:cstheme="minorHAnsi"/>
+          <w:rFonts w:ascii="Arial" w:hAnsi="Arial" w:cs="Arial"/>
+          <w:color w:val="833C0B" w:themeColor="accent2" w:themeShade="80"/>
+          <w:sz w:val="22"/>
+          <w:szCs w:val="22"/>
+        </w:rPr>
+        <w:t>Clutter</w:t>
+      </w:r>
+      <w:r>
+        <w:rPr>
+          <w:rFonts w:ascii="Arial" w:hAnsi="Arial" w:cs="Arial"/>
+          <w:color w:val="833C0B" w:themeColor="accent2" w:themeShade="80"/>
+          <w:sz w:val="22"/>
+          <w:szCs w:val="22"/>
+        </w:rPr>
+        <w:t xml:space="preserve">, </w:t>
+      </w:r>
+      <w:r>
+        <w:rPr>
+          <w:rFonts w:ascii="Arial" w:hAnsi="Arial" w:cs="Arial"/>
+          <w:color w:val="833C0B" w:themeColor="accent2" w:themeShade="80"/>
+          <w:sz w:val="22"/>
+          <w:szCs w:val="22"/>
+        </w:rPr>
+        <w:t>07</w:t>
+      </w:r>
+      <w:r>
+        <w:rPr>
+          <w:rFonts w:ascii="Arial" w:hAnsi="Arial" w:cs="Arial"/>
+          <w:color w:val="833C0B" w:themeColor="accent2" w:themeShade="80"/>
+          <w:sz w:val="22"/>
+          <w:szCs w:val="22"/>
+        </w:rPr>
+        <w:t>/202</w:t>
+      </w:r>
+      <w:r>
+        <w:rPr>
+          <w:rFonts w:ascii="Arial" w:hAnsi="Arial" w:cs="Arial"/>
+          <w:color w:val="833C0B" w:themeColor="accent2" w:themeShade="80"/>
+          <w:sz w:val="22"/>
+          <w:szCs w:val="22"/>
+        </w:rPr>
+        <w:t>0</w:t>
+      </w:r>
+      <w:r>
+        <w:rPr>
+          <w:rFonts w:ascii="Arial" w:hAnsi="Arial" w:cs="Arial"/>
+          <w:color w:val="833C0B" w:themeColor="accent2" w:themeShade="80"/>
+          <w:sz w:val="22"/>
+          <w:szCs w:val="22"/>
+        </w:rPr>
+        <w:t xml:space="preserve"> – </w:t>
+      </w:r>
+      <w:r>
+        <w:rPr>
+          <w:rFonts w:ascii="Arial" w:hAnsi="Arial" w:cs="Arial"/>
+          <w:color w:val="833C0B" w:themeColor="accent2" w:themeShade="80"/>
+          <w:sz w:val="22"/>
+          <w:szCs w:val="22"/>
+        </w:rPr>
+        <w:t>06/2023</w:t>
+      </w:r>
+    </w:p>
+    <w:p>
+      <w:pPr>
+        <w:pStyle w:val="isselectedend"/>
+        <w:numPr>
+          <w:ilvl w:val="0"/>
+          <w:numId w:val="26"/>
+        </w:numPr>
+        <w:spacing w:before="0" w:beforeAutospacing="0" w:after="0" w:afterAutospacing="0" w:line="0" w:lineRule="atLeast"/>
+        <w:jc w:val="both"/>
+        <w:rPr>
+          <w:rFonts w:ascii="Arial" w:hAnsi="Arial" w:cs="Arial"/>
           <w:b/>
-          <w:bCs/>
-          <w:color w:val="404040" w:themeColor="text1" w:themeTint="BF"/>
-          <w:sz w:val="20"/>
-          <w:szCs w:val="20"/>
-        </w:rPr>
-        <w:t>Node.js</w:t>
-      </w:r>
-      <w:r>
-        <w:rPr>
-          <w:rFonts w:ascii="Candara Light" w:hAnsi="Candara Light" w:cstheme="minorHAnsi"/>
-          <w:color w:val="404040" w:themeColor="text1" w:themeTint="BF"/>
-          <w:sz w:val="20"/>
-          <w:szCs w:val="20"/>
-        </w:rPr>
-        <w:t>, chaining Express middleware for role-based request validation and offloading heavy shift-calculation jobs to Worker Threads to keep the event loop clear.</w:t>
+          <w:i/>
+          <w:color w:val="5B9BD5" w:themeColor="accent1"/>
+          <w:sz w:val="20"/>
+          <w:szCs w:val="20"/>
+        </w:rPr>
+      </w:pPr>
+      <w:r>
+        <w:rPr>
+          <w:rFonts w:ascii="Arial" w:hAnsi="Arial" w:cs="Arial"/>
+          <w:b/>
+          <w:i/>
+          <w:color w:val="5B9BD5" w:themeColor="accent1"/>
+          <w:sz w:val="20"/>
+          <w:szCs w:val="20"/>
+        </w:rPr>
+        <w:t>Service Recommendation &amp; Configuration Engine</w:t>
+      </w:r>
+    </w:p>
+    <w:p>
+      <w:pPr>
+        <w:spacing w:after="0" w:line="0" w:lineRule="atLeast"/>
+        <w:ind w:left="720"/>
+        <w:jc w:val="both"/>
+        <w:rPr>
+          <w:rFonts w:ascii="Arial" w:eastAsia="Times New Roman" w:hAnsi="Arial" w:cs="Arial"/>
+          <w:color w:val="595959" w:themeColor="text1" w:themeTint="A6"/>
+          <w:sz w:val="20"/>
+          <w:szCs w:val="20"/>
+        </w:rPr>
+      </w:pPr>
+      <w:r>
+        <w:rPr>
+          <w:rFonts w:ascii="Arial" w:eastAsia="Times New Roman" w:hAnsi="Arial" w:cs="Arial"/>
+          <w:b/>
+          <w:color w:val="595959" w:themeColor="text1" w:themeTint="A6"/>
+          <w:sz w:val="20"/>
+          <w:szCs w:val="20"/>
+        </w:rPr>
+        <w:t>Business Challenge</w:t>
+      </w:r>
+      <w:r>
+        <w:rPr>
+          <w:rFonts w:ascii="Arial" w:eastAsia="Times New Roman" w:hAnsi="Arial" w:cs="Arial"/>
+          <w:color w:val="595959" w:themeColor="text1" w:themeTint="A6"/>
+          <w:sz w:val="20"/>
+          <w:szCs w:val="20"/>
+        </w:rPr>
+        <w:t>: Customers needed to choose the right combination of storage, moving, packing, truck assistance, relocation, and supply delivery services, but manual service selection created confusion, incomplete bookings, incorrect service combinations, and higher support involvement.</w:t>
+      </w:r>
+    </w:p>
+    <w:p>
+      <w:pPr>
+        <w:spacing w:after="0" w:line="0" w:lineRule="atLeast"/>
+        <w:ind w:left="720"/>
+        <w:jc w:val="both"/>
+        <w:rPr>
+          <w:rFonts w:ascii="Arial" w:eastAsia="Times New Roman" w:hAnsi="Arial" w:cs="Arial"/>
+          <w:color w:val="595959" w:themeColor="text1" w:themeTint="A6"/>
+          <w:sz w:val="20"/>
+          <w:szCs w:val="20"/>
+        </w:rPr>
+      </w:pPr>
+      <w:r>
+        <w:rPr>
+          <w:rFonts w:ascii="Arial" w:eastAsia="Times New Roman" w:hAnsi="Arial" w:cs="Arial"/>
+          <w:b/>
+          <w:color w:val="595959" w:themeColor="text1" w:themeTint="A6"/>
+          <w:sz w:val="20"/>
+          <w:szCs w:val="20"/>
+        </w:rPr>
+        <w:t>Assigned Responsibility</w:t>
+      </w:r>
+      <w:r>
+        <w:rPr>
+          <w:rFonts w:ascii="Arial" w:eastAsia="Times New Roman" w:hAnsi="Arial" w:cs="Arial"/>
+          <w:color w:val="595959" w:themeColor="text1" w:themeTint="A6"/>
+          <w:sz w:val="20"/>
+          <w:szCs w:val="20"/>
+        </w:rPr>
+        <w:t>: Owned the implementation of an AI-assisted service configuration engine to recommend the most suitable service package based on customer needs, location, inventory volume, move type, and operational constraints.</w:t>
+      </w:r>
+    </w:p>
+    <w:p>
+      <w:pPr>
+        <w:spacing w:after="0" w:line="0" w:lineRule="atLeast"/>
+        <w:ind w:left="720"/>
+        <w:jc w:val="both"/>
+        <w:rPr>
+          <w:rFonts w:ascii="Arial" w:eastAsia="Times New Roman" w:hAnsi="Arial" w:cs="Arial"/>
+          <w:color w:val="595959" w:themeColor="text1" w:themeTint="A6"/>
+          <w:sz w:val="20"/>
+          <w:szCs w:val="20"/>
+        </w:rPr>
+      </w:pPr>
+      <w:r>
+        <w:rPr>
+          <w:rFonts w:ascii="Arial" w:eastAsia="Times New Roman" w:hAnsi="Arial" w:cs="Arial"/>
+          <w:b/>
+          <w:color w:val="595959" w:themeColor="text1" w:themeTint="A6"/>
+          <w:sz w:val="20"/>
+          <w:szCs w:val="20"/>
+        </w:rPr>
+        <w:t>Action</w:t>
+      </w:r>
+      <w:r>
+        <w:rPr>
+          <w:rFonts w:ascii="Arial" w:eastAsia="Times New Roman" w:hAnsi="Arial" w:cs="Arial"/>
+          <w:color w:val="595959" w:themeColor="text1" w:themeTint="A6"/>
+          <w:sz w:val="20"/>
+          <w:szCs w:val="20"/>
+        </w:rPr>
+        <w:t xml:space="preserve">: </w:t>
+      </w:r>
+      <w:r>
+        <w:rPr>
+          <w:rFonts w:ascii="Arial" w:eastAsia="Times New Roman" w:hAnsi="Arial" w:cs="Arial"/>
+          <w:color w:val="595959" w:themeColor="text1" w:themeTint="A6"/>
+          <w:sz w:val="20"/>
+          <w:szCs w:val="20"/>
+        </w:rPr>
+        <w:t xml:space="preserve">Built a Python-based service recommendation engine to suggest the best storage, moving, relocation, packing, and add-on service combinations based on customer booking details. Used </w:t>
+      </w:r>
+      <w:proofErr w:type="spellStart"/>
+      <w:r>
+        <w:rPr>
+          <w:rFonts w:ascii="Arial" w:eastAsia="Times New Roman" w:hAnsi="Arial" w:cs="Arial"/>
+          <w:color w:val="595959" w:themeColor="text1" w:themeTint="A6"/>
+          <w:sz w:val="20"/>
+          <w:szCs w:val="20"/>
+        </w:rPr>
+        <w:t>FastAPI</w:t>
+      </w:r>
+      <w:proofErr w:type="spellEnd"/>
+      <w:r>
+        <w:rPr>
+          <w:rFonts w:ascii="Arial" w:eastAsia="Times New Roman" w:hAnsi="Arial" w:cs="Arial"/>
+          <w:color w:val="595959" w:themeColor="text1" w:themeTint="A6"/>
+          <w:sz w:val="20"/>
+          <w:szCs w:val="20"/>
+        </w:rPr>
+        <w:t xml:space="preserve"> to expose recommendation APIs, PostgreSQL to store booking and service-rule data, Pandas and </w:t>
+      </w:r>
+      <w:proofErr w:type="spellStart"/>
+      <w:r>
+        <w:rPr>
+          <w:rFonts w:ascii="Arial" w:eastAsia="Times New Roman" w:hAnsi="Arial" w:cs="Arial"/>
+          <w:color w:val="595959" w:themeColor="text1" w:themeTint="A6"/>
+          <w:sz w:val="20"/>
+          <w:szCs w:val="20"/>
+        </w:rPr>
+        <w:t>NumPy</w:t>
+      </w:r>
+      <w:proofErr w:type="spellEnd"/>
+      <w:r>
+        <w:rPr>
+          <w:rFonts w:ascii="Arial" w:eastAsia="Times New Roman" w:hAnsi="Arial" w:cs="Arial"/>
+          <w:color w:val="595959" w:themeColor="text1" w:themeTint="A6"/>
+          <w:sz w:val="20"/>
+          <w:szCs w:val="20"/>
+        </w:rPr>
+        <w:t xml:space="preserve"> for data processing, and </w:t>
+      </w:r>
+      <w:proofErr w:type="spellStart"/>
+      <w:r>
+        <w:rPr>
+          <w:rFonts w:ascii="Arial" w:eastAsia="Times New Roman" w:hAnsi="Arial" w:cs="Arial"/>
+          <w:color w:val="595959" w:themeColor="text1" w:themeTint="A6"/>
+          <w:sz w:val="20"/>
+          <w:szCs w:val="20"/>
+        </w:rPr>
+        <w:t>scikit</w:t>
+      </w:r>
+      <w:proofErr w:type="spellEnd"/>
+      <w:r>
+        <w:rPr>
+          <w:rFonts w:ascii="Arial" w:eastAsia="Times New Roman" w:hAnsi="Arial" w:cs="Arial"/>
+          <w:color w:val="595959" w:themeColor="text1" w:themeTint="A6"/>
+          <w:sz w:val="20"/>
+          <w:szCs w:val="20"/>
+        </w:rPr>
+        <w:t>-learn for recommendation scoring and prediction logic. Created feature engineering pipelines to analyze move distance, property size, storage duration, item volume, labor needs, vehicle requirements, location coverage, and selected add-ons. Combined machine learning scores with rule-based validation so recommended services were personalized for the customer while still matching operational constraints such as service availability, vehicle capacity, labor limits, and regional coverage. Added service eligibility scoring, add-on recommendation logic, confidence thresholds, and fallback rules for incomplete customer input. Returned recommendation results through REST APIs so the booking platform could show available bundles, required add-ons, unavailable service options, and personalized service suggestions in real time.</w:t>
+      </w:r>
+    </w:p>
+    <w:p>
+      <w:pPr>
+        <w:spacing w:after="0" w:line="0" w:lineRule="atLeast"/>
+        <w:ind w:left="720"/>
+        <w:jc w:val="both"/>
+        <w:rPr>
+          <w:rFonts w:ascii="Arial" w:eastAsia="Times New Roman" w:hAnsi="Arial" w:cs="Arial"/>
+          <w:color w:val="595959" w:themeColor="text1" w:themeTint="A6"/>
+          <w:sz w:val="20"/>
+          <w:szCs w:val="20"/>
+        </w:rPr>
+      </w:pPr>
+      <w:r>
+        <w:rPr>
+          <w:rFonts w:ascii="Arial" w:eastAsia="Times New Roman" w:hAnsi="Arial" w:cs="Arial"/>
+          <w:b/>
+          <w:color w:val="595959" w:themeColor="text1" w:themeTint="A6"/>
+          <w:sz w:val="20"/>
+          <w:szCs w:val="20"/>
+        </w:rPr>
+        <w:t>Result</w:t>
+      </w:r>
+      <w:r>
+        <w:rPr>
+          <w:rFonts w:ascii="Arial" w:eastAsia="Times New Roman" w:hAnsi="Arial" w:cs="Arial"/>
+          <w:color w:val="595959" w:themeColor="text1" w:themeTint="A6"/>
+          <w:sz w:val="20"/>
+          <w:szCs w:val="20"/>
+        </w:rPr>
+        <w:t xml:space="preserve">: </w:t>
+      </w:r>
+      <w:r>
+        <w:rPr>
+          <w:rFonts w:ascii="Arial" w:eastAsia="Times New Roman" w:hAnsi="Arial" w:cs="Arial"/>
+          <w:color w:val="595959" w:themeColor="text1" w:themeTint="A6"/>
+          <w:sz w:val="20"/>
+          <w:szCs w:val="20"/>
+        </w:rPr>
+        <w:t>Improved booking configuration accuracy from 58% to 82%, reduced incomplete bookings from 300 to 195 cases per month, lowered support-assisted service selection from 40% to 20% of bookings, and enabled 100+ AI-assisted service combinations across storage, moving, relocation, and logistics workflows.</w:t>
+      </w:r>
+    </w:p>
+    <w:p>
+      <w:pPr>
+        <w:pStyle w:val="Heading3"/>
+        <w:spacing w:before="0" w:line="0" w:lineRule="atLeast"/>
+        <w:jc w:val="both"/>
+        <w:rPr>
+          <w:rFonts w:ascii="Arial" w:hAnsi="Arial" w:cs="Arial"/>
+          <w:color w:val="833C0B" w:themeColor="accent2" w:themeShade="80"/>
+          <w:sz w:val="22"/>
+          <w:szCs w:val="22"/>
+        </w:rPr>
+      </w:pPr>
+      <w:r>
+        <w:rPr>
+          <w:rFonts w:ascii="Arial" w:hAnsi="Arial" w:cs="Arial"/>
+          <w:color w:val="833C0B" w:themeColor="accent2" w:themeShade="80"/>
+          <w:sz w:val="22"/>
+          <w:szCs w:val="22"/>
+        </w:rPr>
+        <w:t>MERN STACK</w:t>
+      </w:r>
+      <w:r>
+        <w:rPr>
+          <w:rFonts w:ascii="Arial" w:hAnsi="Arial" w:cs="Arial"/>
+          <w:color w:val="833C0B" w:themeColor="accent2" w:themeShade="80"/>
+          <w:sz w:val="22"/>
+          <w:szCs w:val="22"/>
+        </w:rPr>
+        <w:t xml:space="preserve"> Developer, </w:t>
+      </w:r>
+      <w:proofErr w:type="spellStart"/>
+      <w:r>
+        <w:rPr>
+          <w:rFonts w:ascii="Arial" w:hAnsi="Arial" w:cs="Arial"/>
+          <w:color w:val="833C0B" w:themeColor="accent2" w:themeShade="80"/>
+          <w:sz w:val="22"/>
+          <w:szCs w:val="22"/>
+        </w:rPr>
+        <w:t>ePLDT</w:t>
+      </w:r>
+      <w:proofErr w:type="spellEnd"/>
+      <w:r>
+        <w:rPr>
+          <w:rFonts w:ascii="Arial" w:hAnsi="Arial" w:cs="Arial"/>
+          <w:color w:val="833C0B" w:themeColor="accent2" w:themeShade="80"/>
+          <w:sz w:val="22"/>
+          <w:szCs w:val="22"/>
+        </w:rPr>
+        <w:t>, 0</w:t>
+      </w:r>
+      <w:r>
+        <w:rPr>
+          <w:rFonts w:ascii="Arial" w:hAnsi="Arial" w:cs="Arial"/>
+          <w:color w:val="833C0B" w:themeColor="accent2" w:themeShade="80"/>
+          <w:sz w:val="22"/>
+          <w:szCs w:val="22"/>
+        </w:rPr>
+        <w:t>1/2015</w:t>
+      </w:r>
+      <w:r>
+        <w:rPr>
+          <w:rFonts w:ascii="Arial" w:hAnsi="Arial" w:cs="Arial"/>
+          <w:color w:val="833C0B" w:themeColor="accent2" w:themeShade="80"/>
+          <w:sz w:val="22"/>
+          <w:szCs w:val="22"/>
+        </w:rPr>
+        <w:t xml:space="preserve"> – </w:t>
+      </w:r>
+      <w:r>
+        <w:rPr>
+          <w:rFonts w:ascii="Arial" w:hAnsi="Arial" w:cs="Arial"/>
+          <w:color w:val="833C0B" w:themeColor="accent2" w:themeShade="80"/>
+          <w:sz w:val="22"/>
+          <w:szCs w:val="22"/>
+        </w:rPr>
+        <w:t>0</w:t>
+      </w:r>
+      <w:r>
+        <w:rPr>
+          <w:rFonts w:ascii="Arial" w:hAnsi="Arial" w:cs="Arial"/>
+          <w:color w:val="833C0B" w:themeColor="accent2" w:themeShade="80"/>
+          <w:sz w:val="22"/>
+          <w:szCs w:val="22"/>
+        </w:rPr>
+        <w:t>4/2020</w:t>
+      </w:r>
+    </w:p>
+    <w:p>
+      <w:pPr>
+        <w:pStyle w:val="isselectedend"/>
+        <w:numPr>
+          <w:ilvl w:val="0"/>
+          <w:numId w:val="26"/>
+        </w:numPr>
+        <w:spacing w:before="0" w:beforeAutospacing="0" w:after="0" w:afterAutospacing="0" w:line="0" w:lineRule="atLeast"/>
+        <w:jc w:val="both"/>
+        <w:rPr>
+          <w:rFonts w:ascii="Arial" w:hAnsi="Arial" w:cs="Arial"/>
+          <w:b/>
+          <w:i/>
+          <w:color w:val="5B9BD5" w:themeColor="accent1"/>
+          <w:sz w:val="20"/>
+          <w:szCs w:val="20"/>
+        </w:rPr>
+      </w:pPr>
+      <w:r>
+        <w:rPr>
+          <w:rFonts w:ascii="Arial" w:hAnsi="Arial" w:cs="Arial"/>
+          <w:b/>
+          <w:i/>
+          <w:color w:val="5B9BD5" w:themeColor="accent1"/>
+          <w:sz w:val="20"/>
+          <w:szCs w:val="20"/>
+        </w:rPr>
+        <w:t>Video Consultation Module</w:t>
+      </w:r>
+    </w:p>
+    <w:p>
+      <w:pPr>
+        <w:spacing w:after="0" w:line="0" w:lineRule="atLeast"/>
+        <w:ind w:left="720"/>
+        <w:jc w:val="both"/>
+        <w:rPr>
+          <w:rFonts w:ascii="Arial" w:eastAsia="Times New Roman" w:hAnsi="Arial" w:cs="Arial"/>
+          <w:color w:val="595959" w:themeColor="text1" w:themeTint="A6"/>
+          <w:sz w:val="20"/>
+          <w:szCs w:val="20"/>
+        </w:rPr>
+      </w:pPr>
+      <w:r>
+        <w:rPr>
+          <w:rFonts w:ascii="Arial" w:eastAsia="Times New Roman" w:hAnsi="Arial" w:cs="Arial"/>
+          <w:b/>
+          <w:color w:val="595959" w:themeColor="text1" w:themeTint="A6"/>
+          <w:sz w:val="20"/>
+          <w:szCs w:val="20"/>
+        </w:rPr>
+        <w:t>Business Challenge</w:t>
+      </w:r>
+      <w:r>
+        <w:rPr>
+          <w:rFonts w:ascii="Arial" w:eastAsia="Times New Roman" w:hAnsi="Arial" w:cs="Arial"/>
+          <w:color w:val="595959" w:themeColor="text1" w:themeTint="A6"/>
+          <w:sz w:val="20"/>
+          <w:szCs w:val="20"/>
+        </w:rPr>
+        <w:t>: The healthcare platform needed to improve remote patient care by enabling secure, stable, and easy-to-access video consultations between doctors and patients.</w:t>
+      </w:r>
+    </w:p>
+    <w:p>
+      <w:pPr>
+        <w:spacing w:after="0" w:line="0" w:lineRule="atLeast"/>
+        <w:ind w:left="720"/>
+        <w:jc w:val="both"/>
+        <w:rPr>
+          <w:rFonts w:ascii="Arial" w:eastAsia="Times New Roman" w:hAnsi="Arial" w:cs="Arial"/>
+          <w:color w:val="595959" w:themeColor="text1" w:themeTint="A6"/>
+          <w:sz w:val="20"/>
+          <w:szCs w:val="20"/>
+        </w:rPr>
+      </w:pPr>
+      <w:r>
+        <w:rPr>
+          <w:rFonts w:ascii="Arial" w:eastAsia="Times New Roman" w:hAnsi="Arial" w:cs="Arial"/>
+          <w:b/>
+          <w:color w:val="595959" w:themeColor="text1" w:themeTint="A6"/>
+          <w:sz w:val="20"/>
+          <w:szCs w:val="20"/>
+        </w:rPr>
+        <w:t>Assigned Responsibility</w:t>
+      </w:r>
+      <w:r>
+        <w:rPr>
+          <w:rFonts w:ascii="Arial" w:eastAsia="Times New Roman" w:hAnsi="Arial" w:cs="Arial"/>
+          <w:color w:val="595959" w:themeColor="text1" w:themeTint="A6"/>
+          <w:sz w:val="20"/>
+          <w:szCs w:val="20"/>
+        </w:rPr>
+        <w:t>: Implemented the video consultation module to support appointment-based virtual visits, secure session access, real-time communication, and consultation tracking.</w:t>
+      </w:r>
+    </w:p>
+    <w:p>
+      <w:pPr>
+        <w:spacing w:after="0" w:line="0" w:lineRule="atLeast"/>
+        <w:ind w:left="720"/>
+        <w:jc w:val="both"/>
+        <w:rPr>
+          <w:rFonts w:ascii="Arial" w:eastAsia="Times New Roman" w:hAnsi="Arial" w:cs="Arial"/>
+          <w:color w:val="595959" w:themeColor="text1" w:themeTint="A6"/>
+          <w:sz w:val="20"/>
+          <w:szCs w:val="20"/>
+        </w:rPr>
+      </w:pPr>
+      <w:r>
+        <w:rPr>
+          <w:rFonts w:ascii="Arial" w:eastAsia="Times New Roman" w:hAnsi="Arial" w:cs="Arial"/>
+          <w:b/>
+          <w:color w:val="595959" w:themeColor="text1" w:themeTint="A6"/>
+          <w:sz w:val="20"/>
+          <w:szCs w:val="20"/>
+        </w:rPr>
+        <w:t>Action</w:t>
+      </w:r>
+      <w:r>
+        <w:rPr>
+          <w:rFonts w:ascii="Arial" w:eastAsia="Times New Roman" w:hAnsi="Arial" w:cs="Arial"/>
+          <w:color w:val="595959" w:themeColor="text1" w:themeTint="A6"/>
+          <w:sz w:val="20"/>
+          <w:szCs w:val="20"/>
+        </w:rPr>
+        <w:t xml:space="preserve">: Built the video consultation workflow using React, Node.js, Express.js, MongoDB, </w:t>
+      </w:r>
+      <w:proofErr w:type="spellStart"/>
+      <w:r>
+        <w:rPr>
+          <w:rFonts w:ascii="Arial" w:eastAsia="Times New Roman" w:hAnsi="Arial" w:cs="Arial"/>
+          <w:color w:val="595959" w:themeColor="text1" w:themeTint="A6"/>
+          <w:sz w:val="20"/>
+          <w:szCs w:val="20"/>
+        </w:rPr>
+        <w:t>WebRTC</w:t>
+      </w:r>
+      <w:proofErr w:type="spellEnd"/>
+      <w:r>
+        <w:rPr>
+          <w:rFonts w:ascii="Arial" w:eastAsia="Times New Roman" w:hAnsi="Arial" w:cs="Arial"/>
+          <w:color w:val="595959" w:themeColor="text1" w:themeTint="A6"/>
+          <w:sz w:val="20"/>
+          <w:szCs w:val="20"/>
+        </w:rPr>
+        <w:t xml:space="preserve">, and Socket.IO. Developed React components for doctor and patient video rooms, including camera access, microphone control, waiting room status, call join validation, and session-end handling. Implemented Express.js APIs to create consultation sessions only for confirmed appointments and used JWT-based authorization to verify doctor and patient access before allowing users to join. Managed real-time events such as user joined, user left, call started, call ended, reconnecting, and missed consultation through Socket.IO. Stored consultation metadata in MongoDB, including session status, start time, end time, participant activity, and doctor notes. Added </w:t>
+      </w:r>
+      <w:proofErr w:type="spellStart"/>
+      <w:r>
+        <w:rPr>
+          <w:rFonts w:ascii="Arial" w:eastAsia="Times New Roman" w:hAnsi="Arial" w:cs="Arial"/>
+          <w:color w:val="595959" w:themeColor="text1" w:themeTint="A6"/>
+          <w:sz w:val="20"/>
+          <w:szCs w:val="20"/>
+        </w:rPr>
+        <w:t>Redis</w:t>
+      </w:r>
+      <w:proofErr w:type="spellEnd"/>
+      <w:r>
+        <w:rPr>
+          <w:rFonts w:ascii="Arial" w:eastAsia="Times New Roman" w:hAnsi="Arial" w:cs="Arial"/>
+          <w:color w:val="595959" w:themeColor="text1" w:themeTint="A6"/>
+          <w:sz w:val="20"/>
+          <w:szCs w:val="20"/>
+        </w:rPr>
+        <w:t>-based temporary session caching, secure token expiration, audit logs, and error handling for duplicate joins, expired links, and failed reconnect attempts.</w:t>
+      </w:r>
+    </w:p>
+    <w:p>
+      <w:pPr>
+        <w:spacing w:after="0" w:line="0" w:lineRule="atLeast"/>
+        <w:ind w:left="720"/>
+        <w:jc w:val="both"/>
+        <w:rPr>
+          <w:rFonts w:ascii="Arial" w:eastAsia="Times New Roman" w:hAnsi="Arial" w:cs="Arial"/>
+          <w:color w:val="595959" w:themeColor="text1" w:themeTint="A6"/>
+          <w:sz w:val="20"/>
+          <w:szCs w:val="20"/>
+        </w:rPr>
+      </w:pPr>
+      <w:r>
+        <w:rPr>
+          <w:rFonts w:ascii="Arial" w:eastAsia="Times New Roman" w:hAnsi="Arial" w:cs="Arial"/>
+          <w:b/>
+          <w:color w:val="595959" w:themeColor="text1" w:themeTint="A6"/>
+          <w:sz w:val="20"/>
+          <w:szCs w:val="20"/>
+        </w:rPr>
+        <w:t>Result</w:t>
+      </w:r>
+      <w:r>
+        <w:rPr>
+          <w:rFonts w:ascii="Arial" w:eastAsia="Times New Roman" w:hAnsi="Arial" w:cs="Arial"/>
+          <w:color w:val="595959" w:themeColor="text1" w:themeTint="A6"/>
+          <w:sz w:val="20"/>
+          <w:szCs w:val="20"/>
+        </w:rPr>
+        <w:t>: Improved virtual consultation completion rate by 35%, reduced failed session access issues by 45%, and supported secure online visits across multiple healthcare providers.</w:t>
       </w:r>
     </w:p>
     <w:p>
@@ -822,362 +1990,282 @@
         <w:pStyle w:val="ListParagraph"/>
         <w:numPr>
           <w:ilvl w:val="0"/>
-          <w:numId w:val="13"/>
+          <w:numId w:val="26"/>
         </w:numPr>
-        <w:autoSpaceDE w:val="0"/>
-        <w:autoSpaceDN w:val="0"/>
-        <w:adjustRightInd w:val="0"/>
-        <w:spacing w:after="0" w:line="276" w:lineRule="auto"/>
+        <w:spacing w:after="0" w:line="0" w:lineRule="atLeast"/>
         <w:jc w:val="both"/>
         <w:rPr>
-          <w:rFonts w:ascii="Candara Light" w:hAnsi="Candara Light" w:cstheme="minorHAnsi"/>
-          <w:color w:val="404040" w:themeColor="text1" w:themeTint="BF"/>
-          <w:sz w:val="20"/>
-          <w:szCs w:val="20"/>
-        </w:rPr>
-      </w:pPr>
-      <w:r>
-        <w:rPr>
-          <w:rFonts w:ascii="Candara Light" w:hAnsi="Candara Light" w:cstheme="minorHAnsi"/>
-          <w:color w:val="404040" w:themeColor="text1" w:themeTint="BF"/>
-          <w:sz w:val="20"/>
-          <w:szCs w:val="20"/>
-        </w:rPr>
-        <w:t xml:space="preserve">Migrated restaurant-performance reporting to </w:t>
-      </w:r>
-      <w:r>
-        <w:rPr>
-          <w:rFonts w:ascii="Candara Light" w:hAnsi="Candara Light" w:cstheme="minorHAnsi"/>
+          <w:rFonts w:ascii="Arial" w:eastAsia="Times New Roman" w:hAnsi="Arial" w:cs="Arial"/>
           <w:b/>
-          <w:bCs/>
-          <w:color w:val="404040" w:themeColor="text1" w:themeTint="BF"/>
-          <w:sz w:val="20"/>
-          <w:szCs w:val="20"/>
-        </w:rPr>
-        <w:t>AWS</w:t>
-      </w:r>
-      <w:r>
-        <w:rPr>
-          <w:rFonts w:ascii="Candara Light" w:hAnsi="Candara Light" w:cstheme="minorHAnsi"/>
-          <w:color w:val="404040" w:themeColor="text1" w:themeTint="BF"/>
-          <w:sz w:val="20"/>
-          <w:szCs w:val="20"/>
-        </w:rPr>
-        <w:t xml:space="preserve">, packaging shared validation logic into Lambda layers and locking down endpoints with API Gateway authorizers, which slashed unauthorized access attempts by </w:t>
-      </w:r>
-      <w:r>
-        <w:rPr>
-          <w:rFonts w:ascii="Candara Light" w:hAnsi="Candara Light" w:cstheme="minorHAnsi"/>
+          <w:i/>
+          <w:color w:val="5B9BD5" w:themeColor="accent1"/>
+          <w:sz w:val="20"/>
+          <w:szCs w:val="20"/>
+        </w:rPr>
+      </w:pPr>
+      <w:r>
+        <w:rPr>
+          <w:rFonts w:ascii="Arial" w:eastAsia="Times New Roman" w:hAnsi="Arial" w:cs="Arial"/>
           <w:b/>
-          <w:bCs/>
-          <w:color w:val="404040" w:themeColor="text1" w:themeTint="BF"/>
-          <w:sz w:val="20"/>
-          <w:szCs w:val="20"/>
-        </w:rPr>
-        <w:t>94%</w:t>
-      </w:r>
-      <w:r>
-        <w:rPr>
-          <w:rFonts w:ascii="Candara Light" w:hAnsi="Candara Light" w:cstheme="minorHAnsi"/>
-          <w:color w:val="404040" w:themeColor="text1" w:themeTint="BF"/>
-          <w:sz w:val="20"/>
-          <w:szCs w:val="20"/>
-        </w:rPr>
-        <w:t>.</w:t>
+          <w:i/>
+          <w:color w:val="5B9BD5" w:themeColor="accent1"/>
+          <w:sz w:val="20"/>
+          <w:szCs w:val="20"/>
+        </w:rPr>
+        <w:t xml:space="preserve">Appointment Booking </w:t>
+      </w:r>
+      <w:r>
+        <w:rPr>
+          <w:rFonts w:ascii="Arial" w:eastAsia="Times New Roman" w:hAnsi="Arial" w:cs="Arial"/>
+          <w:b/>
+          <w:i/>
+          <w:color w:val="5B9BD5" w:themeColor="accent1"/>
+          <w:sz w:val="20"/>
+          <w:szCs w:val="20"/>
+        </w:rPr>
+        <w:t>System</w:t>
       </w:r>
     </w:p>
     <w:p>
       <w:pPr>
-        <w:pStyle w:val="ListParagraph"/>
-        <w:numPr>
-          <w:ilvl w:val="0"/>
-          <w:numId w:val="13"/>
-        </w:numPr>
-        <w:autoSpaceDE w:val="0"/>
-        <w:autoSpaceDN w:val="0"/>
-        <w:adjustRightInd w:val="0"/>
-        <w:spacing w:after="0" w:line="276" w:lineRule="auto"/>
+        <w:spacing w:after="0" w:line="0" w:lineRule="atLeast"/>
+        <w:ind w:left="720"/>
         <w:jc w:val="both"/>
         <w:rPr>
-          <w:rFonts w:ascii="Candara Light" w:hAnsi="Candara Light" w:cstheme="minorHAnsi"/>
-          <w:color w:val="404040" w:themeColor="text1" w:themeTint="BF"/>
-          <w:sz w:val="20"/>
-          <w:szCs w:val="20"/>
-        </w:rPr>
-      </w:pPr>
-      <w:r>
-        <w:rPr>
-          <w:rFonts w:ascii="Candara Light" w:hAnsi="Candara Light" w:cstheme="minorHAnsi"/>
-          <w:color w:val="404040" w:themeColor="text1" w:themeTint="BF"/>
-          <w:sz w:val="20"/>
-          <w:szCs w:val="20"/>
-        </w:rPr>
-        <w:t xml:space="preserve">Standardized cloud provisioning with </w:t>
-      </w:r>
-      <w:r>
-        <w:rPr>
-          <w:rFonts w:ascii="Candara Light" w:hAnsi="Candara Light" w:cstheme="minorHAnsi"/>
+          <w:rFonts w:ascii="Arial" w:eastAsia="Times New Roman" w:hAnsi="Arial" w:cs="Arial"/>
+          <w:color w:val="595959" w:themeColor="text1" w:themeTint="A6"/>
+          <w:sz w:val="20"/>
+          <w:szCs w:val="20"/>
+        </w:rPr>
+      </w:pPr>
+      <w:r>
+        <w:rPr>
+          <w:rFonts w:ascii="Arial" w:eastAsia="Times New Roman" w:hAnsi="Arial" w:cs="Arial"/>
           <w:b/>
-          <w:bCs/>
-          <w:color w:val="404040" w:themeColor="text1" w:themeTint="BF"/>
-          <w:sz w:val="20"/>
-          <w:szCs w:val="20"/>
-        </w:rPr>
-        <w:t>Terraform</w:t>
-      </w:r>
-      <w:r>
-        <w:rPr>
-          <w:rFonts w:ascii="Candara Light" w:hAnsi="Candara Light" w:cstheme="minorHAnsi"/>
-          <w:color w:val="404040" w:themeColor="text1" w:themeTint="BF"/>
-          <w:sz w:val="20"/>
-          <w:szCs w:val="20"/>
-        </w:rPr>
-        <w:t xml:space="preserve">, extracting reusable modules for VPC and RDS setup and centralizing team state in a remote state backend to prevent </w:t>
-      </w:r>
-      <w:proofErr w:type="spellStart"/>
-      <w:r>
-        <w:rPr>
-          <w:rFonts w:ascii="Candara Light" w:hAnsi="Candara Light" w:cstheme="minorHAnsi"/>
-          <w:color w:val="404040" w:themeColor="text1" w:themeTint="BF"/>
-          <w:sz w:val="20"/>
-          <w:szCs w:val="20"/>
-        </w:rPr>
-        <w:t>config</w:t>
-      </w:r>
-      <w:proofErr w:type="spellEnd"/>
-      <w:r>
-        <w:rPr>
-          <w:rFonts w:ascii="Candara Light" w:hAnsi="Candara Light" w:cstheme="minorHAnsi"/>
-          <w:color w:val="404040" w:themeColor="text1" w:themeTint="BF"/>
-          <w:sz w:val="20"/>
-          <w:szCs w:val="20"/>
-        </w:rPr>
-        <w:t xml:space="preserve"> drift.</w:t>
+          <w:color w:val="595959" w:themeColor="text1" w:themeTint="A6"/>
+          <w:sz w:val="20"/>
+          <w:szCs w:val="20"/>
+        </w:rPr>
+        <w:t>Business Challenge</w:t>
+      </w:r>
+      <w:r>
+        <w:rPr>
+          <w:rFonts w:ascii="Arial" w:eastAsia="Times New Roman" w:hAnsi="Arial" w:cs="Arial"/>
+          <w:color w:val="595959" w:themeColor="text1" w:themeTint="A6"/>
+          <w:sz w:val="20"/>
+          <w:szCs w:val="20"/>
+        </w:rPr>
+        <w:t>: The platform needed to improve patient access to healthcare services by allowing users to search doctors, view availability, book appointments, and manage visit schedules online.</w:t>
       </w:r>
     </w:p>
     <w:p>
       <w:pPr>
-        <w:pStyle w:val="ListParagraph"/>
-        <w:numPr>
-          <w:ilvl w:val="0"/>
-          <w:numId w:val="13"/>
-        </w:numPr>
-        <w:autoSpaceDE w:val="0"/>
-        <w:autoSpaceDN w:val="0"/>
-        <w:adjustRightInd w:val="0"/>
-        <w:spacing w:after="0" w:line="276" w:lineRule="auto"/>
+        <w:spacing w:after="0" w:line="0" w:lineRule="atLeast"/>
+        <w:ind w:left="720"/>
         <w:jc w:val="both"/>
         <w:rPr>
-          <w:rFonts w:ascii="Candara Light" w:hAnsi="Candara Light" w:cstheme="minorHAnsi"/>
-          <w:color w:val="404040" w:themeColor="text1" w:themeTint="BF"/>
-          <w:sz w:val="20"/>
-          <w:szCs w:val="20"/>
-        </w:rPr>
-      </w:pPr>
-      <w:r>
-        <w:rPr>
-          <w:rFonts w:ascii="Candara Light" w:hAnsi="Candara Light" w:cstheme="minorHAnsi"/>
-          <w:color w:val="404040" w:themeColor="text1" w:themeTint="BF"/>
-          <w:sz w:val="20"/>
-          <w:szCs w:val="20"/>
-        </w:rPr>
-        <w:t xml:space="preserve">Exposed restaurant performance metrics through a </w:t>
-      </w:r>
-      <w:proofErr w:type="spellStart"/>
-      <w:r>
-        <w:rPr>
-          <w:rFonts w:ascii="Candara Light" w:hAnsi="Candara Light" w:cstheme="minorHAnsi"/>
+          <w:rFonts w:ascii="Arial" w:eastAsia="Times New Roman" w:hAnsi="Arial" w:cs="Arial"/>
+          <w:color w:val="595959" w:themeColor="text1" w:themeTint="A6"/>
+          <w:sz w:val="20"/>
+          <w:szCs w:val="20"/>
+        </w:rPr>
+      </w:pPr>
+      <w:r>
+        <w:rPr>
+          <w:rFonts w:ascii="Arial" w:eastAsia="Times New Roman" w:hAnsi="Arial" w:cs="Arial"/>
           <w:b/>
-          <w:bCs/>
-          <w:color w:val="404040" w:themeColor="text1" w:themeTint="BF"/>
-          <w:sz w:val="20"/>
-          <w:szCs w:val="20"/>
-        </w:rPr>
-        <w:t>GraphQL</w:t>
-      </w:r>
-      <w:proofErr w:type="spellEnd"/>
-      <w:r>
-        <w:rPr>
-          <w:rFonts w:ascii="Candara Light" w:hAnsi="Candara Light" w:cstheme="minorHAnsi"/>
-          <w:color w:val="404040" w:themeColor="text1" w:themeTint="BF"/>
-          <w:sz w:val="20"/>
-          <w:szCs w:val="20"/>
-        </w:rPr>
-        <w:t xml:space="preserve"> layer, writing Apollo Server resolvers per brand entity and batching database calls with </w:t>
-      </w:r>
-      <w:proofErr w:type="spellStart"/>
-      <w:r>
-        <w:rPr>
-          <w:rFonts w:ascii="Candara Light" w:hAnsi="Candara Light" w:cstheme="minorHAnsi"/>
-          <w:color w:val="404040" w:themeColor="text1" w:themeTint="BF"/>
-          <w:sz w:val="20"/>
-          <w:szCs w:val="20"/>
-        </w:rPr>
-        <w:t>DataLoader</w:t>
-      </w:r>
-      <w:proofErr w:type="spellEnd"/>
-      <w:r>
-        <w:rPr>
-          <w:rFonts w:ascii="Candara Light" w:hAnsi="Candara Light" w:cstheme="minorHAnsi"/>
-          <w:color w:val="404040" w:themeColor="text1" w:themeTint="BF"/>
-          <w:sz w:val="20"/>
-          <w:szCs w:val="20"/>
-        </w:rPr>
-        <w:t xml:space="preserve"> to eliminate the N+1 query pattern entirely.</w:t>
+          <w:color w:val="595959" w:themeColor="text1" w:themeTint="A6"/>
+          <w:sz w:val="20"/>
+          <w:szCs w:val="20"/>
+        </w:rPr>
+        <w:t>Assigned Responsibility</w:t>
+      </w:r>
+      <w:r>
+        <w:rPr>
+          <w:rFonts w:ascii="Arial" w:eastAsia="Times New Roman" w:hAnsi="Arial" w:cs="Arial"/>
+          <w:color w:val="595959" w:themeColor="text1" w:themeTint="A6"/>
+          <w:sz w:val="20"/>
+          <w:szCs w:val="20"/>
+        </w:rPr>
+        <w:t>: Developed the appointment booking module to manage doctor availability, patient scheduling, appointment confirmation, cancellation, and rescheduling workflows.</w:t>
       </w:r>
     </w:p>
     <w:p>
       <w:pPr>
-        <w:pStyle w:val="ListParagraph"/>
-        <w:numPr>
-          <w:ilvl w:val="0"/>
-          <w:numId w:val="13"/>
-        </w:numPr>
-        <w:autoSpaceDE w:val="0"/>
-        <w:autoSpaceDN w:val="0"/>
-        <w:adjustRightInd w:val="0"/>
-        <w:spacing w:after="0" w:line="276" w:lineRule="auto"/>
+        <w:spacing w:after="0" w:line="0" w:lineRule="atLeast"/>
+        <w:ind w:left="720"/>
         <w:jc w:val="both"/>
         <w:rPr>
-          <w:rFonts w:ascii="Candara Light" w:hAnsi="Candara Light" w:cstheme="minorHAnsi"/>
-          <w:color w:val="404040" w:themeColor="text1" w:themeTint="BF"/>
-          <w:sz w:val="20"/>
-          <w:szCs w:val="20"/>
-        </w:rPr>
-      </w:pPr>
-      <w:r>
-        <w:rPr>
-          <w:rFonts w:ascii="Candara Light" w:hAnsi="Candara Light" w:cstheme="minorHAnsi"/>
-          <w:color w:val="404040" w:themeColor="text1" w:themeTint="BF"/>
-          <w:sz w:val="20"/>
-          <w:szCs w:val="20"/>
-        </w:rPr>
-        <w:t xml:space="preserve">Rebuilt the sales dashboard with </w:t>
-      </w:r>
-      <w:r>
-        <w:rPr>
-          <w:rFonts w:ascii="Candara Light" w:hAnsi="Candara Light" w:cstheme="minorHAnsi"/>
+          <w:rFonts w:ascii="Arial" w:eastAsia="Times New Roman" w:hAnsi="Arial" w:cs="Arial"/>
+          <w:color w:val="595959" w:themeColor="text1" w:themeTint="A6"/>
+          <w:sz w:val="20"/>
+          <w:szCs w:val="20"/>
+        </w:rPr>
+      </w:pPr>
+      <w:r>
+        <w:rPr>
+          <w:rFonts w:ascii="Arial" w:eastAsia="Times New Roman" w:hAnsi="Arial" w:cs="Arial"/>
           <w:b/>
-          <w:bCs/>
-          <w:color w:val="404040" w:themeColor="text1" w:themeTint="BF"/>
-          <w:sz w:val="20"/>
-          <w:szCs w:val="20"/>
-        </w:rPr>
-        <w:t>React</w:t>
-      </w:r>
-      <w:r>
-        <w:rPr>
-          <w:rFonts w:ascii="Candara Light" w:hAnsi="Candara Light" w:cstheme="minorHAnsi"/>
-          <w:color w:val="404040" w:themeColor="text1" w:themeTint="BF"/>
-          <w:sz w:val="20"/>
-          <w:szCs w:val="20"/>
-        </w:rPr>
-        <w:t xml:space="preserve">, wiring React Query for server-state sync and Suspense for </w:t>
+          <w:color w:val="595959" w:themeColor="text1" w:themeTint="A6"/>
+          <w:sz w:val="20"/>
+          <w:szCs w:val="20"/>
+        </w:rPr>
+        <w:t>Action</w:t>
+      </w:r>
+      <w:r>
+        <w:rPr>
+          <w:rFonts w:ascii="Arial" w:eastAsia="Times New Roman" w:hAnsi="Arial" w:cs="Arial"/>
+          <w:color w:val="595959" w:themeColor="text1" w:themeTint="A6"/>
+          <w:sz w:val="20"/>
+          <w:szCs w:val="20"/>
+        </w:rPr>
+        <w:t xml:space="preserve">: Built the appointment workflow using React, Node.js, Express.js, MongoDB, Mongoose, </w:t>
       </w:r>
       <w:proofErr w:type="spellStart"/>
       <w:r>
         <w:rPr>
-          <w:rFonts w:ascii="Candara Light" w:hAnsi="Candara Light" w:cstheme="minorHAnsi"/>
-          <w:color w:val="404040" w:themeColor="text1" w:themeTint="BF"/>
-          <w:sz w:val="20"/>
-          <w:szCs w:val="20"/>
-        </w:rPr>
-        <w:t>async</w:t>
+          <w:rFonts w:ascii="Arial" w:eastAsia="Times New Roman" w:hAnsi="Arial" w:cs="Arial"/>
+          <w:color w:val="595959" w:themeColor="text1" w:themeTint="A6"/>
+          <w:sz w:val="20"/>
+          <w:szCs w:val="20"/>
+        </w:rPr>
+        <w:t>Redis</w:t>
       </w:r>
       <w:proofErr w:type="spellEnd"/>
       <w:r>
         <w:rPr>
-          <w:rFonts w:ascii="Candara Light" w:hAnsi="Candara Light" w:cstheme="minorHAnsi"/>
-          <w:color w:val="404040" w:themeColor="text1" w:themeTint="BF"/>
-          <w:sz w:val="20"/>
-          <w:szCs w:val="20"/>
-        </w:rPr>
-        <w:t xml:space="preserve"> boundaries, cutting page load time from </w:t>
-      </w:r>
-      <w:r>
-        <w:rPr>
-          <w:rFonts w:ascii="Candara Light" w:hAnsi="Candara Light" w:cstheme="minorHAnsi"/>
-          <w:b/>
-          <w:bCs/>
-          <w:color w:val="404040" w:themeColor="text1" w:themeTint="BF"/>
-          <w:sz w:val="20"/>
-          <w:szCs w:val="20"/>
-        </w:rPr>
-        <w:t>820ms to 310ms</w:t>
-      </w:r>
-      <w:r>
-        <w:rPr>
-          <w:rFonts w:ascii="Candara Light" w:hAnsi="Candara Light" w:cstheme="minorHAnsi"/>
-          <w:color w:val="404040" w:themeColor="text1" w:themeTint="BF"/>
-          <w:sz w:val="20"/>
-          <w:szCs w:val="20"/>
-        </w:rPr>
-        <w:t>.</w:t>
+          <w:rFonts w:ascii="Arial" w:eastAsia="Times New Roman" w:hAnsi="Arial" w:cs="Arial"/>
+          <w:color w:val="595959" w:themeColor="text1" w:themeTint="A6"/>
+          <w:sz w:val="20"/>
+          <w:szCs w:val="20"/>
+        </w:rPr>
+        <w:t xml:space="preserve">, and REST APIs. Developed React-based booking screens for doctor search, specialty filtering, available slot selection, appointment confirmation, and rescheduling. Implemented Express.js services to generate appointment slots based on doctor working hours, booked visits, break times, visit duration, and specialty rules. Used MongoDB indexes on </w:t>
+      </w:r>
+      <w:proofErr w:type="spellStart"/>
+      <w:r>
+        <w:rPr>
+          <w:rFonts w:ascii="Arial" w:eastAsia="Times New Roman" w:hAnsi="Arial" w:cs="Arial"/>
+          <w:color w:val="595959" w:themeColor="text1" w:themeTint="A6"/>
+          <w:sz w:val="20"/>
+          <w:szCs w:val="20"/>
+        </w:rPr>
+        <w:t>doctorId</w:t>
+      </w:r>
+      <w:proofErr w:type="spellEnd"/>
+      <w:r>
+        <w:rPr>
+          <w:rFonts w:ascii="Arial" w:eastAsia="Times New Roman" w:hAnsi="Arial" w:cs="Arial"/>
+          <w:color w:val="595959" w:themeColor="text1" w:themeTint="A6"/>
+          <w:sz w:val="20"/>
+          <w:szCs w:val="20"/>
+        </w:rPr>
+        <w:t xml:space="preserve">, </w:t>
+      </w:r>
+      <w:proofErr w:type="spellStart"/>
+      <w:r>
+        <w:rPr>
+          <w:rFonts w:ascii="Arial" w:eastAsia="Times New Roman" w:hAnsi="Arial" w:cs="Arial"/>
+          <w:color w:val="595959" w:themeColor="text1" w:themeTint="A6"/>
+          <w:sz w:val="20"/>
+          <w:szCs w:val="20"/>
+        </w:rPr>
+        <w:t>appointmentDate</w:t>
+      </w:r>
+      <w:proofErr w:type="spellEnd"/>
+      <w:r>
+        <w:rPr>
+          <w:rFonts w:ascii="Arial" w:eastAsia="Times New Roman" w:hAnsi="Arial" w:cs="Arial"/>
+          <w:color w:val="595959" w:themeColor="text1" w:themeTint="A6"/>
+          <w:sz w:val="20"/>
+          <w:szCs w:val="20"/>
+        </w:rPr>
+        <w:t xml:space="preserve">, status, and </w:t>
+      </w:r>
+      <w:proofErr w:type="spellStart"/>
+      <w:r>
+        <w:rPr>
+          <w:rFonts w:ascii="Arial" w:eastAsia="Times New Roman" w:hAnsi="Arial" w:cs="Arial"/>
+          <w:color w:val="595959" w:themeColor="text1" w:themeTint="A6"/>
+          <w:sz w:val="20"/>
+          <w:szCs w:val="20"/>
+        </w:rPr>
+        <w:t>patientId</w:t>
+      </w:r>
+      <w:proofErr w:type="spellEnd"/>
+      <w:r>
+        <w:rPr>
+          <w:rFonts w:ascii="Arial" w:eastAsia="Times New Roman" w:hAnsi="Arial" w:cs="Arial"/>
+          <w:color w:val="595959" w:themeColor="text1" w:themeTint="A6"/>
+          <w:sz w:val="20"/>
+          <w:szCs w:val="20"/>
+        </w:rPr>
+        <w:t xml:space="preserve"> to improve slot search and appointment lookup performance. Applied optimistic concurrency control and temporary </w:t>
+      </w:r>
+      <w:proofErr w:type="spellStart"/>
+      <w:r>
+        <w:rPr>
+          <w:rFonts w:ascii="Arial" w:eastAsia="Times New Roman" w:hAnsi="Arial" w:cs="Arial"/>
+          <w:color w:val="595959" w:themeColor="text1" w:themeTint="A6"/>
+          <w:sz w:val="20"/>
+          <w:szCs w:val="20"/>
+        </w:rPr>
+        <w:t>Redis</w:t>
+      </w:r>
+      <w:proofErr w:type="spellEnd"/>
+      <w:r>
+        <w:rPr>
+          <w:rFonts w:ascii="Arial" w:eastAsia="Times New Roman" w:hAnsi="Arial" w:cs="Arial"/>
+          <w:color w:val="595959" w:themeColor="text1" w:themeTint="A6"/>
+          <w:sz w:val="20"/>
+          <w:szCs w:val="20"/>
+        </w:rPr>
+        <w:t xml:space="preserve"> holds to prevent double booking when multiple patients selected the same time slot. Designed appointment lifecycle statuses such as pending, confirmed, canceled, rescheduled, completed, and no-show to keep scheduling behavior consistent. Added notification triggers for booking confirmation, reminders, cancellations, and doctor schedule changes.</w:t>
       </w:r>
     </w:p>
     <w:p>
       <w:pPr>
-        <w:pStyle w:val="ListParagraph"/>
-        <w:numPr>
-          <w:ilvl w:val="0"/>
-          <w:numId w:val="13"/>
-        </w:numPr>
-        <w:autoSpaceDE w:val="0"/>
-        <w:autoSpaceDN w:val="0"/>
-        <w:adjustRightInd w:val="0"/>
-        <w:spacing w:after="0" w:line="276" w:lineRule="auto"/>
+        <w:spacing w:after="0" w:line="0" w:lineRule="atLeast"/>
+        <w:ind w:left="720"/>
         <w:jc w:val="both"/>
         <w:rPr>
-          <w:rFonts w:ascii="Candara Light" w:hAnsi="Candara Light" w:cstheme="minorHAnsi"/>
-          <w:color w:val="404040" w:themeColor="text1" w:themeTint="BF"/>
-          <w:sz w:val="20"/>
-          <w:szCs w:val="20"/>
-        </w:rPr>
-      </w:pPr>
-      <w:r>
-        <w:rPr>
-          <w:rFonts w:ascii="Candara Light" w:hAnsi="Candara Light" w:cstheme="minorHAnsi"/>
-          <w:color w:val="404040" w:themeColor="text1" w:themeTint="BF"/>
-          <w:sz w:val="20"/>
-          <w:szCs w:val="20"/>
-        </w:rPr>
-        <w:t xml:space="preserve">Ported a legacy inventory adapter to </w:t>
-      </w:r>
-      <w:r>
-        <w:rPr>
-          <w:rFonts w:ascii="Candara Light" w:hAnsi="Candara Light" w:cstheme="minorHAnsi"/>
+          <w:rFonts w:ascii="Arial" w:eastAsia="Times New Roman" w:hAnsi="Arial" w:cs="Arial"/>
+          <w:color w:val="595959" w:themeColor="text1" w:themeTint="A6"/>
+          <w:sz w:val="20"/>
+          <w:szCs w:val="20"/>
+        </w:rPr>
+      </w:pPr>
+      <w:r>
+        <w:rPr>
+          <w:rFonts w:ascii="Arial" w:eastAsia="Times New Roman" w:hAnsi="Arial" w:cs="Arial"/>
           <w:b/>
-          <w:bCs/>
-          <w:color w:val="404040" w:themeColor="text1" w:themeTint="BF"/>
-          <w:sz w:val="20"/>
-          <w:szCs w:val="20"/>
-        </w:rPr>
-        <w:t>C#</w:t>
-      </w:r>
-      <w:r>
-        <w:rPr>
-          <w:rFonts w:ascii="Candara Light" w:hAnsi="Candara Light" w:cstheme="minorHAnsi"/>
-          <w:color w:val="404040" w:themeColor="text1" w:themeTint="BF"/>
-          <w:sz w:val="20"/>
-          <w:szCs w:val="20"/>
-        </w:rPr>
-        <w:t xml:space="preserve">, swapping raw SQL for Entity Framework Core and tightening LINQ query plans, bringing average report generation down from </w:t>
-      </w:r>
-      <w:r>
-        <w:rPr>
-          <w:rFonts w:ascii="Candara Light" w:hAnsi="Candara Light" w:cstheme="minorHAnsi"/>
-          <w:b/>
-          <w:bCs/>
-          <w:color w:val="404040" w:themeColor="text1" w:themeTint="BF"/>
-          <w:sz w:val="20"/>
-          <w:szCs w:val="20"/>
-        </w:rPr>
-        <w:t>4.2s to 1.1s</w:t>
-      </w:r>
-      <w:r>
-        <w:rPr>
-          <w:rFonts w:ascii="Candara Light" w:hAnsi="Candara Light" w:cstheme="minorHAnsi"/>
-          <w:color w:val="404040" w:themeColor="text1" w:themeTint="BF"/>
+          <w:color w:val="595959" w:themeColor="text1" w:themeTint="A6"/>
+          <w:sz w:val="20"/>
+          <w:szCs w:val="20"/>
+        </w:rPr>
+        <w:t>Result</w:t>
+      </w:r>
+      <w:r>
+        <w:rPr>
+          <w:rFonts w:ascii="Arial" w:eastAsia="Times New Roman" w:hAnsi="Arial" w:cs="Arial"/>
+          <w:color w:val="595959" w:themeColor="text1" w:themeTint="A6"/>
+          <w:sz w:val="20"/>
+          <w:szCs w:val="20"/>
+        </w:rPr>
+        <w:t xml:space="preserve">: </w:t>
+      </w:r>
+      <w:r>
+        <w:rPr>
+          <w:rFonts w:ascii="Arial" w:eastAsia="Times New Roman" w:hAnsi="Arial" w:cs="Arial"/>
+          <w:color w:val="595959" w:themeColor="text1" w:themeTint="A6"/>
+          <w:sz w:val="20"/>
+          <w:szCs w:val="20"/>
+        </w:rPr>
+        <w:t>Reduced double-booking conflicts from 50 to 10 per 1,000 appointments, improved appointment search response time from 1.8 seconds to 900 milliseconds, decreased manual scheduling support from 120 to 70 tickets per week, and improved patient booking completion from 6,000 to 7,500 completed bookings per month</w:t>
+      </w:r>
+      <w:r>
+        <w:rPr>
+          <w:rFonts w:ascii="Arial" w:eastAsia="Times New Roman" w:hAnsi="Arial" w:cs="Arial"/>
+          <w:color w:val="595959" w:themeColor="text1" w:themeTint="A6"/>
           <w:sz w:val="20"/>
           <w:szCs w:val="20"/>
         </w:rPr>
@@ -1186,67 +2274,29 @@
     </w:p>
     <w:p>
       <w:pPr>
-        <w:pStyle w:val="ListParagraph"/>
-        <w:numPr>
-          <w:ilvl w:val="0"/>
-          <w:numId w:val="13"/>
-        </w:numPr>
-        <w:autoSpaceDE w:val="0"/>
-        <w:autoSpaceDN w:val="0"/>
-        <w:adjustRightInd w:val="0"/>
-        <w:spacing w:after="0" w:line="276" w:lineRule="auto"/>
+        <w:pStyle w:val="Subtitle"/>
+        <w:spacing w:after="0" w:line="0" w:lineRule="atLeast"/>
         <w:jc w:val="both"/>
         <w:rPr>
-          <w:rFonts w:ascii="Candara Light" w:hAnsi="Candara Light" w:cstheme="minorHAnsi"/>
-          <w:color w:val="404040" w:themeColor="text1" w:themeTint="BF"/>
-          <w:sz w:val="20"/>
-          <w:szCs w:val="20"/>
-        </w:rPr>
-      </w:pPr>
-      <w:r>
-        <w:rPr>
-          <w:rFonts w:ascii="Candara Light" w:hAnsi="Candara Light" w:cstheme="minorHAnsi"/>
-          <w:color w:val="404040" w:themeColor="text1" w:themeTint="BF"/>
-          <w:sz w:val="20"/>
-          <w:szCs w:val="20"/>
-        </w:rPr>
-        <w:t xml:space="preserve">Hooked the staffing event feed into </w:t>
-      </w:r>
-      <w:r>
-        <w:rPr>
-          <w:rFonts w:ascii="Candara Light" w:hAnsi="Candara Light" w:cstheme="minorHAnsi"/>
-          <w:b/>
-          <w:bCs/>
-          <w:color w:val="404040" w:themeColor="text1" w:themeTint="BF"/>
-          <w:sz w:val="20"/>
-          <w:szCs w:val="20"/>
-        </w:rPr>
-        <w:t>Kafka</w:t>
-      </w:r>
-      <w:r>
-        <w:rPr>
-          <w:rFonts w:ascii="Candara Light" w:hAnsi="Candara Light" w:cstheme="minorHAnsi"/>
-          <w:color w:val="404040" w:themeColor="text1" w:themeTint="BF"/>
-          <w:sz w:val="20"/>
-          <w:szCs w:val="20"/>
-        </w:rPr>
-        <w:t>, splitting consumers into dedicated consumer groups by airport zone and carefully managing partition offsets to guarantee at-least-once delivery without duplicate records.</w:t>
+          <w:rFonts w:ascii="Arial" w:hAnsi="Arial" w:cs="Arial"/>
+          <w:color w:val="833C0B" w:themeColor="accent2" w:themeShade="80"/>
+        </w:rPr>
+      </w:pPr>
+      <w:r>
+        <w:rPr>
+          <w:rFonts w:ascii="Arial" w:hAnsi="Arial" w:cs="Arial"/>
+          <w:noProof/>
+          <w:color w:val="833C0B" w:themeColor="accent2" w:themeShade="80"/>
+        </w:rPr>
+        <w:t>EDUCATION</w:t>
       </w:r>
     </w:p>
     <w:p>
       <w:pPr>
-        <w:pStyle w:val="ListParagraph"/>
-        <w:numPr>
-          <w:ilvl w:val="0"/>
-          <w:numId w:val="13"/>
-        </w:numPr>
-        <w:autoSpaceDE w:val="0"/>
-        <w:autoSpaceDN w:val="0"/>
-        <w:adjustRightInd w:val="0"/>
-        <w:spacing w:after="0" w:line="276" w:lineRule="auto"/>
+        <w:spacing w:after="0" w:line="0" w:lineRule="atLeast"/>
         <w:jc w:val="both"/>
         <w:rPr>
-          <w:rFonts w:ascii="Candara Light" w:hAnsi="Candara Light" w:cstheme="minorHAnsi"/>
+          <w:rFonts w:ascii="Arial" w:hAnsi="Arial" w:cs="Arial"/>
           <w:color w:val="404040" w:themeColor="text1" w:themeTint="BF"/>
           <w:sz w:val="20"/>
           <w:szCs w:val="20"/>
@@ -1254,2171 +2304,73 @@
       </w:pPr>
       <w:r>
         <w:rPr>
-          <w:rFonts w:ascii="Candara Light" w:hAnsi="Candara Light" w:cstheme="minorHAnsi"/>
+          <w:rFonts w:ascii="Arial" w:hAnsi="Arial" w:cs="Arial"/>
           <w:color w:val="404040" w:themeColor="text1" w:themeTint="BF"/>
           <w:sz w:val="20"/>
           <w:szCs w:val="20"/>
         </w:rPr>
-        <w:t xml:space="preserve">Developed a nightly sales reconciliation script in </w:t>
-      </w:r>
-      <w:r>
-        <w:rPr>
-          <w:rFonts w:ascii="Candara Light" w:hAnsi="Candara Light" w:cstheme="minorHAnsi"/>
-          <w:b/>
-          <w:bCs/>
+        <w:t>De La Salle University</w:t>
+      </w:r>
+      <w:r>
+        <w:rPr>
+          <w:rFonts w:ascii="Arial" w:hAnsi="Arial" w:cs="Arial"/>
           <w:color w:val="404040" w:themeColor="text1" w:themeTint="BF"/>
           <w:sz w:val="20"/>
           <w:szCs w:val="20"/>
         </w:rPr>
-        <w:t>Python</w:t>
-      </w:r>
-      <w:r>
-        <w:rPr>
-          <w:rFonts w:ascii="Candara Light" w:hAnsi="Candara Light" w:cstheme="minorHAnsi"/>
+        <w:t xml:space="preserve"> | </w:t>
+      </w:r>
+      <w:r>
+        <w:rPr>
+          <w:rFonts w:ascii="Arial" w:hAnsi="Arial" w:cs="Arial"/>
           <w:color w:val="404040" w:themeColor="text1" w:themeTint="BF"/>
           <w:sz w:val="20"/>
           <w:szCs w:val="20"/>
         </w:rPr>
-        <w:t xml:space="preserve">, firing brand API calls on the </w:t>
-      </w:r>
-      <w:proofErr w:type="spellStart"/>
-      <w:r>
-        <w:rPr>
-          <w:rFonts w:ascii="Candara Light" w:hAnsi="Candara Light" w:cstheme="minorHAnsi"/>
+        <w:t>20</w:t>
+      </w:r>
+      <w:r>
+        <w:rPr>
+          <w:rFonts w:ascii="Arial" w:hAnsi="Arial" w:cs="Arial"/>
           <w:color w:val="404040" w:themeColor="text1" w:themeTint="BF"/>
           <w:sz w:val="20"/>
           <w:szCs w:val="20"/>
         </w:rPr>
-        <w:t>asyncio</w:t>
-      </w:r>
-      <w:proofErr w:type="spellEnd"/>
-      <w:r>
-        <w:rPr>
-          <w:rFonts w:ascii="Candara Light" w:hAnsi="Candara Light" w:cstheme="minorHAnsi"/>
+        <w:t>10</w:t>
+      </w:r>
+      <w:r>
+        <w:rPr>
+          <w:rFonts w:ascii="Arial" w:hAnsi="Arial" w:cs="Arial"/>
           <w:color w:val="404040" w:themeColor="text1" w:themeTint="BF"/>
           <w:sz w:val="20"/>
           <w:szCs w:val="20"/>
         </w:rPr>
-        <w:t xml:space="preserve"> event loop and catching bad payloads via </w:t>
-      </w:r>
-      <w:proofErr w:type="spellStart"/>
-      <w:r>
-        <w:rPr>
-          <w:rFonts w:ascii="Candara Light" w:hAnsi="Candara Light" w:cstheme="minorHAnsi"/>
+        <w:t xml:space="preserve"> – 201</w:t>
+      </w:r>
+      <w:r>
+        <w:rPr>
+          <w:rFonts w:ascii="Arial" w:hAnsi="Arial" w:cs="Arial"/>
           <w:color w:val="404040" w:themeColor="text1" w:themeTint="BF"/>
           <w:sz w:val="20"/>
           <w:szCs w:val="20"/>
         </w:rPr>
-        <w:t>Pydantic</w:t>
-      </w:r>
-      <w:proofErr w:type="spellEnd"/>
-      <w:r>
-        <w:rPr>
-          <w:rFonts w:ascii="Candara Light" w:hAnsi="Candara Light" w:cstheme="minorHAnsi"/>
+        <w:t>4</w:t>
+      </w:r>
+      <w:r>
+        <w:rPr>
+          <w:rFonts w:ascii="Arial" w:hAnsi="Arial" w:cs="Arial"/>
           <w:color w:val="404040" w:themeColor="text1" w:themeTint="BF"/>
           <w:sz w:val="20"/>
           <w:szCs w:val="20"/>
         </w:rPr>
-        <w:t xml:space="preserve">, cutting reconciliation errors by </w:t>
-      </w:r>
-      <w:r>
-        <w:rPr>
-          <w:rFonts w:ascii="Candara Light" w:hAnsi="Candara Light" w:cstheme="minorHAnsi"/>
-          <w:b/>
-          <w:bCs/>
+        <w:t xml:space="preserve"> | </w:t>
+      </w:r>
+      <w:r>
+        <w:rPr>
+          <w:rFonts w:ascii="Arial" w:hAnsi="Arial" w:cs="Arial"/>
           <w:color w:val="404040" w:themeColor="text1" w:themeTint="BF"/>
           <w:sz w:val="20"/>
           <w:szCs w:val="20"/>
-        </w:rPr>
-        <w:t>78%</w:t>
-      </w:r>
-      <w:r>
-        <w:rPr>
-          <w:rFonts w:ascii="Candara Light" w:hAnsi="Candara Light" w:cstheme="minorHAnsi"/>
-          <w:color w:val="404040" w:themeColor="text1" w:themeTint="BF"/>
-          <w:sz w:val="20"/>
-          <w:szCs w:val="20"/>
-        </w:rPr>
-        <w:t>.</w:t>
-      </w:r>
-    </w:p>
-    <w:p>
-      <w:pPr>
-        <w:pStyle w:val="ListParagraph"/>
-        <w:numPr>
-          <w:ilvl w:val="0"/>
-          <w:numId w:val="13"/>
-        </w:numPr>
-        <w:autoSpaceDE w:val="0"/>
-        <w:autoSpaceDN w:val="0"/>
-        <w:adjustRightInd w:val="0"/>
-        <w:spacing w:after="0" w:line="276" w:lineRule="auto"/>
-        <w:jc w:val="both"/>
-        <w:rPr>
-          <w:rFonts w:ascii="Candara Light" w:hAnsi="Candara Light" w:cstheme="minorHAnsi"/>
-          <w:color w:val="404040" w:themeColor="text1" w:themeTint="BF"/>
-          <w:sz w:val="20"/>
-          <w:szCs w:val="20"/>
-        </w:rPr>
-      </w:pPr>
-      <w:r>
-        <w:rPr>
-          <w:rFonts w:ascii="Candara Light" w:hAnsi="Candara Light" w:cstheme="minorHAnsi"/>
-          <w:color w:val="404040" w:themeColor="text1" w:themeTint="BF"/>
-          <w:sz w:val="20"/>
-          <w:szCs w:val="20"/>
-        </w:rPr>
-        <w:t xml:space="preserve">Overhauled inventory tracking UI with </w:t>
-      </w:r>
-      <w:r>
-        <w:rPr>
-          <w:rFonts w:ascii="Candara Light" w:hAnsi="Candara Light" w:cstheme="minorHAnsi"/>
-          <w:b/>
-          <w:bCs/>
-          <w:color w:val="404040" w:themeColor="text1" w:themeTint="BF"/>
-          <w:sz w:val="20"/>
-          <w:szCs w:val="20"/>
-        </w:rPr>
-        <w:t>React</w:t>
-      </w:r>
-      <w:r>
-        <w:rPr>
-          <w:rFonts w:ascii="Candara Light" w:hAnsi="Candara Light" w:cstheme="minorHAnsi"/>
-          <w:color w:val="404040" w:themeColor="text1" w:themeTint="BF"/>
-          <w:sz w:val="20"/>
-          <w:szCs w:val="20"/>
-        </w:rPr>
-        <w:t xml:space="preserve">, introducing </w:t>
-      </w:r>
-      <w:proofErr w:type="spellStart"/>
-      <w:r>
-        <w:rPr>
-          <w:rFonts w:ascii="Candara Light" w:hAnsi="Candara Light" w:cstheme="minorHAnsi"/>
-          <w:color w:val="404040" w:themeColor="text1" w:themeTint="BF"/>
-          <w:sz w:val="20"/>
-          <w:szCs w:val="20"/>
-        </w:rPr>
-        <w:t>Redux</w:t>
-      </w:r>
-      <w:proofErr w:type="spellEnd"/>
-      <w:r>
-        <w:rPr>
-          <w:rFonts w:ascii="Candara Light" w:hAnsi="Candara Light" w:cstheme="minorHAnsi"/>
-          <w:color w:val="404040" w:themeColor="text1" w:themeTint="BF"/>
-          <w:sz w:val="20"/>
-          <w:szCs w:val="20"/>
-        </w:rPr>
-        <w:t xml:space="preserve"> Toolkit slices for predictable state updates and a Context API provider to share location-specific </w:t>
-      </w:r>
-      <w:proofErr w:type="spellStart"/>
-      <w:r>
-        <w:rPr>
-          <w:rFonts w:ascii="Candara Light" w:hAnsi="Candara Light" w:cstheme="minorHAnsi"/>
-          <w:color w:val="404040" w:themeColor="text1" w:themeTint="BF"/>
-          <w:sz w:val="20"/>
-          <w:szCs w:val="20"/>
-        </w:rPr>
-        <w:t>configs</w:t>
-      </w:r>
-      <w:proofErr w:type="spellEnd"/>
-      <w:r>
-        <w:rPr>
-          <w:rFonts w:ascii="Candara Light" w:hAnsi="Candara Light" w:cstheme="minorHAnsi"/>
-          <w:color w:val="404040" w:themeColor="text1" w:themeTint="BF"/>
-          <w:sz w:val="20"/>
-          <w:szCs w:val="20"/>
-        </w:rPr>
-        <w:t xml:space="preserve"> across nested components.</w:t>
-      </w:r>
-    </w:p>
-    <w:p>
-      <w:pPr>
-        <w:pStyle w:val="ListParagraph"/>
-        <w:numPr>
-          <w:ilvl w:val="0"/>
-          <w:numId w:val="13"/>
-        </w:numPr>
-        <w:autoSpaceDE w:val="0"/>
-        <w:autoSpaceDN w:val="0"/>
-        <w:adjustRightInd w:val="0"/>
-        <w:spacing w:after="0" w:line="276" w:lineRule="auto"/>
-        <w:jc w:val="both"/>
-        <w:rPr>
-          <w:rFonts w:ascii="Candara Light" w:hAnsi="Candara Light" w:cstheme="minorHAnsi"/>
-          <w:color w:val="404040" w:themeColor="text1" w:themeTint="BF"/>
-          <w:sz w:val="20"/>
-          <w:szCs w:val="20"/>
-        </w:rPr>
-      </w:pPr>
-      <w:r>
-        <w:rPr>
-          <w:rFonts w:ascii="Candara Light" w:hAnsi="Candara Light" w:cstheme="minorHAnsi"/>
-          <w:color w:val="404040" w:themeColor="text1" w:themeTint="BF"/>
-          <w:sz w:val="20"/>
-          <w:szCs w:val="20"/>
-        </w:rPr>
-        <w:t xml:space="preserve">Wired a real-time customer service alert pipeline in </w:t>
-      </w:r>
-      <w:r>
-        <w:rPr>
-          <w:rFonts w:ascii="Candara Light" w:hAnsi="Candara Light" w:cstheme="minorHAnsi"/>
-          <w:b/>
-          <w:bCs/>
-          <w:color w:val="404040" w:themeColor="text1" w:themeTint="BF"/>
-          <w:sz w:val="20"/>
-          <w:szCs w:val="20"/>
-        </w:rPr>
-        <w:t>Node.js</w:t>
-      </w:r>
-      <w:r>
-        <w:rPr>
-          <w:rFonts w:ascii="Candara Light" w:hAnsi="Candara Light" w:cstheme="minorHAnsi"/>
-          <w:color w:val="404040" w:themeColor="text1" w:themeTint="BF"/>
-          <w:sz w:val="20"/>
-          <w:szCs w:val="20"/>
-        </w:rPr>
-        <w:t xml:space="preserve">, using </w:t>
-      </w:r>
-      <w:proofErr w:type="spellStart"/>
-      <w:r>
-        <w:rPr>
-          <w:rFonts w:ascii="Candara Light" w:hAnsi="Candara Light" w:cstheme="minorHAnsi"/>
-          <w:color w:val="404040" w:themeColor="text1" w:themeTint="BF"/>
-          <w:sz w:val="20"/>
-          <w:szCs w:val="20"/>
-        </w:rPr>
-        <w:t>EventEmitter</w:t>
-      </w:r>
-      <w:proofErr w:type="spellEnd"/>
-      <w:r>
-        <w:rPr>
-          <w:rFonts w:ascii="Candara Light" w:hAnsi="Candara Light" w:cstheme="minorHAnsi"/>
-          <w:color w:val="404040" w:themeColor="text1" w:themeTint="BF"/>
-          <w:sz w:val="20"/>
-          <w:szCs w:val="20"/>
-        </w:rPr>
-        <w:t xml:space="preserve"> to broadcast KPI threshold breaches and piping raw survey data through Node streams into the reporting store.</w:t>
-      </w:r>
-    </w:p>
-    <w:p>
-      <w:pPr>
-        <w:pStyle w:val="ListParagraph"/>
-        <w:numPr>
-          <w:ilvl w:val="0"/>
-          <w:numId w:val="13"/>
-        </w:numPr>
-        <w:autoSpaceDE w:val="0"/>
-        <w:autoSpaceDN w:val="0"/>
-        <w:adjustRightInd w:val="0"/>
-        <w:spacing w:after="0" w:line="276" w:lineRule="auto"/>
-        <w:jc w:val="both"/>
-        <w:rPr>
-          <w:rFonts w:ascii="Candara Light" w:hAnsi="Candara Light" w:cstheme="minorHAnsi"/>
-          <w:color w:val="404040" w:themeColor="text1" w:themeTint="BF"/>
-          <w:sz w:val="20"/>
-          <w:szCs w:val="20"/>
-        </w:rPr>
-      </w:pPr>
-      <w:r>
-        <w:rPr>
-          <w:rFonts w:ascii="Candara Light" w:hAnsi="Candara Light" w:cstheme="minorHAnsi"/>
-          <w:color w:val="404040" w:themeColor="text1" w:themeTint="BF"/>
-          <w:sz w:val="20"/>
-          <w:szCs w:val="20"/>
-        </w:rPr>
-        <w:t xml:space="preserve">Containerized the operations backend with </w:t>
-      </w:r>
-      <w:r>
-        <w:rPr>
-          <w:rFonts w:ascii="Candara Light" w:hAnsi="Candara Light" w:cstheme="minorHAnsi"/>
-          <w:b/>
-          <w:bCs/>
-          <w:color w:val="404040" w:themeColor="text1" w:themeTint="BF"/>
-          <w:sz w:val="20"/>
-          <w:szCs w:val="20"/>
-        </w:rPr>
-        <w:t>Docker</w:t>
-      </w:r>
-      <w:r>
-        <w:rPr>
-          <w:rFonts w:ascii="Candara Light" w:hAnsi="Candara Light" w:cstheme="minorHAnsi"/>
-          <w:color w:val="404040" w:themeColor="text1" w:themeTint="BF"/>
-          <w:sz w:val="20"/>
-          <w:szCs w:val="20"/>
-        </w:rPr>
-        <w:t>, trimming image size through multi-stage builds and connecting all dependent services via Docker Compose bridge networking for reliable local dev parity.</w:t>
-      </w:r>
-    </w:p>
-    <w:p>
-      <w:pPr>
-        <w:pStyle w:val="ListParagraph"/>
-        <w:numPr>
-          <w:ilvl w:val="0"/>
-          <w:numId w:val="13"/>
-        </w:numPr>
-        <w:autoSpaceDE w:val="0"/>
-        <w:autoSpaceDN w:val="0"/>
-        <w:adjustRightInd w:val="0"/>
-        <w:spacing w:after="0" w:line="276" w:lineRule="auto"/>
-        <w:jc w:val="both"/>
-        <w:rPr>
-          <w:rFonts w:ascii="Candara Light" w:hAnsi="Candara Light" w:cstheme="minorHAnsi"/>
-          <w:color w:val="404040" w:themeColor="text1" w:themeTint="BF"/>
-          <w:sz w:val="20"/>
-          <w:szCs w:val="20"/>
-        </w:rPr>
-      </w:pPr>
-      <w:r>
-        <w:rPr>
-          <w:rFonts w:ascii="Candara Light" w:hAnsi="Candara Light" w:cstheme="minorHAnsi"/>
-          <w:color w:val="404040" w:themeColor="text1" w:themeTint="BF"/>
-          <w:sz w:val="20"/>
-          <w:szCs w:val="20"/>
-        </w:rPr>
-        <w:t xml:space="preserve">Tuned the restaurant data store on </w:t>
-      </w:r>
-      <w:r>
-        <w:rPr>
-          <w:rFonts w:ascii="Candara Light" w:hAnsi="Candara Light" w:cstheme="minorHAnsi"/>
-          <w:b/>
-          <w:bCs/>
-          <w:color w:val="404040" w:themeColor="text1" w:themeTint="BF"/>
-          <w:sz w:val="20"/>
-          <w:szCs w:val="20"/>
-        </w:rPr>
-        <w:t>PostgreSQL</w:t>
-      </w:r>
-      <w:r>
-        <w:rPr>
-          <w:rFonts w:ascii="Candara Light" w:hAnsi="Candara Light" w:cstheme="minorHAnsi"/>
-          <w:color w:val="404040" w:themeColor="text1" w:themeTint="BF"/>
-          <w:sz w:val="20"/>
-          <w:szCs w:val="20"/>
-        </w:rPr>
-        <w:t xml:space="preserve">, right-sizing a </w:t>
-      </w:r>
-      <w:proofErr w:type="spellStart"/>
-      <w:r>
-        <w:rPr>
-          <w:rFonts w:ascii="Candara Light" w:hAnsi="Candara Light" w:cstheme="minorHAnsi"/>
-          <w:color w:val="404040" w:themeColor="text1" w:themeTint="BF"/>
-          <w:sz w:val="20"/>
-          <w:szCs w:val="20"/>
-        </w:rPr>
-        <w:t>pgBouncer</w:t>
-      </w:r>
-      <w:proofErr w:type="spellEnd"/>
-      <w:r>
-        <w:rPr>
-          <w:rFonts w:ascii="Candara Light" w:hAnsi="Candara Light" w:cstheme="minorHAnsi"/>
-          <w:color w:val="404040" w:themeColor="text1" w:themeTint="BF"/>
-          <w:sz w:val="20"/>
-          <w:szCs w:val="20"/>
-        </w:rPr>
-        <w:t xml:space="preserve"> connection pool for peak traffic and adding JSONB indexes on menu metadata to speed up attribute-based queries</w:t>
-      </w:r>
-      <w:r>
-        <w:rPr>
-          <w:rFonts w:ascii="Candara Light" w:hAnsi="Candara Light" w:cstheme="minorHAnsi"/>
-          <w:color w:val="404040" w:themeColor="text1" w:themeTint="BF"/>
-          <w:sz w:val="20"/>
-          <w:szCs w:val="20"/>
-        </w:rPr>
-        <w:t>.</w:t>
-      </w:r>
-    </w:p>
-    <w:p>
-      <w:pPr>
-        <w:pStyle w:val="Heading3"/>
-        <w:rPr>
-          <w:rFonts w:ascii="Candara Light" w:hAnsi="Candara Light" w:cstheme="minorHAnsi"/>
-          <w:b/>
-          <w:color w:val="833C0B" w:themeColor="accent2" w:themeShade="80"/>
-        </w:rPr>
-      </w:pPr>
-      <w:r>
-        <w:rPr>
-          <w:rFonts w:ascii="Candara Light" w:hAnsi="Candara Light" w:cstheme="minorHAnsi"/>
-          <w:b/>
-          <w:color w:val="833C0B" w:themeColor="accent2" w:themeShade="80"/>
-        </w:rPr>
-        <w:t>Senior</w:t>
-      </w:r>
-      <w:r>
-        <w:rPr>
-          <w:rFonts w:ascii="Candara Light" w:hAnsi="Candara Light" w:cstheme="minorHAnsi"/>
-          <w:b/>
-          <w:color w:val="833C0B" w:themeColor="accent2" w:themeShade="80"/>
-        </w:rPr>
-        <w:t xml:space="preserve"> Software E</w:t>
-      </w:r>
-      <w:r>
-        <w:rPr>
-          <w:rFonts w:ascii="Candara Light" w:hAnsi="Candara Light" w:cstheme="minorHAnsi"/>
-          <w:b/>
-          <w:color w:val="833C0B" w:themeColor="accent2" w:themeShade="80"/>
-        </w:rPr>
-        <w:t>ngineer</w:t>
-      </w:r>
-      <w:r>
-        <w:rPr>
-          <w:rFonts w:ascii="Candara Light" w:hAnsi="Candara Light" w:cstheme="minorHAnsi"/>
-          <w:b/>
-          <w:color w:val="833C0B" w:themeColor="accent2" w:themeShade="80"/>
-        </w:rPr>
-        <w:t>,</w:t>
-      </w:r>
-      <w:r>
-        <w:rPr>
-          <w:rFonts w:ascii="Candara Light" w:hAnsi="Candara Light" w:cstheme="minorHAnsi"/>
-          <w:b/>
-          <w:color w:val="833C0B" w:themeColor="accent2" w:themeShade="80"/>
-        </w:rPr>
-        <w:t xml:space="preserve"> </w:t>
-      </w:r>
-      <w:r>
-        <w:rPr>
-          <w:rFonts w:ascii="Candara Light" w:hAnsi="Candara Light" w:cstheme="minorHAnsi"/>
-          <w:b/>
-          <w:color w:val="833C0B" w:themeColor="accent2" w:themeShade="80"/>
-        </w:rPr>
-        <w:t>Clutter</w:t>
-      </w:r>
-      <w:r>
-        <w:rPr>
-          <w:rFonts w:ascii="Candara Light" w:hAnsi="Candara Light" w:cstheme="minorHAnsi"/>
-          <w:b/>
-          <w:color w:val="833C0B" w:themeColor="accent2" w:themeShade="80"/>
-        </w:rPr>
-        <w:t xml:space="preserve">, </w:t>
-      </w:r>
-      <w:r>
-        <w:rPr>
-          <w:rFonts w:ascii="Candara Light" w:hAnsi="Candara Light" w:cstheme="minorHAnsi"/>
-          <w:b/>
-          <w:color w:val="833C0B" w:themeColor="accent2" w:themeShade="80"/>
-        </w:rPr>
-        <w:t>07</w:t>
-      </w:r>
-      <w:r>
-        <w:rPr>
-          <w:rFonts w:ascii="Candara Light" w:hAnsi="Candara Light" w:cstheme="minorHAnsi"/>
-          <w:b/>
-          <w:color w:val="833C0B" w:themeColor="accent2" w:themeShade="80"/>
-        </w:rPr>
-        <w:t>/202</w:t>
-      </w:r>
-      <w:r>
-        <w:rPr>
-          <w:rFonts w:ascii="Candara Light" w:hAnsi="Candara Light" w:cstheme="minorHAnsi"/>
-          <w:b/>
-          <w:color w:val="833C0B" w:themeColor="accent2" w:themeShade="80"/>
-        </w:rPr>
-        <w:t>0</w:t>
-      </w:r>
-      <w:r>
-        <w:rPr>
-          <w:rFonts w:ascii="Candara Light" w:hAnsi="Candara Light" w:cstheme="minorHAnsi"/>
-          <w:b/>
-          <w:color w:val="833C0B" w:themeColor="accent2" w:themeShade="80"/>
-        </w:rPr>
-        <w:t xml:space="preserve"> – </w:t>
-      </w:r>
-      <w:r>
-        <w:rPr>
-          <w:rFonts w:ascii="Candara Light" w:hAnsi="Candara Light" w:cstheme="minorHAnsi"/>
-          <w:b/>
-          <w:color w:val="833C0B" w:themeColor="accent2" w:themeShade="80"/>
-        </w:rPr>
-        <w:t>06/2023</w:t>
-      </w:r>
-    </w:p>
-    <w:p>
-      <w:pPr>
-        <w:pStyle w:val="ListParagraph"/>
-        <w:numPr>
-          <w:ilvl w:val="0"/>
-          <w:numId w:val="13"/>
-        </w:numPr>
-        <w:autoSpaceDE w:val="0"/>
-        <w:autoSpaceDN w:val="0"/>
-        <w:adjustRightInd w:val="0"/>
-        <w:spacing w:after="0" w:line="276" w:lineRule="auto"/>
-        <w:jc w:val="both"/>
-        <w:rPr>
-          <w:rFonts w:ascii="Candara Light" w:hAnsi="Candara Light" w:cstheme="minorHAnsi"/>
-          <w:color w:val="404040" w:themeColor="text1" w:themeTint="BF"/>
-          <w:sz w:val="20"/>
-          <w:szCs w:val="20"/>
-        </w:rPr>
-      </w:pPr>
-      <w:r>
-        <w:rPr>
-          <w:rFonts w:ascii="Candara Light" w:hAnsi="Candara Light" w:cstheme="minorHAnsi"/>
-          <w:color w:val="404040" w:themeColor="text1" w:themeTint="BF"/>
-          <w:sz w:val="20"/>
-          <w:szCs w:val="20"/>
-        </w:rPr>
-        <w:t xml:space="preserve"> </w:t>
-      </w:r>
-      <w:r>
-        <w:rPr>
-          <w:rFonts w:ascii="Candara Light" w:hAnsi="Candara Light" w:cstheme="minorHAnsi"/>
-          <w:color w:val="404040" w:themeColor="text1" w:themeTint="BF"/>
-          <w:sz w:val="20"/>
-          <w:szCs w:val="20"/>
-        </w:rPr>
-        <w:t xml:space="preserve">Automated the moving-order lifecycle on </w:t>
-      </w:r>
-      <w:r>
-        <w:rPr>
-          <w:rFonts w:ascii="Candara Light" w:hAnsi="Candara Light" w:cstheme="minorHAnsi"/>
-          <w:b/>
-          <w:bCs/>
-          <w:color w:val="404040" w:themeColor="text1" w:themeTint="BF"/>
-          <w:sz w:val="20"/>
-          <w:szCs w:val="20"/>
-        </w:rPr>
-        <w:t>AWS</w:t>
-      </w:r>
-      <w:r>
-        <w:rPr>
-          <w:rFonts w:ascii="Candara Light" w:hAnsi="Candara Light" w:cstheme="minorHAnsi"/>
-          <w:color w:val="404040" w:themeColor="text1" w:themeTint="BF"/>
-          <w:sz w:val="20"/>
-          <w:szCs w:val="20"/>
-        </w:rPr>
-        <w:t xml:space="preserve">, wiring Step Functions to orchestrate packing and storage states and routing failed transitions to SQS dead-letter queues, cutting stuck orders by </w:t>
-      </w:r>
-      <w:r>
-        <w:rPr>
-          <w:rFonts w:ascii="Candara Light" w:hAnsi="Candara Light" w:cstheme="minorHAnsi"/>
-          <w:b/>
-          <w:bCs/>
-          <w:color w:val="404040" w:themeColor="text1" w:themeTint="BF"/>
-          <w:sz w:val="20"/>
-          <w:szCs w:val="20"/>
-        </w:rPr>
-        <w:t>67%</w:t>
-      </w:r>
-      <w:r>
-        <w:rPr>
-          <w:rFonts w:ascii="Candara Light" w:hAnsi="Candara Light" w:cstheme="minorHAnsi"/>
-          <w:color w:val="404040" w:themeColor="text1" w:themeTint="BF"/>
-          <w:sz w:val="20"/>
-          <w:szCs w:val="20"/>
-        </w:rPr>
-        <w:t>.</w:t>
-      </w:r>
-    </w:p>
-    <w:p>
-      <w:pPr>
-        <w:pStyle w:val="ListParagraph"/>
-        <w:numPr>
-          <w:ilvl w:val="0"/>
-          <w:numId w:val="13"/>
-        </w:numPr>
-        <w:autoSpaceDE w:val="0"/>
-        <w:autoSpaceDN w:val="0"/>
-        <w:adjustRightInd w:val="0"/>
-        <w:spacing w:after="0" w:line="276" w:lineRule="auto"/>
-        <w:jc w:val="both"/>
-        <w:rPr>
-          <w:rFonts w:ascii="Candara Light" w:hAnsi="Candara Light" w:cstheme="minorHAnsi"/>
-          <w:color w:val="404040" w:themeColor="text1" w:themeTint="BF"/>
-          <w:sz w:val="20"/>
-          <w:szCs w:val="20"/>
-        </w:rPr>
-      </w:pPr>
-      <w:r>
-        <w:rPr>
-          <w:rFonts w:ascii="Candara Light" w:hAnsi="Candara Light" w:cstheme="minorHAnsi"/>
-          <w:color w:val="404040" w:themeColor="text1" w:themeTint="BF"/>
-          <w:sz w:val="20"/>
-          <w:szCs w:val="20"/>
-        </w:rPr>
-        <w:t xml:space="preserve">Scaled the booking scheduler API in </w:t>
-      </w:r>
-      <w:r>
-        <w:rPr>
-          <w:rFonts w:ascii="Candara Light" w:hAnsi="Candara Light" w:cstheme="minorHAnsi"/>
-          <w:b/>
-          <w:bCs/>
-          <w:color w:val="404040" w:themeColor="text1" w:themeTint="BF"/>
-          <w:sz w:val="20"/>
-          <w:szCs w:val="20"/>
-        </w:rPr>
-        <w:t>Node.js</w:t>
-      </w:r>
-      <w:r>
-        <w:rPr>
-          <w:rFonts w:ascii="Candara Light" w:hAnsi="Candara Light" w:cstheme="minorHAnsi"/>
-          <w:color w:val="404040" w:themeColor="text1" w:themeTint="BF"/>
-          <w:sz w:val="20"/>
-          <w:szCs w:val="20"/>
-        </w:rPr>
-        <w:t xml:space="preserve">, forking worker processes via the cluster module and wrapping </w:t>
-      </w:r>
-      <w:proofErr w:type="spellStart"/>
-      <w:r>
-        <w:rPr>
-          <w:rFonts w:ascii="Candara Light" w:hAnsi="Candara Light" w:cstheme="minorHAnsi"/>
-          <w:color w:val="404040" w:themeColor="text1" w:themeTint="BF"/>
-          <w:sz w:val="20"/>
-          <w:szCs w:val="20"/>
-        </w:rPr>
-        <w:t>async</w:t>
-      </w:r>
-      <w:proofErr w:type="spellEnd"/>
-      <w:r>
-        <w:rPr>
-          <w:rFonts w:ascii="Candara Light" w:hAnsi="Candara Light" w:cstheme="minorHAnsi"/>
-          <w:color w:val="404040" w:themeColor="text1" w:themeTint="BF"/>
-          <w:sz w:val="20"/>
-          <w:szCs w:val="20"/>
-        </w:rPr>
-        <w:t xml:space="preserve"> operations in </w:t>
-      </w:r>
-      <w:proofErr w:type="spellStart"/>
-      <w:r>
-        <w:rPr>
-          <w:rFonts w:ascii="Candara Light" w:hAnsi="Candara Light" w:cstheme="minorHAnsi"/>
-          <w:color w:val="404040" w:themeColor="text1" w:themeTint="BF"/>
-          <w:sz w:val="20"/>
-          <w:szCs w:val="20"/>
-        </w:rPr>
-        <w:t>async</w:t>
-      </w:r>
-      <w:proofErr w:type="spellEnd"/>
-      <w:r>
-        <w:rPr>
-          <w:rFonts w:ascii="Candara Light" w:hAnsi="Candara Light" w:cstheme="minorHAnsi"/>
-          <w:color w:val="404040" w:themeColor="text1" w:themeTint="BF"/>
-          <w:sz w:val="20"/>
-          <w:szCs w:val="20"/>
-        </w:rPr>
-        <w:t>/await error boundaries to catch silent failures early.</w:t>
-      </w:r>
-    </w:p>
-    <w:p>
-      <w:pPr>
-        <w:pStyle w:val="ListParagraph"/>
-        <w:numPr>
-          <w:ilvl w:val="0"/>
-          <w:numId w:val="13"/>
-        </w:numPr>
-        <w:autoSpaceDE w:val="0"/>
-        <w:autoSpaceDN w:val="0"/>
-        <w:adjustRightInd w:val="0"/>
-        <w:spacing w:after="0" w:line="276" w:lineRule="auto"/>
-        <w:jc w:val="both"/>
-        <w:rPr>
-          <w:rFonts w:ascii="Candara Light" w:hAnsi="Candara Light" w:cstheme="minorHAnsi"/>
-          <w:color w:val="404040" w:themeColor="text1" w:themeTint="BF"/>
-          <w:sz w:val="20"/>
-          <w:szCs w:val="20"/>
-        </w:rPr>
-      </w:pPr>
-      <w:r>
-        <w:rPr>
-          <w:rFonts w:ascii="Candara Light" w:hAnsi="Candara Light" w:cstheme="minorHAnsi"/>
-          <w:color w:val="404040" w:themeColor="text1" w:themeTint="BF"/>
-          <w:sz w:val="20"/>
-          <w:szCs w:val="20"/>
-        </w:rPr>
-        <w:lastRenderedPageBreak/>
-        <w:t xml:space="preserve"> </w:t>
-      </w:r>
-      <w:bookmarkStart w:id="0" w:name="_GoBack"/>
-      <w:bookmarkEnd w:id="0"/>
-      <w:r>
-        <w:rPr>
-          <w:rFonts w:ascii="Candara Light" w:hAnsi="Candara Light" w:cstheme="minorHAnsi"/>
-          <w:color w:val="404040" w:themeColor="text1" w:themeTint="BF"/>
-          <w:sz w:val="20"/>
-          <w:szCs w:val="20"/>
-        </w:rPr>
-        <w:t xml:space="preserve">Managed per-environment cloud infrastructure with </w:t>
-      </w:r>
-      <w:r>
-        <w:rPr>
-          <w:rFonts w:ascii="Candara Light" w:hAnsi="Candara Light" w:cstheme="minorHAnsi"/>
-          <w:b/>
-          <w:bCs/>
-          <w:color w:val="404040" w:themeColor="text1" w:themeTint="BF"/>
-          <w:sz w:val="20"/>
-          <w:szCs w:val="20"/>
-        </w:rPr>
-        <w:t>Terraform</w:t>
-      </w:r>
-      <w:r>
-        <w:rPr>
-          <w:rFonts w:ascii="Candara Light" w:hAnsi="Candara Light" w:cstheme="minorHAnsi"/>
-          <w:color w:val="404040" w:themeColor="text1" w:themeTint="BF"/>
-          <w:sz w:val="20"/>
-          <w:szCs w:val="20"/>
-        </w:rPr>
-        <w:t xml:space="preserve">, isolating staging and production </w:t>
-      </w:r>
-      <w:proofErr w:type="spellStart"/>
-      <w:r>
-        <w:rPr>
-          <w:rFonts w:ascii="Candara Light" w:hAnsi="Candara Light" w:cstheme="minorHAnsi"/>
-          <w:color w:val="404040" w:themeColor="text1" w:themeTint="BF"/>
-          <w:sz w:val="20"/>
-          <w:szCs w:val="20"/>
-        </w:rPr>
-        <w:t>configs</w:t>
-      </w:r>
-      <w:proofErr w:type="spellEnd"/>
-      <w:r>
-        <w:rPr>
-          <w:rFonts w:ascii="Candara Light" w:hAnsi="Candara Light" w:cstheme="minorHAnsi"/>
-          <w:color w:val="404040" w:themeColor="text1" w:themeTint="BF"/>
-          <w:sz w:val="20"/>
-          <w:szCs w:val="20"/>
-        </w:rPr>
-        <w:t xml:space="preserve"> through Terraform workspaces and keeping all environment-specific secrets clean via native variable interpolation blocks.</w:t>
-      </w:r>
-    </w:p>
-    <w:p>
-      <w:pPr>
-        <w:pStyle w:val="ListParagraph"/>
-        <w:numPr>
-          <w:ilvl w:val="0"/>
-          <w:numId w:val="13"/>
-        </w:numPr>
-        <w:autoSpaceDE w:val="0"/>
-        <w:autoSpaceDN w:val="0"/>
-        <w:adjustRightInd w:val="0"/>
-        <w:spacing w:after="0" w:line="276" w:lineRule="auto"/>
-        <w:jc w:val="both"/>
-        <w:rPr>
-          <w:rFonts w:ascii="Candara Light" w:hAnsi="Candara Light" w:cstheme="minorHAnsi"/>
-          <w:color w:val="404040" w:themeColor="text1" w:themeTint="BF"/>
-          <w:sz w:val="20"/>
-          <w:szCs w:val="20"/>
-        </w:rPr>
-      </w:pPr>
-      <w:r>
-        <w:rPr>
-          <w:rFonts w:ascii="Candara Light" w:hAnsi="Candara Light" w:cstheme="minorHAnsi"/>
-          <w:color w:val="404040" w:themeColor="text1" w:themeTint="BF"/>
-          <w:sz w:val="20"/>
-          <w:szCs w:val="20"/>
-        </w:rPr>
-        <w:t xml:space="preserve">Rebuilt the customer booking flow in </w:t>
-      </w:r>
-      <w:r>
-        <w:rPr>
-          <w:rFonts w:ascii="Candara Light" w:hAnsi="Candara Light" w:cstheme="minorHAnsi"/>
-          <w:b/>
-          <w:bCs/>
-          <w:color w:val="404040" w:themeColor="text1" w:themeTint="BF"/>
-          <w:sz w:val="20"/>
-          <w:szCs w:val="20"/>
-        </w:rPr>
-        <w:t>React</w:t>
-      </w:r>
-      <w:r>
-        <w:rPr>
-          <w:rFonts w:ascii="Candara Light" w:hAnsi="Candara Light" w:cstheme="minorHAnsi"/>
-          <w:color w:val="404040" w:themeColor="text1" w:themeTint="BF"/>
-          <w:sz w:val="20"/>
-          <w:szCs w:val="20"/>
-        </w:rPr>
-        <w:t xml:space="preserve">, pulling shared logic into custom React Hooks and adding route-level code splitting, which shaved the initial bundle size down by </w:t>
-      </w:r>
-      <w:r>
-        <w:rPr>
-          <w:rFonts w:ascii="Candara Light" w:hAnsi="Candara Light" w:cstheme="minorHAnsi"/>
-          <w:b/>
-          <w:bCs/>
-          <w:color w:val="404040" w:themeColor="text1" w:themeTint="BF"/>
-          <w:sz w:val="20"/>
-          <w:szCs w:val="20"/>
-        </w:rPr>
-        <w:t>43%</w:t>
-      </w:r>
-      <w:r>
-        <w:rPr>
-          <w:rFonts w:ascii="Candara Light" w:hAnsi="Candara Light" w:cstheme="minorHAnsi"/>
-          <w:color w:val="404040" w:themeColor="text1" w:themeTint="BF"/>
-          <w:sz w:val="20"/>
-          <w:szCs w:val="20"/>
-        </w:rPr>
-        <w:t>.</w:t>
-      </w:r>
-    </w:p>
-    <w:p>
-      <w:pPr>
-        <w:pStyle w:val="ListParagraph"/>
-        <w:numPr>
-          <w:ilvl w:val="0"/>
-          <w:numId w:val="13"/>
-        </w:numPr>
-        <w:autoSpaceDE w:val="0"/>
-        <w:autoSpaceDN w:val="0"/>
-        <w:adjustRightInd w:val="0"/>
-        <w:spacing w:after="0" w:line="276" w:lineRule="auto"/>
-        <w:jc w:val="both"/>
-        <w:rPr>
-          <w:rFonts w:ascii="Candara Light" w:hAnsi="Candara Light" w:cstheme="minorHAnsi"/>
-          <w:color w:val="404040" w:themeColor="text1" w:themeTint="BF"/>
-          <w:sz w:val="20"/>
-          <w:szCs w:val="20"/>
-        </w:rPr>
-      </w:pPr>
-      <w:r>
-        <w:rPr>
-          <w:rFonts w:ascii="Candara Light" w:hAnsi="Candara Light" w:cstheme="minorHAnsi"/>
-          <w:color w:val="404040" w:themeColor="text1" w:themeTint="BF"/>
-          <w:sz w:val="20"/>
-          <w:szCs w:val="20"/>
-        </w:rPr>
-        <w:t xml:space="preserve">Unified the booking and pricing data contracts behind a </w:t>
-      </w:r>
-      <w:proofErr w:type="spellStart"/>
-      <w:r>
-        <w:rPr>
-          <w:rFonts w:ascii="Candara Light" w:hAnsi="Candara Light" w:cstheme="minorHAnsi"/>
-          <w:b/>
-          <w:bCs/>
-          <w:color w:val="404040" w:themeColor="text1" w:themeTint="BF"/>
-          <w:sz w:val="20"/>
-          <w:szCs w:val="20"/>
-        </w:rPr>
-        <w:t>GraphQL</w:t>
-      </w:r>
-      <w:proofErr w:type="spellEnd"/>
-      <w:r>
-        <w:rPr>
-          <w:rFonts w:ascii="Candara Light" w:hAnsi="Candara Light" w:cstheme="minorHAnsi"/>
-          <w:color w:val="404040" w:themeColor="text1" w:themeTint="BF"/>
-          <w:sz w:val="20"/>
-          <w:szCs w:val="20"/>
-        </w:rPr>
-        <w:t xml:space="preserve"> gateway, stitching together two separately-owned schemas and enabling persisted queries to reduce round-trip payload overhead for mobile clients.</w:t>
-      </w:r>
-    </w:p>
-    <w:p>
-      <w:pPr>
-        <w:pStyle w:val="ListParagraph"/>
-        <w:numPr>
-          <w:ilvl w:val="0"/>
-          <w:numId w:val="13"/>
-        </w:numPr>
-        <w:autoSpaceDE w:val="0"/>
-        <w:autoSpaceDN w:val="0"/>
-        <w:adjustRightInd w:val="0"/>
-        <w:spacing w:after="0" w:line="276" w:lineRule="auto"/>
-        <w:jc w:val="both"/>
-        <w:rPr>
-          <w:rFonts w:ascii="Candara Light" w:hAnsi="Candara Light" w:cstheme="minorHAnsi"/>
-          <w:color w:val="404040" w:themeColor="text1" w:themeTint="BF"/>
-          <w:sz w:val="20"/>
-          <w:szCs w:val="20"/>
-        </w:rPr>
-      </w:pPr>
-      <w:r>
-        <w:rPr>
-          <w:rFonts w:ascii="Candara Light" w:hAnsi="Candara Light" w:cstheme="minorHAnsi"/>
-          <w:color w:val="404040" w:themeColor="text1" w:themeTint="BF"/>
-          <w:sz w:val="20"/>
-          <w:szCs w:val="20"/>
-        </w:rPr>
-        <w:t xml:space="preserve">Powered the coverage analytics module with </w:t>
-      </w:r>
-      <w:r>
-        <w:rPr>
-          <w:rFonts w:ascii="Candara Light" w:hAnsi="Candara Light" w:cstheme="minorHAnsi"/>
-          <w:b/>
-          <w:bCs/>
-          <w:color w:val="404040" w:themeColor="text1" w:themeTint="BF"/>
-          <w:sz w:val="20"/>
-          <w:szCs w:val="20"/>
-        </w:rPr>
-        <w:t>MongoDB</w:t>
-      </w:r>
-      <w:r>
-        <w:rPr>
-          <w:rFonts w:ascii="Candara Light" w:hAnsi="Candara Light" w:cstheme="minorHAnsi"/>
-          <w:color w:val="404040" w:themeColor="text1" w:themeTint="BF"/>
-          <w:sz w:val="20"/>
-          <w:szCs w:val="20"/>
-        </w:rPr>
-        <w:t>, running multi-stage aggregation pipeline queries for zone-level demand stats and tapping change streams to keep the coverage UI refreshed.</w:t>
-      </w:r>
-    </w:p>
-    <w:p>
-      <w:pPr>
-        <w:pStyle w:val="ListParagraph"/>
-        <w:numPr>
-          <w:ilvl w:val="0"/>
-          <w:numId w:val="13"/>
-        </w:numPr>
-        <w:autoSpaceDE w:val="0"/>
-        <w:autoSpaceDN w:val="0"/>
-        <w:adjustRightInd w:val="0"/>
-        <w:spacing w:after="0" w:line="276" w:lineRule="auto"/>
-        <w:jc w:val="both"/>
-        <w:rPr>
-          <w:rFonts w:ascii="Candara Light" w:hAnsi="Candara Light" w:cstheme="minorHAnsi"/>
-          <w:color w:val="404040" w:themeColor="text1" w:themeTint="BF"/>
-          <w:sz w:val="20"/>
-          <w:szCs w:val="20"/>
-        </w:rPr>
-      </w:pPr>
-      <w:r>
-        <w:rPr>
-          <w:rFonts w:ascii="Candara Light" w:hAnsi="Candara Light" w:cstheme="minorHAnsi"/>
-          <w:color w:val="404040" w:themeColor="text1" w:themeTint="BF"/>
-          <w:sz w:val="20"/>
-          <w:szCs w:val="20"/>
-        </w:rPr>
-        <w:t xml:space="preserve">Offloaded price recalculation jobs to </w:t>
-      </w:r>
-      <w:r>
-        <w:rPr>
-          <w:rFonts w:ascii="Candara Light" w:hAnsi="Candara Light" w:cstheme="minorHAnsi"/>
-          <w:b/>
-          <w:bCs/>
-          <w:color w:val="404040" w:themeColor="text1" w:themeTint="BF"/>
-          <w:sz w:val="20"/>
-          <w:szCs w:val="20"/>
-        </w:rPr>
-        <w:t>Python</w:t>
-      </w:r>
-      <w:r>
-        <w:rPr>
-          <w:rFonts w:ascii="Candara Light" w:hAnsi="Candara Light" w:cstheme="minorHAnsi"/>
-          <w:color w:val="404040" w:themeColor="text1" w:themeTint="BF"/>
-          <w:sz w:val="20"/>
-          <w:szCs w:val="20"/>
-        </w:rPr>
-        <w:t xml:space="preserve"> workers, distributing tasks across Celery queues and wrapping bulk pricing writes in </w:t>
-      </w:r>
-      <w:proofErr w:type="spellStart"/>
-      <w:r>
-        <w:rPr>
-          <w:rFonts w:ascii="Candara Light" w:hAnsi="Candara Light" w:cstheme="minorHAnsi"/>
-          <w:color w:val="404040" w:themeColor="text1" w:themeTint="BF"/>
-          <w:sz w:val="20"/>
-          <w:szCs w:val="20"/>
-        </w:rPr>
-        <w:t>SQLAlchemy</w:t>
-      </w:r>
-      <w:proofErr w:type="spellEnd"/>
-      <w:r>
-        <w:rPr>
-          <w:rFonts w:ascii="Candara Light" w:hAnsi="Candara Light" w:cstheme="minorHAnsi"/>
-          <w:color w:val="404040" w:themeColor="text1" w:themeTint="BF"/>
-          <w:sz w:val="20"/>
-          <w:szCs w:val="20"/>
-        </w:rPr>
-        <w:t xml:space="preserve"> ORM transactions, improving overall throughput by </w:t>
-      </w:r>
-      <w:r>
-        <w:rPr>
-          <w:rFonts w:ascii="Candara Light" w:hAnsi="Candara Light" w:cstheme="minorHAnsi"/>
-          <w:b/>
-          <w:bCs/>
-          <w:color w:val="404040" w:themeColor="text1" w:themeTint="BF"/>
-          <w:sz w:val="20"/>
-          <w:szCs w:val="20"/>
-        </w:rPr>
-        <w:t>55%</w:t>
-      </w:r>
-      <w:r>
-        <w:rPr>
-          <w:rFonts w:ascii="Candara Light" w:hAnsi="Candara Light" w:cstheme="minorHAnsi"/>
-          <w:color w:val="404040" w:themeColor="text1" w:themeTint="BF"/>
-          <w:sz w:val="20"/>
-          <w:szCs w:val="20"/>
-        </w:rPr>
-        <w:t>.</w:t>
-      </w:r>
-    </w:p>
-    <w:p>
-      <w:pPr>
-        <w:pStyle w:val="ListParagraph"/>
-        <w:numPr>
-          <w:ilvl w:val="0"/>
-          <w:numId w:val="13"/>
-        </w:numPr>
-        <w:autoSpaceDE w:val="0"/>
-        <w:autoSpaceDN w:val="0"/>
-        <w:adjustRightInd w:val="0"/>
-        <w:spacing w:after="0" w:line="276" w:lineRule="auto"/>
-        <w:jc w:val="both"/>
-        <w:rPr>
-          <w:rFonts w:ascii="Candara Light" w:hAnsi="Candara Light" w:cstheme="minorHAnsi"/>
-          <w:color w:val="404040" w:themeColor="text1" w:themeTint="BF"/>
-          <w:sz w:val="20"/>
-          <w:szCs w:val="20"/>
-        </w:rPr>
-      </w:pPr>
-      <w:r>
-        <w:rPr>
-          <w:rFonts w:ascii="Candara Light" w:hAnsi="Candara Light" w:cstheme="minorHAnsi"/>
-          <w:color w:val="404040" w:themeColor="text1" w:themeTint="BF"/>
-          <w:sz w:val="20"/>
-          <w:szCs w:val="20"/>
-        </w:rPr>
-        <w:t xml:space="preserve">Delivered a slot-availability feed in </w:t>
-      </w:r>
-      <w:proofErr w:type="spellStart"/>
-      <w:r>
-        <w:rPr>
-          <w:rFonts w:ascii="Candara Light" w:hAnsi="Candara Light" w:cstheme="minorHAnsi"/>
-          <w:b/>
-          <w:bCs/>
-          <w:color w:val="404040" w:themeColor="text1" w:themeTint="BF"/>
-          <w:sz w:val="20"/>
-          <w:szCs w:val="20"/>
-        </w:rPr>
-        <w:t>dotNet</w:t>
-      </w:r>
-      <w:proofErr w:type="spellEnd"/>
-      <w:r>
-        <w:rPr>
-          <w:rFonts w:ascii="Candara Light" w:hAnsi="Candara Light" w:cstheme="minorHAnsi"/>
-          <w:color w:val="404040" w:themeColor="text1" w:themeTint="BF"/>
-          <w:sz w:val="20"/>
-          <w:szCs w:val="20"/>
-        </w:rPr>
-        <w:t xml:space="preserve">, standing up a </w:t>
-      </w:r>
-      <w:proofErr w:type="spellStart"/>
-      <w:r>
-        <w:rPr>
-          <w:rFonts w:ascii="Candara Light" w:hAnsi="Candara Light" w:cstheme="minorHAnsi"/>
-          <w:color w:val="404040" w:themeColor="text1" w:themeTint="BF"/>
-          <w:sz w:val="20"/>
-          <w:szCs w:val="20"/>
-        </w:rPr>
-        <w:t>SignalR</w:t>
-      </w:r>
-      <w:proofErr w:type="spellEnd"/>
-      <w:r>
-        <w:rPr>
-          <w:rFonts w:ascii="Candara Light" w:hAnsi="Candara Light" w:cstheme="minorHAnsi"/>
-          <w:color w:val="404040" w:themeColor="text1" w:themeTint="BF"/>
-          <w:sz w:val="20"/>
-          <w:szCs w:val="20"/>
-        </w:rPr>
-        <w:t xml:space="preserve"> hub for push-based booking updates and adding ASP.NET Core middleware to throttle spikes, cutting timeout errors by </w:t>
-      </w:r>
-      <w:r>
-        <w:rPr>
-          <w:rFonts w:ascii="Candara Light" w:hAnsi="Candara Light" w:cstheme="minorHAnsi"/>
-          <w:b/>
-          <w:bCs/>
-          <w:color w:val="404040" w:themeColor="text1" w:themeTint="BF"/>
-          <w:sz w:val="20"/>
-          <w:szCs w:val="20"/>
-        </w:rPr>
-        <w:t>61%</w:t>
-      </w:r>
-      <w:r>
-        <w:rPr>
-          <w:rFonts w:ascii="Candara Light" w:hAnsi="Candara Light" w:cstheme="minorHAnsi"/>
-          <w:color w:val="404040" w:themeColor="text1" w:themeTint="BF"/>
-          <w:sz w:val="20"/>
-          <w:szCs w:val="20"/>
-        </w:rPr>
-        <w:t>.</w:t>
-      </w:r>
-    </w:p>
-    <w:p>
-      <w:pPr>
-        <w:pStyle w:val="ListParagraph"/>
-        <w:numPr>
-          <w:ilvl w:val="0"/>
-          <w:numId w:val="13"/>
-        </w:numPr>
-        <w:autoSpaceDE w:val="0"/>
-        <w:autoSpaceDN w:val="0"/>
-        <w:adjustRightInd w:val="0"/>
-        <w:spacing w:after="0" w:line="276" w:lineRule="auto"/>
-        <w:jc w:val="both"/>
-        <w:rPr>
-          <w:rFonts w:ascii="Candara Light" w:hAnsi="Candara Light" w:cstheme="minorHAnsi"/>
-          <w:color w:val="404040" w:themeColor="text1" w:themeTint="BF"/>
-          <w:sz w:val="20"/>
-          <w:szCs w:val="20"/>
-        </w:rPr>
-      </w:pPr>
-      <w:r>
-        <w:rPr>
-          <w:rFonts w:ascii="Candara Light" w:hAnsi="Candara Light" w:cstheme="minorHAnsi"/>
-          <w:color w:val="404040" w:themeColor="text1" w:themeTint="BF"/>
-          <w:sz w:val="20"/>
-          <w:szCs w:val="20"/>
-        </w:rPr>
-        <w:t xml:space="preserve">Set up the deployment pipeline with </w:t>
-      </w:r>
-      <w:r>
-        <w:rPr>
-          <w:rFonts w:ascii="Candara Light" w:hAnsi="Candara Light" w:cstheme="minorHAnsi"/>
-          <w:b/>
-          <w:bCs/>
-          <w:color w:val="404040" w:themeColor="text1" w:themeTint="BF"/>
-          <w:sz w:val="20"/>
-          <w:szCs w:val="20"/>
-        </w:rPr>
-        <w:t>CI/CD</w:t>
-      </w:r>
-      <w:r>
-        <w:rPr>
-          <w:rFonts w:ascii="Candara Light" w:hAnsi="Candara Light" w:cstheme="minorHAnsi"/>
-          <w:color w:val="404040" w:themeColor="text1" w:themeTint="BF"/>
-          <w:sz w:val="20"/>
-          <w:szCs w:val="20"/>
-        </w:rPr>
-        <w:t>, writing GitHub Actions workflows for automated test-and-build runs and enabling artifact caching to knock repeated dependency install times way down.</w:t>
-      </w:r>
-    </w:p>
-    <w:p>
-      <w:pPr>
-        <w:pStyle w:val="ListParagraph"/>
-        <w:numPr>
-          <w:ilvl w:val="0"/>
-          <w:numId w:val="13"/>
-        </w:numPr>
-        <w:autoSpaceDE w:val="0"/>
-        <w:autoSpaceDN w:val="0"/>
-        <w:adjustRightInd w:val="0"/>
-        <w:spacing w:after="0" w:line="276" w:lineRule="auto"/>
-        <w:jc w:val="both"/>
-        <w:rPr>
-          <w:rFonts w:ascii="Candara Light" w:hAnsi="Candara Light" w:cstheme="minorHAnsi"/>
-          <w:color w:val="404040" w:themeColor="text1" w:themeTint="BF"/>
-          <w:sz w:val="20"/>
-          <w:szCs w:val="20"/>
-        </w:rPr>
-      </w:pPr>
-      <w:r>
-        <w:rPr>
-          <w:rFonts w:ascii="Candara Light" w:hAnsi="Candara Light" w:cstheme="minorHAnsi"/>
-          <w:color w:val="404040" w:themeColor="text1" w:themeTint="BF"/>
-          <w:sz w:val="20"/>
-          <w:szCs w:val="20"/>
-        </w:rPr>
-        <w:t xml:space="preserve">Deployed booking services onto </w:t>
-      </w:r>
-      <w:r>
-        <w:rPr>
-          <w:rFonts w:ascii="Candara Light" w:hAnsi="Candara Light" w:cstheme="minorHAnsi"/>
-          <w:b/>
-          <w:bCs/>
-          <w:color w:val="404040" w:themeColor="text1" w:themeTint="BF"/>
-          <w:sz w:val="20"/>
-          <w:szCs w:val="20"/>
-        </w:rPr>
-        <w:t>Kubernetes</w:t>
-      </w:r>
-      <w:r>
-        <w:rPr>
-          <w:rFonts w:ascii="Candara Light" w:hAnsi="Candara Light" w:cstheme="minorHAnsi"/>
-          <w:color w:val="404040" w:themeColor="text1" w:themeTint="BF"/>
-          <w:sz w:val="20"/>
-          <w:szCs w:val="20"/>
-        </w:rPr>
-        <w:t xml:space="preserve">, packaging each </w:t>
-      </w:r>
-      <w:proofErr w:type="spellStart"/>
-      <w:r>
-        <w:rPr>
-          <w:rFonts w:ascii="Candara Light" w:hAnsi="Candara Light" w:cstheme="minorHAnsi"/>
-          <w:color w:val="404040" w:themeColor="text1" w:themeTint="BF"/>
-          <w:sz w:val="20"/>
-          <w:szCs w:val="20"/>
-        </w:rPr>
-        <w:t>microservice</w:t>
-      </w:r>
-      <w:proofErr w:type="spellEnd"/>
-      <w:r>
-        <w:rPr>
-          <w:rFonts w:ascii="Candara Light" w:hAnsi="Candara Light" w:cstheme="minorHAnsi"/>
-          <w:color w:val="404040" w:themeColor="text1" w:themeTint="BF"/>
-          <w:sz w:val="20"/>
-          <w:szCs w:val="20"/>
-        </w:rPr>
-        <w:t xml:space="preserve"> with Helm charts for repeatable rollouts and attaching a horizontal pod </w:t>
-      </w:r>
-      <w:proofErr w:type="spellStart"/>
-      <w:r>
-        <w:rPr>
-          <w:rFonts w:ascii="Candara Light" w:hAnsi="Candara Light" w:cstheme="minorHAnsi"/>
-          <w:color w:val="404040" w:themeColor="text1" w:themeTint="BF"/>
-          <w:sz w:val="20"/>
-          <w:szCs w:val="20"/>
-        </w:rPr>
-        <w:t>autoscaler</w:t>
-      </w:r>
-      <w:proofErr w:type="spellEnd"/>
-      <w:r>
-        <w:rPr>
-          <w:rFonts w:ascii="Candara Light" w:hAnsi="Candara Light" w:cstheme="minorHAnsi"/>
-          <w:color w:val="404040" w:themeColor="text1" w:themeTint="BF"/>
-          <w:sz w:val="20"/>
-          <w:szCs w:val="20"/>
-        </w:rPr>
-        <w:t xml:space="preserve"> to absorb peak traffic spikes gracefully</w:t>
-      </w:r>
-      <w:r>
-        <w:rPr>
-          <w:rFonts w:ascii="Candara Light" w:hAnsi="Candara Light" w:cstheme="minorHAnsi"/>
-          <w:color w:val="404040" w:themeColor="text1" w:themeTint="BF"/>
-          <w:sz w:val="20"/>
-          <w:szCs w:val="20"/>
-        </w:rPr>
-        <w:t>.</w:t>
-      </w:r>
-    </w:p>
-    <w:p>
-      <w:pPr>
-        <w:pStyle w:val="Heading3"/>
-        <w:rPr>
-          <w:rFonts w:ascii="Candara Light" w:hAnsi="Candara Light" w:cstheme="minorHAnsi"/>
-          <w:b/>
-          <w:color w:val="833C0B" w:themeColor="accent2" w:themeShade="80"/>
-        </w:rPr>
-      </w:pPr>
-      <w:r>
-        <w:rPr>
-          <w:rFonts w:ascii="Candara Light" w:hAnsi="Candara Light" w:cstheme="minorHAnsi"/>
-          <w:b/>
-          <w:color w:val="833C0B" w:themeColor="accent2" w:themeShade="80"/>
-        </w:rPr>
-        <w:t>Software</w:t>
-      </w:r>
-      <w:r>
-        <w:rPr>
-          <w:rFonts w:ascii="Candara Light" w:hAnsi="Candara Light" w:cstheme="minorHAnsi"/>
-          <w:b/>
-          <w:color w:val="833C0B" w:themeColor="accent2" w:themeShade="80"/>
-        </w:rPr>
-        <w:t xml:space="preserve"> Developer, </w:t>
-      </w:r>
-      <w:proofErr w:type="spellStart"/>
-      <w:r>
-        <w:rPr>
-          <w:rFonts w:ascii="Candara Light" w:hAnsi="Candara Light" w:cstheme="minorHAnsi"/>
-          <w:b/>
-          <w:color w:val="833C0B" w:themeColor="accent2" w:themeShade="80"/>
-        </w:rPr>
-        <w:t>ePLDT</w:t>
-      </w:r>
-      <w:proofErr w:type="spellEnd"/>
-      <w:r>
-        <w:rPr>
-          <w:rFonts w:ascii="Candara Light" w:hAnsi="Candara Light" w:cstheme="minorHAnsi"/>
-          <w:b/>
-          <w:color w:val="833C0B" w:themeColor="accent2" w:themeShade="80"/>
-        </w:rPr>
-        <w:t>, 0</w:t>
-      </w:r>
-      <w:r>
-        <w:rPr>
-          <w:rFonts w:ascii="Candara Light" w:hAnsi="Candara Light" w:cstheme="minorHAnsi"/>
-          <w:b/>
-          <w:color w:val="833C0B" w:themeColor="accent2" w:themeShade="80"/>
-        </w:rPr>
-        <w:t>1/2015</w:t>
-      </w:r>
-      <w:r>
-        <w:rPr>
-          <w:rFonts w:ascii="Candara Light" w:hAnsi="Candara Light" w:cstheme="minorHAnsi"/>
-          <w:b/>
-          <w:color w:val="833C0B" w:themeColor="accent2" w:themeShade="80"/>
-        </w:rPr>
-        <w:t xml:space="preserve"> – </w:t>
-      </w:r>
-      <w:r>
-        <w:rPr>
-          <w:rFonts w:ascii="Candara Light" w:hAnsi="Candara Light" w:cstheme="minorHAnsi"/>
-          <w:b/>
-          <w:color w:val="833C0B" w:themeColor="accent2" w:themeShade="80"/>
-        </w:rPr>
-        <w:t>0</w:t>
-      </w:r>
-      <w:r>
-        <w:rPr>
-          <w:rFonts w:ascii="Candara Light" w:hAnsi="Candara Light" w:cstheme="minorHAnsi"/>
-          <w:b/>
-          <w:color w:val="833C0B" w:themeColor="accent2" w:themeShade="80"/>
-        </w:rPr>
-        <w:t>4/2020</w:t>
-      </w:r>
-    </w:p>
-    <w:p>
-      <w:pPr>
-        <w:pStyle w:val="ListParagraph"/>
-        <w:numPr>
-          <w:ilvl w:val="0"/>
-          <w:numId w:val="14"/>
-        </w:numPr>
-        <w:autoSpaceDE w:val="0"/>
-        <w:autoSpaceDN w:val="0"/>
-        <w:adjustRightInd w:val="0"/>
-        <w:spacing w:after="0" w:line="276" w:lineRule="auto"/>
-        <w:jc w:val="both"/>
-        <w:rPr>
-          <w:rFonts w:ascii="Candara Light" w:hAnsi="Candara Light" w:cstheme="minorHAnsi"/>
-          <w:color w:val="404040" w:themeColor="text1" w:themeTint="BF"/>
-          <w:sz w:val="20"/>
-          <w:szCs w:val="20"/>
-        </w:rPr>
-      </w:pPr>
-      <w:r>
-        <w:rPr>
-          <w:rFonts w:ascii="Candara Light" w:hAnsi="Candara Light" w:cstheme="minorHAnsi"/>
-          <w:color w:val="404040" w:themeColor="text1" w:themeTint="BF"/>
-          <w:sz w:val="20"/>
-          <w:szCs w:val="20"/>
-        </w:rPr>
-        <w:t xml:space="preserve"> </w:t>
-      </w:r>
-      <w:r>
-        <w:rPr>
-          <w:rFonts w:ascii="Candara Light" w:hAnsi="Candara Light" w:cstheme="minorHAnsi"/>
-          <w:color w:val="404040" w:themeColor="text1" w:themeTint="BF"/>
-          <w:sz w:val="20"/>
-          <w:szCs w:val="20"/>
-        </w:rPr>
-        <w:t xml:space="preserve">Secured the appointment API in </w:t>
-      </w:r>
-      <w:r>
-        <w:rPr>
-          <w:rFonts w:ascii="Candara Light" w:hAnsi="Candara Light" w:cstheme="minorHAnsi"/>
-          <w:b/>
-          <w:bCs/>
-          <w:color w:val="404040" w:themeColor="text1" w:themeTint="BF"/>
-          <w:sz w:val="20"/>
-          <w:szCs w:val="20"/>
-        </w:rPr>
-        <w:t>Node.js</w:t>
-      </w:r>
-      <w:r>
-        <w:rPr>
-          <w:rFonts w:ascii="Candara Light" w:hAnsi="Candara Light" w:cstheme="minorHAnsi"/>
-          <w:color w:val="404040" w:themeColor="text1" w:themeTint="BF"/>
-          <w:sz w:val="20"/>
-          <w:szCs w:val="20"/>
-        </w:rPr>
-        <w:t xml:space="preserve">, plugging in JWT middleware to verify doctor and patient tokens and adding request-level rate limiting, which dropped brute-force login attempts by </w:t>
-      </w:r>
-      <w:r>
-        <w:rPr>
-          <w:rFonts w:ascii="Candara Light" w:hAnsi="Candara Light" w:cstheme="minorHAnsi"/>
-          <w:b/>
-          <w:bCs/>
-          <w:color w:val="404040" w:themeColor="text1" w:themeTint="BF"/>
-          <w:sz w:val="20"/>
-          <w:szCs w:val="20"/>
-        </w:rPr>
-        <w:t>91%</w:t>
-      </w:r>
-      <w:r>
-        <w:rPr>
-          <w:rFonts w:ascii="Candara Light" w:hAnsi="Candara Light" w:cstheme="minorHAnsi"/>
-          <w:color w:val="404040" w:themeColor="text1" w:themeTint="BF"/>
-          <w:sz w:val="20"/>
-          <w:szCs w:val="20"/>
-        </w:rPr>
-        <w:t>.</w:t>
-      </w:r>
-    </w:p>
-    <w:p>
-      <w:pPr>
-        <w:pStyle w:val="ListParagraph"/>
-        <w:numPr>
-          <w:ilvl w:val="0"/>
-          <w:numId w:val="14"/>
-        </w:numPr>
-        <w:autoSpaceDE w:val="0"/>
-        <w:autoSpaceDN w:val="0"/>
-        <w:adjustRightInd w:val="0"/>
-        <w:spacing w:after="0" w:line="276" w:lineRule="auto"/>
-        <w:jc w:val="both"/>
-        <w:rPr>
-          <w:rFonts w:ascii="Candara Light" w:hAnsi="Candara Light" w:cstheme="minorHAnsi"/>
-          <w:color w:val="404040" w:themeColor="text1" w:themeTint="BF"/>
-          <w:sz w:val="20"/>
-          <w:szCs w:val="20"/>
-        </w:rPr>
-      </w:pPr>
-      <w:r>
-        <w:rPr>
-          <w:rFonts w:ascii="Candara Light" w:hAnsi="Candara Light" w:cstheme="minorHAnsi"/>
-          <w:color w:val="404040" w:themeColor="text1" w:themeTint="BF"/>
-          <w:sz w:val="20"/>
-          <w:szCs w:val="20"/>
-        </w:rPr>
-        <w:t xml:space="preserve">Served e-prescription documents through </w:t>
-      </w:r>
-      <w:r>
-        <w:rPr>
-          <w:rFonts w:ascii="Candara Light" w:hAnsi="Candara Light" w:cstheme="minorHAnsi"/>
-          <w:b/>
-          <w:bCs/>
-          <w:color w:val="404040" w:themeColor="text1" w:themeTint="BF"/>
-          <w:sz w:val="20"/>
-          <w:szCs w:val="20"/>
-        </w:rPr>
-        <w:t>AWS</w:t>
-      </w:r>
-      <w:r>
-        <w:rPr>
-          <w:rFonts w:ascii="Candara Light" w:hAnsi="Candara Light" w:cstheme="minorHAnsi"/>
-          <w:color w:val="404040" w:themeColor="text1" w:themeTint="BF"/>
-          <w:sz w:val="20"/>
-          <w:szCs w:val="20"/>
-        </w:rPr>
-        <w:t xml:space="preserve">, caching PDF assets at the edge via </w:t>
-      </w:r>
-      <w:proofErr w:type="spellStart"/>
-      <w:r>
-        <w:rPr>
-          <w:rFonts w:ascii="Candara Light" w:hAnsi="Candara Light" w:cstheme="minorHAnsi"/>
-          <w:color w:val="404040" w:themeColor="text1" w:themeTint="BF"/>
-          <w:sz w:val="20"/>
-          <w:szCs w:val="20"/>
-        </w:rPr>
-        <w:t>CloudFront</w:t>
-      </w:r>
-      <w:proofErr w:type="spellEnd"/>
-      <w:r>
-        <w:rPr>
-          <w:rFonts w:ascii="Candara Light" w:hAnsi="Candara Light" w:cstheme="minorHAnsi"/>
-          <w:color w:val="404040" w:themeColor="text1" w:themeTint="BF"/>
-          <w:sz w:val="20"/>
-          <w:szCs w:val="20"/>
-        </w:rPr>
-        <w:t xml:space="preserve"> distributions and gating downloads behind S3 </w:t>
-      </w:r>
-      <w:proofErr w:type="spellStart"/>
-      <w:r>
-        <w:rPr>
-          <w:rFonts w:ascii="Candara Light" w:hAnsi="Candara Light" w:cstheme="minorHAnsi"/>
-          <w:color w:val="404040" w:themeColor="text1" w:themeTint="BF"/>
-          <w:sz w:val="20"/>
-          <w:szCs w:val="20"/>
-        </w:rPr>
-        <w:t>presigned</w:t>
-      </w:r>
-      <w:proofErr w:type="spellEnd"/>
-      <w:r>
-        <w:rPr>
-          <w:rFonts w:ascii="Candara Light" w:hAnsi="Candara Light" w:cstheme="minorHAnsi"/>
-          <w:color w:val="404040" w:themeColor="text1" w:themeTint="BF"/>
-          <w:sz w:val="20"/>
-          <w:szCs w:val="20"/>
-        </w:rPr>
-        <w:t xml:space="preserve"> URLs for authenticated patients only.</w:t>
-      </w:r>
-    </w:p>
-    <w:p>
-      <w:pPr>
-        <w:pStyle w:val="ListParagraph"/>
-        <w:numPr>
-          <w:ilvl w:val="0"/>
-          <w:numId w:val="14"/>
-        </w:numPr>
-        <w:autoSpaceDE w:val="0"/>
-        <w:autoSpaceDN w:val="0"/>
-        <w:adjustRightInd w:val="0"/>
-        <w:spacing w:after="0" w:line="276" w:lineRule="auto"/>
-        <w:jc w:val="both"/>
-        <w:rPr>
-          <w:rFonts w:ascii="Candara Light" w:hAnsi="Candara Light" w:cstheme="minorHAnsi"/>
-          <w:color w:val="404040" w:themeColor="text1" w:themeTint="BF"/>
-          <w:sz w:val="20"/>
-          <w:szCs w:val="20"/>
-        </w:rPr>
-      </w:pPr>
-      <w:r>
-        <w:rPr>
-          <w:rFonts w:ascii="Candara Light" w:hAnsi="Candara Light" w:cstheme="minorHAnsi"/>
-          <w:color w:val="404040" w:themeColor="text1" w:themeTint="BF"/>
-          <w:sz w:val="20"/>
-          <w:szCs w:val="20"/>
-        </w:rPr>
-        <w:t xml:space="preserve">Provisioned the platform's cloud infrastructure with </w:t>
-      </w:r>
-      <w:r>
-        <w:rPr>
-          <w:rFonts w:ascii="Candara Light" w:hAnsi="Candara Light" w:cstheme="minorHAnsi"/>
-          <w:b/>
-          <w:bCs/>
-          <w:color w:val="404040" w:themeColor="text1" w:themeTint="BF"/>
-          <w:sz w:val="20"/>
-          <w:szCs w:val="20"/>
-        </w:rPr>
-        <w:t>Terraform</w:t>
-      </w:r>
-      <w:r>
-        <w:rPr>
-          <w:rFonts w:ascii="Candara Light" w:hAnsi="Candara Light" w:cstheme="minorHAnsi"/>
-          <w:color w:val="404040" w:themeColor="text1" w:themeTint="BF"/>
-          <w:sz w:val="20"/>
-          <w:szCs w:val="20"/>
-        </w:rPr>
-        <w:t>, enabling state locking to block concurrent team writes and pinning shared resources to explicit module versions to prevent drift.</w:t>
-      </w:r>
-    </w:p>
-    <w:p>
-      <w:pPr>
-        <w:pStyle w:val="ListParagraph"/>
-        <w:numPr>
-          <w:ilvl w:val="0"/>
-          <w:numId w:val="14"/>
-        </w:numPr>
-        <w:autoSpaceDE w:val="0"/>
-        <w:autoSpaceDN w:val="0"/>
-        <w:adjustRightInd w:val="0"/>
-        <w:spacing w:after="0" w:line="276" w:lineRule="auto"/>
-        <w:jc w:val="both"/>
-        <w:rPr>
-          <w:rFonts w:ascii="Candara Light" w:hAnsi="Candara Light" w:cstheme="minorHAnsi"/>
-          <w:color w:val="404040" w:themeColor="text1" w:themeTint="BF"/>
-          <w:sz w:val="20"/>
-          <w:szCs w:val="20"/>
-        </w:rPr>
-      </w:pPr>
-      <w:r>
-        <w:rPr>
-          <w:rFonts w:ascii="Candara Light" w:hAnsi="Candara Light" w:cstheme="minorHAnsi"/>
-          <w:color w:val="404040" w:themeColor="text1" w:themeTint="BF"/>
-          <w:sz w:val="20"/>
-          <w:szCs w:val="20"/>
-        </w:rPr>
-        <w:t xml:space="preserve">Constructed the patient telemedicine portal in </w:t>
-      </w:r>
-      <w:r>
-        <w:rPr>
-          <w:rFonts w:ascii="Candara Light" w:hAnsi="Candara Light" w:cstheme="minorHAnsi"/>
-          <w:b/>
-          <w:bCs/>
-          <w:color w:val="404040" w:themeColor="text1" w:themeTint="BF"/>
-          <w:sz w:val="20"/>
-          <w:szCs w:val="20"/>
-        </w:rPr>
-        <w:t>React</w:t>
-      </w:r>
-      <w:r>
-        <w:rPr>
-          <w:rFonts w:ascii="Candara Light" w:hAnsi="Candara Light" w:cstheme="minorHAnsi"/>
-          <w:color w:val="404040" w:themeColor="text1" w:themeTint="BF"/>
-          <w:sz w:val="20"/>
-          <w:szCs w:val="20"/>
-        </w:rPr>
-        <w:t xml:space="preserve">, deferring heavy components through lazy loading and wrapping </w:t>
-      </w:r>
-      <w:proofErr w:type="spellStart"/>
-      <w:r>
-        <w:rPr>
-          <w:rFonts w:ascii="Candara Light" w:hAnsi="Candara Light" w:cstheme="minorHAnsi"/>
-          <w:color w:val="404040" w:themeColor="text1" w:themeTint="BF"/>
-          <w:sz w:val="20"/>
-          <w:szCs w:val="20"/>
-        </w:rPr>
-        <w:t>async</w:t>
-      </w:r>
-      <w:proofErr w:type="spellEnd"/>
-      <w:r>
-        <w:rPr>
-          <w:rFonts w:ascii="Candara Light" w:hAnsi="Candara Light" w:cstheme="minorHAnsi"/>
-          <w:color w:val="404040" w:themeColor="text1" w:themeTint="BF"/>
-          <w:sz w:val="20"/>
-          <w:szCs w:val="20"/>
-        </w:rPr>
-        <w:t xml:space="preserve"> views in Error Boundaries, cutting blank-screen incidents by </w:t>
-      </w:r>
-      <w:r>
-        <w:rPr>
-          <w:rFonts w:ascii="Candara Light" w:hAnsi="Candara Light" w:cstheme="minorHAnsi"/>
-          <w:b/>
-          <w:bCs/>
-          <w:color w:val="404040" w:themeColor="text1" w:themeTint="BF"/>
-          <w:sz w:val="20"/>
-          <w:szCs w:val="20"/>
-        </w:rPr>
-        <w:t>82%</w:t>
-      </w:r>
-      <w:r>
-        <w:rPr>
-          <w:rFonts w:ascii="Candara Light" w:hAnsi="Candara Light" w:cstheme="minorHAnsi"/>
-          <w:color w:val="404040" w:themeColor="text1" w:themeTint="BF"/>
-          <w:sz w:val="20"/>
-          <w:szCs w:val="20"/>
-        </w:rPr>
-        <w:t>.</w:t>
-      </w:r>
-    </w:p>
-    <w:p>
-      <w:pPr>
-        <w:pStyle w:val="ListParagraph"/>
-        <w:numPr>
-          <w:ilvl w:val="0"/>
-          <w:numId w:val="14"/>
-        </w:numPr>
-        <w:autoSpaceDE w:val="0"/>
-        <w:autoSpaceDN w:val="0"/>
-        <w:adjustRightInd w:val="0"/>
-        <w:spacing w:after="0" w:line="276" w:lineRule="auto"/>
-        <w:jc w:val="both"/>
-        <w:rPr>
-          <w:rFonts w:ascii="Candara Light" w:hAnsi="Candara Light" w:cstheme="minorHAnsi"/>
-          <w:color w:val="404040" w:themeColor="text1" w:themeTint="BF"/>
-          <w:sz w:val="20"/>
-          <w:szCs w:val="20"/>
-        </w:rPr>
-      </w:pPr>
-      <w:r>
-        <w:rPr>
-          <w:rFonts w:ascii="Candara Light" w:hAnsi="Candara Light" w:cstheme="minorHAnsi"/>
-          <w:color w:val="404040" w:themeColor="text1" w:themeTint="BF"/>
-          <w:sz w:val="20"/>
-          <w:szCs w:val="20"/>
-        </w:rPr>
-        <w:t xml:space="preserve">Developed the doctor scheduling dashboard with </w:t>
-      </w:r>
-      <w:r>
-        <w:rPr>
-          <w:rFonts w:ascii="Candara Light" w:hAnsi="Candara Light" w:cstheme="minorHAnsi"/>
-          <w:b/>
-          <w:bCs/>
-          <w:color w:val="404040" w:themeColor="text1" w:themeTint="BF"/>
-          <w:sz w:val="20"/>
-          <w:szCs w:val="20"/>
-        </w:rPr>
-        <w:t>Angular</w:t>
-      </w:r>
-      <w:r>
-        <w:rPr>
-          <w:rFonts w:ascii="Candara Light" w:hAnsi="Candara Light" w:cstheme="minorHAnsi"/>
-          <w:color w:val="404040" w:themeColor="text1" w:themeTint="BF"/>
-          <w:sz w:val="20"/>
-          <w:szCs w:val="20"/>
-        </w:rPr>
-        <w:t xml:space="preserve">, hooking into slot streams via </w:t>
-      </w:r>
-      <w:proofErr w:type="spellStart"/>
-      <w:r>
-        <w:rPr>
-          <w:rFonts w:ascii="Candara Light" w:hAnsi="Candara Light" w:cstheme="minorHAnsi"/>
-          <w:color w:val="404040" w:themeColor="text1" w:themeTint="BF"/>
-          <w:sz w:val="20"/>
-          <w:szCs w:val="20"/>
-        </w:rPr>
-        <w:t>RxJS</w:t>
-      </w:r>
-      <w:proofErr w:type="spellEnd"/>
-      <w:r>
-        <w:rPr>
-          <w:rFonts w:ascii="Candara Light" w:hAnsi="Candara Light" w:cstheme="minorHAnsi"/>
-          <w:color w:val="404040" w:themeColor="text1" w:themeTint="BF"/>
-          <w:sz w:val="20"/>
-          <w:szCs w:val="20"/>
-        </w:rPr>
-        <w:t xml:space="preserve"> observables and centralizing calendar state with </w:t>
-      </w:r>
-      <w:proofErr w:type="spellStart"/>
-      <w:r>
-        <w:rPr>
-          <w:rFonts w:ascii="Candara Light" w:hAnsi="Candara Light" w:cstheme="minorHAnsi"/>
-          <w:color w:val="404040" w:themeColor="text1" w:themeTint="BF"/>
-          <w:sz w:val="20"/>
-          <w:szCs w:val="20"/>
-        </w:rPr>
-        <w:t>NgRx</w:t>
-      </w:r>
-      <w:proofErr w:type="spellEnd"/>
-      <w:r>
-        <w:rPr>
-          <w:rFonts w:ascii="Candara Light" w:hAnsi="Candara Light" w:cstheme="minorHAnsi"/>
-          <w:color w:val="404040" w:themeColor="text1" w:themeTint="BF"/>
-          <w:sz w:val="20"/>
-          <w:szCs w:val="20"/>
-        </w:rPr>
-        <w:t xml:space="preserve">, which cut staff-reported scheduling conflicts by </w:t>
-      </w:r>
-      <w:r>
-        <w:rPr>
-          <w:rFonts w:ascii="Candara Light" w:hAnsi="Candara Light" w:cstheme="minorHAnsi"/>
-          <w:b/>
-          <w:bCs/>
-          <w:color w:val="404040" w:themeColor="text1" w:themeTint="BF"/>
-          <w:sz w:val="20"/>
-          <w:szCs w:val="20"/>
-        </w:rPr>
-        <w:t>73%</w:t>
-      </w:r>
-      <w:r>
-        <w:rPr>
-          <w:rFonts w:ascii="Candara Light" w:hAnsi="Candara Light" w:cstheme="minorHAnsi"/>
-          <w:color w:val="404040" w:themeColor="text1" w:themeTint="BF"/>
-          <w:sz w:val="20"/>
-          <w:szCs w:val="20"/>
-        </w:rPr>
-        <w:t>.</w:t>
-      </w:r>
-    </w:p>
-    <w:p>
-      <w:pPr>
-        <w:pStyle w:val="ListParagraph"/>
-        <w:numPr>
-          <w:ilvl w:val="0"/>
-          <w:numId w:val="14"/>
-        </w:numPr>
-        <w:autoSpaceDE w:val="0"/>
-        <w:autoSpaceDN w:val="0"/>
-        <w:adjustRightInd w:val="0"/>
-        <w:spacing w:after="0" w:line="276" w:lineRule="auto"/>
-        <w:jc w:val="both"/>
-        <w:rPr>
-          <w:rFonts w:ascii="Candara Light" w:hAnsi="Candara Light" w:cstheme="minorHAnsi"/>
-          <w:color w:val="404040" w:themeColor="text1" w:themeTint="BF"/>
-          <w:sz w:val="20"/>
-          <w:szCs w:val="20"/>
-        </w:rPr>
-      </w:pPr>
-      <w:r>
-        <w:rPr>
-          <w:rFonts w:ascii="Candara Light" w:hAnsi="Candara Light" w:cstheme="minorHAnsi"/>
-          <w:color w:val="404040" w:themeColor="text1" w:themeTint="BF"/>
-          <w:sz w:val="20"/>
-          <w:szCs w:val="20"/>
-        </w:rPr>
-        <w:t xml:space="preserve">Replaced the consultation signaling layer's REST calls with </w:t>
-      </w:r>
-      <w:proofErr w:type="spellStart"/>
-      <w:r>
-        <w:rPr>
-          <w:rFonts w:ascii="Candara Light" w:hAnsi="Candara Light" w:cstheme="minorHAnsi"/>
-          <w:b/>
-          <w:bCs/>
-          <w:color w:val="404040" w:themeColor="text1" w:themeTint="BF"/>
-          <w:sz w:val="20"/>
-          <w:szCs w:val="20"/>
-        </w:rPr>
-        <w:t>gRPC</w:t>
-      </w:r>
-      <w:proofErr w:type="spellEnd"/>
-      <w:r>
-        <w:rPr>
-          <w:rFonts w:ascii="Candara Light" w:hAnsi="Candara Light" w:cstheme="minorHAnsi"/>
-          <w:color w:val="404040" w:themeColor="text1" w:themeTint="BF"/>
-          <w:sz w:val="20"/>
-          <w:szCs w:val="20"/>
-        </w:rPr>
-        <w:t>, defining doctor-patient session contracts in Protocol Buffers and enabling bidirectional streaming to support real-time in-session chat.</w:t>
-      </w:r>
-    </w:p>
-    <w:p>
-      <w:pPr>
-        <w:pStyle w:val="ListParagraph"/>
-        <w:numPr>
-          <w:ilvl w:val="0"/>
-          <w:numId w:val="14"/>
-        </w:numPr>
-        <w:autoSpaceDE w:val="0"/>
-        <w:autoSpaceDN w:val="0"/>
-        <w:adjustRightInd w:val="0"/>
-        <w:spacing w:after="0" w:line="276" w:lineRule="auto"/>
-        <w:jc w:val="both"/>
-        <w:rPr>
-          <w:rFonts w:ascii="Candara Light" w:hAnsi="Candara Light" w:cstheme="minorHAnsi"/>
-          <w:color w:val="404040" w:themeColor="text1" w:themeTint="BF"/>
-          <w:sz w:val="20"/>
-          <w:szCs w:val="20"/>
-        </w:rPr>
-      </w:pPr>
-      <w:r>
-        <w:rPr>
-          <w:rFonts w:ascii="Candara Light" w:hAnsi="Candara Light" w:cstheme="minorHAnsi"/>
-          <w:color w:val="404040" w:themeColor="text1" w:themeTint="BF"/>
-          <w:sz w:val="20"/>
-          <w:szCs w:val="20"/>
-        </w:rPr>
-        <w:t xml:space="preserve">Hardened the patient records store on </w:t>
-      </w:r>
-      <w:r>
-        <w:rPr>
-          <w:rFonts w:ascii="Candara Light" w:hAnsi="Candara Light" w:cstheme="minorHAnsi"/>
-          <w:b/>
-          <w:bCs/>
-          <w:color w:val="404040" w:themeColor="text1" w:themeTint="BF"/>
-          <w:sz w:val="20"/>
-          <w:szCs w:val="20"/>
-        </w:rPr>
-        <w:t>PostgreSQL</w:t>
-      </w:r>
-      <w:r>
-        <w:rPr>
-          <w:rFonts w:ascii="Candara Light" w:hAnsi="Candara Light" w:cstheme="minorHAnsi"/>
-          <w:color w:val="404040" w:themeColor="text1" w:themeTint="BF"/>
-          <w:sz w:val="20"/>
-          <w:szCs w:val="20"/>
-        </w:rPr>
-        <w:t xml:space="preserve">, enforcing row-level security so doctors only accessed their own patients and leveraging </w:t>
-      </w:r>
-      <w:proofErr w:type="spellStart"/>
-      <w:r>
-        <w:rPr>
-          <w:rFonts w:ascii="Candara Light" w:hAnsi="Candara Light" w:cstheme="minorHAnsi"/>
-          <w:color w:val="404040" w:themeColor="text1" w:themeTint="BF"/>
-          <w:sz w:val="20"/>
-          <w:szCs w:val="20"/>
-        </w:rPr>
-        <w:t>pg_partman</w:t>
-      </w:r>
-      <w:proofErr w:type="spellEnd"/>
-      <w:r>
-        <w:rPr>
-          <w:rFonts w:ascii="Candara Light" w:hAnsi="Candara Light" w:cstheme="minorHAnsi"/>
-          <w:color w:val="404040" w:themeColor="text1" w:themeTint="BF"/>
-          <w:sz w:val="20"/>
-          <w:szCs w:val="20"/>
-        </w:rPr>
-        <w:t xml:space="preserve"> to partition appointments for consistent query performance.</w:t>
-      </w:r>
-    </w:p>
-    <w:p>
-      <w:pPr>
-        <w:pStyle w:val="ListParagraph"/>
-        <w:numPr>
-          <w:ilvl w:val="0"/>
-          <w:numId w:val="14"/>
-        </w:numPr>
-        <w:autoSpaceDE w:val="0"/>
-        <w:autoSpaceDN w:val="0"/>
-        <w:adjustRightInd w:val="0"/>
-        <w:spacing w:after="0" w:line="276" w:lineRule="auto"/>
-        <w:jc w:val="both"/>
-        <w:rPr>
-          <w:rFonts w:ascii="Candara Light" w:hAnsi="Candara Light" w:cstheme="minorHAnsi"/>
-          <w:color w:val="404040" w:themeColor="text1" w:themeTint="BF"/>
-          <w:sz w:val="20"/>
-          <w:szCs w:val="20"/>
-        </w:rPr>
-      </w:pPr>
-      <w:r>
-        <w:rPr>
-          <w:rFonts w:ascii="Candara Light" w:hAnsi="Candara Light" w:cstheme="minorHAnsi"/>
-          <w:color w:val="404040" w:themeColor="text1" w:themeTint="BF"/>
-          <w:sz w:val="20"/>
-          <w:szCs w:val="20"/>
-        </w:rPr>
-        <w:t xml:space="preserve">Extracted patient history reporting into a </w:t>
-      </w:r>
-      <w:r>
-        <w:rPr>
-          <w:rFonts w:ascii="Candara Light" w:hAnsi="Candara Light" w:cstheme="minorHAnsi"/>
-          <w:b/>
-          <w:bCs/>
-          <w:color w:val="404040" w:themeColor="text1" w:themeTint="BF"/>
-          <w:sz w:val="20"/>
-          <w:szCs w:val="20"/>
-        </w:rPr>
-        <w:t>Python</w:t>
-      </w:r>
-      <w:r>
-        <w:rPr>
-          <w:rFonts w:ascii="Candara Light" w:hAnsi="Candara Light" w:cstheme="minorHAnsi"/>
-          <w:color w:val="404040" w:themeColor="text1" w:themeTint="BF"/>
-          <w:sz w:val="20"/>
-          <w:szCs w:val="20"/>
-        </w:rPr>
-        <w:t xml:space="preserve"> </w:t>
-      </w:r>
-      <w:proofErr w:type="spellStart"/>
-      <w:r>
-        <w:rPr>
-          <w:rFonts w:ascii="Candara Light" w:hAnsi="Candara Light" w:cstheme="minorHAnsi"/>
-          <w:color w:val="404040" w:themeColor="text1" w:themeTint="BF"/>
-          <w:sz w:val="20"/>
-          <w:szCs w:val="20"/>
-        </w:rPr>
-        <w:t>microservice</w:t>
-      </w:r>
-      <w:proofErr w:type="spellEnd"/>
-      <w:r>
-        <w:rPr>
-          <w:rFonts w:ascii="Candara Light" w:hAnsi="Candara Light" w:cstheme="minorHAnsi"/>
-          <w:color w:val="404040" w:themeColor="text1" w:themeTint="BF"/>
-          <w:sz w:val="20"/>
-          <w:szCs w:val="20"/>
-        </w:rPr>
-        <w:t xml:space="preserve">, grouping endpoints by clinical domain using Flask blueprints and writing </w:t>
-      </w:r>
-      <w:proofErr w:type="spellStart"/>
-      <w:r>
-        <w:rPr>
-          <w:rFonts w:ascii="Candara Light" w:hAnsi="Candara Light" w:cstheme="minorHAnsi"/>
-          <w:color w:val="404040" w:themeColor="text1" w:themeTint="BF"/>
-          <w:sz w:val="20"/>
-          <w:szCs w:val="20"/>
-        </w:rPr>
-        <w:t>Pytest</w:t>
-      </w:r>
-      <w:proofErr w:type="spellEnd"/>
-      <w:r>
-        <w:rPr>
-          <w:rFonts w:ascii="Candara Light" w:hAnsi="Candara Light" w:cstheme="minorHAnsi"/>
-          <w:color w:val="404040" w:themeColor="text1" w:themeTint="BF"/>
-          <w:sz w:val="20"/>
-          <w:szCs w:val="20"/>
-        </w:rPr>
-        <w:t xml:space="preserve"> fixtures that pushed test coverage from </w:t>
-      </w:r>
-      <w:r>
-        <w:rPr>
-          <w:rFonts w:ascii="Candara Light" w:hAnsi="Candara Light" w:cstheme="minorHAnsi"/>
-          <w:b/>
-          <w:bCs/>
-          <w:color w:val="404040" w:themeColor="text1" w:themeTint="BF"/>
-          <w:sz w:val="20"/>
-          <w:szCs w:val="20"/>
-        </w:rPr>
-        <w:t>41% to 89%</w:t>
-      </w:r>
-      <w:r>
-        <w:rPr>
-          <w:rFonts w:ascii="Candara Light" w:hAnsi="Candara Light" w:cstheme="minorHAnsi"/>
-          <w:color w:val="404040" w:themeColor="text1" w:themeTint="BF"/>
-          <w:sz w:val="20"/>
-          <w:szCs w:val="20"/>
-        </w:rPr>
-        <w:t>.</w:t>
-      </w:r>
-    </w:p>
-    <w:p>
-      <w:pPr>
-        <w:pStyle w:val="ListParagraph"/>
-        <w:numPr>
-          <w:ilvl w:val="0"/>
-          <w:numId w:val="14"/>
-        </w:numPr>
-        <w:autoSpaceDE w:val="0"/>
-        <w:autoSpaceDN w:val="0"/>
-        <w:adjustRightInd w:val="0"/>
-        <w:spacing w:after="0" w:line="276" w:lineRule="auto"/>
-        <w:jc w:val="both"/>
-        <w:rPr>
-          <w:rFonts w:ascii="Candara Light" w:hAnsi="Candara Light" w:cstheme="minorHAnsi"/>
-          <w:color w:val="404040" w:themeColor="text1" w:themeTint="BF"/>
-          <w:sz w:val="20"/>
-          <w:szCs w:val="20"/>
-        </w:rPr>
-      </w:pPr>
-      <w:r>
-        <w:rPr>
-          <w:rFonts w:ascii="Candara Light" w:hAnsi="Candara Light" w:cstheme="minorHAnsi"/>
-          <w:color w:val="404040" w:themeColor="text1" w:themeTint="BF"/>
-          <w:sz w:val="20"/>
-          <w:szCs w:val="20"/>
-        </w:rPr>
-        <w:t xml:space="preserve">Rebuilt the payment module in </w:t>
-      </w:r>
-      <w:proofErr w:type="spellStart"/>
-      <w:r>
-        <w:rPr>
-          <w:rFonts w:ascii="Candara Light" w:hAnsi="Candara Light" w:cstheme="minorHAnsi"/>
-          <w:b/>
-          <w:bCs/>
-          <w:color w:val="404040" w:themeColor="text1" w:themeTint="BF"/>
-          <w:sz w:val="20"/>
-          <w:szCs w:val="20"/>
-        </w:rPr>
-        <w:t>dotNet</w:t>
-      </w:r>
-      <w:proofErr w:type="spellEnd"/>
-      <w:r>
-        <w:rPr>
-          <w:rFonts w:ascii="Candara Light" w:hAnsi="Candara Light" w:cstheme="minorHAnsi"/>
-          <w:color w:val="404040" w:themeColor="text1" w:themeTint="BF"/>
-          <w:sz w:val="20"/>
-          <w:szCs w:val="20"/>
-        </w:rPr>
-        <w:t>, wiring .NET dependency injection to swap gateway clients without touching business logic and tracking schema changes through Entity Framework migrations.</w:t>
-      </w:r>
-    </w:p>
-    <w:p>
-      <w:pPr>
-        <w:pStyle w:val="ListParagraph"/>
-        <w:numPr>
-          <w:ilvl w:val="0"/>
-          <w:numId w:val="14"/>
-        </w:numPr>
-        <w:autoSpaceDE w:val="0"/>
-        <w:autoSpaceDN w:val="0"/>
-        <w:adjustRightInd w:val="0"/>
-        <w:spacing w:after="0" w:line="276" w:lineRule="auto"/>
-        <w:jc w:val="both"/>
-        <w:rPr>
-          <w:rFonts w:ascii="Candara Light" w:hAnsi="Candara Light" w:cstheme="minorHAnsi"/>
-          <w:color w:val="404040" w:themeColor="text1" w:themeTint="BF"/>
-          <w:sz w:val="20"/>
-          <w:szCs w:val="20"/>
-        </w:rPr>
-      </w:pPr>
-      <w:r>
-        <w:rPr>
-          <w:rFonts w:ascii="Candara Light" w:hAnsi="Candara Light" w:cstheme="minorHAnsi"/>
-          <w:color w:val="404040" w:themeColor="text1" w:themeTint="BF"/>
-          <w:sz w:val="20"/>
-          <w:szCs w:val="20"/>
-        </w:rPr>
-        <w:t xml:space="preserve">Containerized the telemedicine services with </w:t>
-      </w:r>
-      <w:r>
-        <w:rPr>
-          <w:rFonts w:ascii="Candara Light" w:hAnsi="Candara Light" w:cstheme="minorHAnsi"/>
-          <w:b/>
-          <w:bCs/>
-          <w:color w:val="404040" w:themeColor="text1" w:themeTint="BF"/>
-          <w:sz w:val="20"/>
-          <w:szCs w:val="20"/>
-        </w:rPr>
-        <w:t>Docker</w:t>
-      </w:r>
-      <w:r>
-        <w:rPr>
-          <w:rFonts w:ascii="Candara Light" w:hAnsi="Candara Light" w:cstheme="minorHAnsi"/>
-          <w:color w:val="404040" w:themeColor="text1" w:themeTint="BF"/>
-          <w:sz w:val="20"/>
-          <w:szCs w:val="20"/>
-        </w:rPr>
-        <w:t>, injecting credentials at runtime via Docker secrets to avoid hardcoded values and attaching container health checks so orchestrators could auto-restart unhealthy instances</w:t>
-      </w:r>
-      <w:r>
-        <w:rPr>
-          <w:rFonts w:ascii="Candara Light" w:hAnsi="Candara Light" w:cstheme="minorHAnsi"/>
-          <w:color w:val="404040" w:themeColor="text1" w:themeTint="BF"/>
-          <w:sz w:val="20"/>
-          <w:szCs w:val="20"/>
-        </w:rPr>
-        <w:t>.</w:t>
-      </w:r>
-    </w:p>
-    <w:p>
-      <w:pPr>
-        <w:autoSpaceDE w:val="0"/>
-        <w:autoSpaceDN w:val="0"/>
-        <w:adjustRightInd w:val="0"/>
-        <w:spacing w:after="0" w:line="240" w:lineRule="auto"/>
-        <w:rPr>
-          <w:rFonts w:ascii="Candara Light" w:hAnsi="Candara Light" w:cstheme="minorHAnsi"/>
-          <w:color w:val="833C0B" w:themeColor="accent2" w:themeShade="80"/>
-          <w:sz w:val="20"/>
-          <w:szCs w:val="20"/>
-        </w:rPr>
-      </w:pPr>
-    </w:p>
-    <w:p>
-      <w:pPr>
-        <w:pStyle w:val="Subtitle"/>
-        <w:rPr>
-          <w:rFonts w:ascii="Candara Light" w:hAnsi="Candara Light" w:cstheme="minorHAnsi"/>
-          <w:b/>
-          <w:color w:val="833C0B" w:themeColor="accent2" w:themeShade="80"/>
-          <w:sz w:val="32"/>
-          <w:szCs w:val="32"/>
-        </w:rPr>
-      </w:pPr>
-      <w:r>
-        <w:rPr>
-          <w:rFonts w:ascii="Candara Light" w:hAnsi="Candara Light" w:cstheme="minorHAnsi"/>
-          <w:b/>
-          <w:noProof/>
-          <w:color w:val="833C0B" w:themeColor="accent2" w:themeShade="80"/>
-          <w:sz w:val="32"/>
-          <w:szCs w:val="32"/>
-        </w:rPr>
-        <w:t>EDUCATION</w:t>
-      </w:r>
-    </w:p>
-    <w:p>
-      <w:pPr>
-        <w:rPr>
-          <w:rFonts w:ascii="Candara Light" w:hAnsi="Candara Light" w:cstheme="minorHAnsi"/>
-          <w:sz w:val="24"/>
-          <w:szCs w:val="24"/>
-        </w:rPr>
-      </w:pPr>
-      <w:r>
-        <w:rPr>
-          <w:rFonts w:ascii="Candara Light" w:hAnsi="Candara Light" w:cstheme="minorHAnsi"/>
-          <w:b/>
-          <w:sz w:val="24"/>
-          <w:szCs w:val="24"/>
-        </w:rPr>
-        <w:t>De La Salle University</w:t>
-      </w:r>
-      <w:r>
-        <w:rPr>
-          <w:rFonts w:ascii="Candara Light" w:hAnsi="Candara Light" w:cstheme="minorHAnsi"/>
-          <w:b/>
-          <w:sz w:val="24"/>
-          <w:szCs w:val="24"/>
-        </w:rPr>
-        <w:t xml:space="preserve"> | </w:t>
-      </w:r>
-      <w:r>
-        <w:rPr>
-          <w:rFonts w:ascii="Candara Light" w:hAnsi="Candara Light" w:cstheme="minorHAnsi"/>
-          <w:b/>
-          <w:sz w:val="24"/>
-          <w:szCs w:val="24"/>
-        </w:rPr>
-        <w:t>20</w:t>
-      </w:r>
-      <w:r>
-        <w:rPr>
-          <w:rFonts w:ascii="Candara Light" w:hAnsi="Candara Light" w:cstheme="minorHAnsi"/>
-          <w:b/>
-          <w:sz w:val="24"/>
-          <w:szCs w:val="24"/>
-        </w:rPr>
-        <w:t>10</w:t>
-      </w:r>
-      <w:r>
-        <w:rPr>
-          <w:rFonts w:ascii="Candara Light" w:hAnsi="Candara Light" w:cstheme="minorHAnsi"/>
-          <w:b/>
-          <w:sz w:val="24"/>
-          <w:szCs w:val="24"/>
-        </w:rPr>
-        <w:t xml:space="preserve"> – 201</w:t>
-      </w:r>
-      <w:r>
-        <w:rPr>
-          <w:rFonts w:ascii="Candara Light" w:hAnsi="Candara Light" w:cstheme="minorHAnsi"/>
-          <w:b/>
-          <w:sz w:val="24"/>
-          <w:szCs w:val="24"/>
-        </w:rPr>
-        <w:t>4</w:t>
-      </w:r>
-      <w:r>
-        <w:rPr>
-          <w:rFonts w:ascii="Candara Light" w:hAnsi="Candara Light" w:cstheme="minorHAnsi"/>
-          <w:b/>
-          <w:sz w:val="24"/>
-          <w:szCs w:val="24"/>
-        </w:rPr>
-        <w:t xml:space="preserve"> | </w:t>
-      </w:r>
-      <w:r>
-        <w:rPr>
-          <w:rFonts w:ascii="Candara Light" w:hAnsi="Candara Light" w:cstheme="minorHAnsi"/>
-          <w:b/>
-          <w:sz w:val="24"/>
-          <w:szCs w:val="24"/>
         </w:rPr>
         <w:t>Bachelor of Computer Science</w:t>
       </w:r>
@@ -3847,6 +2799,118 @@
     </w:lvl>
   </w:abstractNum>
   <w:abstractNum w:abstractNumId="3" w15:restartNumberingAfterBreak="0">
+    <w:nsid w:val="0DF64808"/>
+    <w:multiLevelType w:val="hybridMultilevel"/>
+    <w:tmpl w:val="04466ACA"/>
+    <w:lvl w:ilvl="0" w:tplc="5888E09A">
+      <w:numFmt w:val="bullet"/>
+      <w:lvlText w:val="-"/>
+      <w:lvlJc w:val="left"/>
+      <w:pPr>
+        <w:ind w:left="720" w:hanging="360"/>
+      </w:pPr>
+      <w:rPr>
+        <w:rFonts w:ascii="Arial" w:eastAsia="Times New Roman" w:hAnsi="Arial" w:cs="Arial" w:hint="default"/>
+      </w:rPr>
+    </w:lvl>
+    <w:lvl w:ilvl="1" w:tplc="04090003" w:tentative="1">
+      <w:start w:val="1"/>
+      <w:numFmt w:val="bullet"/>
+      <w:lvlText w:val="o"/>
+      <w:lvlJc w:val="left"/>
+      <w:pPr>
+        <w:ind w:left="1440" w:hanging="360"/>
+      </w:pPr>
+      <w:rPr>
+        <w:rFonts w:ascii="Courier New" w:hAnsi="Courier New" w:cs="Courier New" w:hint="default"/>
+      </w:rPr>
+    </w:lvl>
+    <w:lvl w:ilvl="2" w:tplc="04090005" w:tentative="1">
+      <w:start w:val="1"/>
+      <w:numFmt w:val="bullet"/>
+      <w:lvlText w:val=""/>
+      <w:lvlJc w:val="left"/>
+      <w:pPr>
+        <w:ind w:left="2160" w:hanging="360"/>
+      </w:pPr>
+      <w:rPr>
+        <w:rFonts w:ascii="Wingdings" w:hAnsi="Wingdings" w:hint="default"/>
+      </w:rPr>
+    </w:lvl>
+    <w:lvl w:ilvl="3" w:tplc="04090001" w:tentative="1">
+      <w:start w:val="1"/>
+      <w:numFmt w:val="bullet"/>
+      <w:lvlText w:val=""/>
+      <w:lvlJc w:val="left"/>
+      <w:pPr>
+        <w:ind w:left="2880" w:hanging="360"/>
+      </w:pPr>
+      <w:rPr>
+        <w:rFonts w:ascii="Symbol" w:hAnsi="Symbol" w:hint="default"/>
+      </w:rPr>
+    </w:lvl>
+    <w:lvl w:ilvl="4" w:tplc="04090003" w:tentative="1">
+      <w:start w:val="1"/>
+      <w:numFmt w:val="bullet"/>
+      <w:lvlText w:val="o"/>
+      <w:lvlJc w:val="left"/>
+      <w:pPr>
+        <w:ind w:left="3600" w:hanging="360"/>
+      </w:pPr>
+      <w:rPr>
+        <w:rFonts w:ascii="Courier New" w:hAnsi="Courier New" w:cs="Courier New" w:hint="default"/>
+      </w:rPr>
+    </w:lvl>
+    <w:lvl w:ilvl="5" w:tplc="04090005" w:tentative="1">
+      <w:start w:val="1"/>
+      <w:numFmt w:val="bullet"/>
+      <w:lvlText w:val=""/>
+      <w:lvlJc w:val="left"/>
+      <w:pPr>
+        <w:ind w:left="4320" w:hanging="360"/>
+      </w:pPr>
+      <w:rPr>
+        <w:rFonts w:ascii="Wingdings" w:hAnsi="Wingdings" w:hint="default"/>
+      </w:rPr>
+    </w:lvl>
+    <w:lvl w:ilvl="6" w:tplc="04090001" w:tentative="1">
+      <w:start w:val="1"/>
+      <w:numFmt w:val="bullet"/>
+      <w:lvlText w:val=""/>
+      <w:lvlJc w:val="left"/>
+      <w:pPr>
+        <w:ind w:left="5040" w:hanging="360"/>
+      </w:pPr>
+      <w:rPr>
+        <w:rFonts w:ascii="Symbol" w:hAnsi="Symbol" w:hint="default"/>
+      </w:rPr>
+    </w:lvl>
+    <w:lvl w:ilvl="7" w:tplc="04090003" w:tentative="1">
+      <w:start w:val="1"/>
+      <w:numFmt w:val="bullet"/>
+      <w:lvlText w:val="o"/>
+      <w:lvlJc w:val="left"/>
+      <w:pPr>
+        <w:ind w:left="5760" w:hanging="360"/>
+      </w:pPr>
+      <w:rPr>
+        <w:rFonts w:ascii="Courier New" w:hAnsi="Courier New" w:cs="Courier New" w:hint="default"/>
+      </w:rPr>
+    </w:lvl>
+    <w:lvl w:ilvl="8" w:tplc="04090005" w:tentative="1">
+      <w:start w:val="1"/>
+      <w:numFmt w:val="bullet"/>
+      <w:lvlText w:val=""/>
+      <w:lvlJc w:val="left"/>
+      <w:pPr>
+        <w:ind w:left="6480" w:hanging="360"/>
+      </w:pPr>
+      <w:rPr>
+        <w:rFonts w:ascii="Wingdings" w:hAnsi="Wingdings" w:hint="default"/>
+      </w:rPr>
+    </w:lvl>
+  </w:abstractNum>
+  <w:abstractNum w:abstractNumId="4" w15:restartNumberingAfterBreak="0">
     <w:nsid w:val="0E6265A2"/>
     <w:multiLevelType w:val="multilevel"/>
     <w:tmpl w:val="A036DE1E"/>
@@ -3995,7 +3059,7 @@
       </w:rPr>
     </w:lvl>
   </w:abstractNum>
-  <w:abstractNum w:abstractNumId="4" w15:restartNumberingAfterBreak="0">
+  <w:abstractNum w:abstractNumId="5" w15:restartNumberingAfterBreak="0">
     <w:nsid w:val="1F621D45"/>
     <w:multiLevelType w:val="multilevel"/>
     <w:tmpl w:val="3838206A"/>
@@ -4144,7 +3208,7 @@
       </w:rPr>
     </w:lvl>
   </w:abstractNum>
-  <w:abstractNum w:abstractNumId="5" w15:restartNumberingAfterBreak="0">
+  <w:abstractNum w:abstractNumId="6" w15:restartNumberingAfterBreak="0">
     <w:nsid w:val="228E5587"/>
     <w:multiLevelType w:val="multilevel"/>
     <w:tmpl w:val="D696CC58"/>
@@ -4293,7 +3357,7 @@
       </w:rPr>
     </w:lvl>
   </w:abstractNum>
-  <w:abstractNum w:abstractNumId="6" w15:restartNumberingAfterBreak="0">
+  <w:abstractNum w:abstractNumId="7" w15:restartNumberingAfterBreak="0">
     <w:nsid w:val="2EF12222"/>
     <w:multiLevelType w:val="multilevel"/>
     <w:tmpl w:val="400EB14C"/>
@@ -4442,7 +3506,7 @@
       </w:rPr>
     </w:lvl>
   </w:abstractNum>
-  <w:abstractNum w:abstractNumId="7" w15:restartNumberingAfterBreak="0">
+  <w:abstractNum w:abstractNumId="8" w15:restartNumberingAfterBreak="0">
     <w:nsid w:val="3B283B12"/>
     <w:multiLevelType w:val="multilevel"/>
     <w:tmpl w:val="E9087620"/>
@@ -4591,7 +3655,7 @@
       </w:rPr>
     </w:lvl>
   </w:abstractNum>
-  <w:abstractNum w:abstractNumId="8" w15:restartNumberingAfterBreak="0">
+  <w:abstractNum w:abstractNumId="9" w15:restartNumberingAfterBreak="0">
     <w:nsid w:val="483733DE"/>
     <w:multiLevelType w:val="multilevel"/>
     <w:tmpl w:val="1BF25BA4"/>
@@ -4740,7 +3804,7 @@
       </w:rPr>
     </w:lvl>
   </w:abstractNum>
-  <w:abstractNum w:abstractNumId="9" w15:restartNumberingAfterBreak="0">
+  <w:abstractNum w:abstractNumId="10" w15:restartNumberingAfterBreak="0">
     <w:nsid w:val="51403A1E"/>
     <w:multiLevelType w:val="hybridMultilevel"/>
     <w:tmpl w:val="E2989196"/>
@@ -4853,7 +3917,7 @@
       </w:rPr>
     </w:lvl>
   </w:abstractNum>
-  <w:abstractNum w:abstractNumId="10" w15:restartNumberingAfterBreak="0">
+  <w:abstractNum w:abstractNumId="11" w15:restartNumberingAfterBreak="0">
     <w:nsid w:val="57D2538C"/>
     <w:multiLevelType w:val="multilevel"/>
     <w:tmpl w:val="E11EF328"/>
@@ -5002,7 +4066,7 @@
       </w:rPr>
     </w:lvl>
   </w:abstractNum>
-  <w:abstractNum w:abstractNumId="11" w15:restartNumberingAfterBreak="0">
+  <w:abstractNum w:abstractNumId="12" w15:restartNumberingAfterBreak="0">
     <w:nsid w:val="5F631976"/>
     <w:multiLevelType w:val="multilevel"/>
     <w:tmpl w:val="0E3ED310"/>
@@ -5151,7 +4215,7 @@
       </w:rPr>
     </w:lvl>
   </w:abstractNum>
-  <w:abstractNum w:abstractNumId="12" w15:restartNumberingAfterBreak="0">
+  <w:abstractNum w:abstractNumId="13" w15:restartNumberingAfterBreak="0">
     <w:nsid w:val="60BF52AD"/>
     <w:multiLevelType w:val="multilevel"/>
     <w:tmpl w:val="D9AC3132"/>
@@ -5300,7 +4364,7 @@
       </w:rPr>
     </w:lvl>
   </w:abstractNum>
-  <w:abstractNum w:abstractNumId="13" w15:restartNumberingAfterBreak="0">
+  <w:abstractNum w:abstractNumId="14" w15:restartNumberingAfterBreak="0">
     <w:nsid w:val="657B6D5C"/>
     <w:multiLevelType w:val="multilevel"/>
     <w:tmpl w:val="6D8ACAC4"/>
@@ -5449,7 +4513,7 @@
       </w:rPr>
     </w:lvl>
   </w:abstractNum>
-  <w:abstractNum w:abstractNumId="14" w15:restartNumberingAfterBreak="0">
+  <w:abstractNum w:abstractNumId="15" w15:restartNumberingAfterBreak="0">
     <w:nsid w:val="66133F7F"/>
     <w:multiLevelType w:val="hybridMultilevel"/>
     <w:tmpl w:val="295055C2"/>
@@ -5562,7 +4626,7 @@
       </w:rPr>
     </w:lvl>
   </w:abstractNum>
-  <w:abstractNum w:abstractNumId="15" w15:restartNumberingAfterBreak="0">
+  <w:abstractNum w:abstractNumId="16" w15:restartNumberingAfterBreak="0">
     <w:nsid w:val="6687043F"/>
     <w:multiLevelType w:val="multilevel"/>
     <w:tmpl w:val="3A5AFEB4"/>
@@ -5711,7 +4775,7 @@
       </w:rPr>
     </w:lvl>
   </w:abstractNum>
-  <w:abstractNum w:abstractNumId="16" w15:restartNumberingAfterBreak="0">
+  <w:abstractNum w:abstractNumId="17" w15:restartNumberingAfterBreak="0">
     <w:nsid w:val="66DC536F"/>
     <w:multiLevelType w:val="multilevel"/>
     <w:tmpl w:val="08B6956E"/>
@@ -5860,7 +4924,7 @@
       </w:rPr>
     </w:lvl>
   </w:abstractNum>
-  <w:abstractNum w:abstractNumId="17" w15:restartNumberingAfterBreak="0">
+  <w:abstractNum w:abstractNumId="18" w15:restartNumberingAfterBreak="0">
     <w:nsid w:val="6D7502ED"/>
     <w:multiLevelType w:val="multilevel"/>
     <w:tmpl w:val="FD30CD06"/>
@@ -6009,7 +5073,7 @@
       </w:rPr>
     </w:lvl>
   </w:abstractNum>
-  <w:abstractNum w:abstractNumId="18" w15:restartNumberingAfterBreak="0">
+  <w:abstractNum w:abstractNumId="19" w15:restartNumberingAfterBreak="0">
     <w:nsid w:val="70AA7D74"/>
     <w:multiLevelType w:val="hybridMultilevel"/>
     <w:tmpl w:val="A4FA9AB8"/>
@@ -6122,7 +5186,7 @@
       </w:rPr>
     </w:lvl>
   </w:abstractNum>
-  <w:abstractNum w:abstractNumId="19" w15:restartNumberingAfterBreak="0">
+  <w:abstractNum w:abstractNumId="20" w15:restartNumberingAfterBreak="0">
     <w:nsid w:val="720E4D7C"/>
     <w:multiLevelType w:val="multilevel"/>
     <w:tmpl w:val="BA8ADDE6"/>
@@ -6271,7 +5335,7 @@
       </w:rPr>
     </w:lvl>
   </w:abstractNum>
-  <w:abstractNum w:abstractNumId="20" w15:restartNumberingAfterBreak="0">
+  <w:abstractNum w:abstractNumId="21" w15:restartNumberingAfterBreak="0">
     <w:nsid w:val="72696983"/>
     <w:multiLevelType w:val="multilevel"/>
     <w:tmpl w:val="4594CFB8"/>
@@ -6420,7 +5484,7 @@
       </w:rPr>
     </w:lvl>
   </w:abstractNum>
-  <w:abstractNum w:abstractNumId="21" w15:restartNumberingAfterBreak="0">
+  <w:abstractNum w:abstractNumId="22" w15:restartNumberingAfterBreak="0">
     <w:nsid w:val="76B124BE"/>
     <w:multiLevelType w:val="multilevel"/>
     <w:tmpl w:val="8C6A6A00"/>
@@ -6569,7 +5633,7 @@
       </w:rPr>
     </w:lvl>
   </w:abstractNum>
-  <w:abstractNum w:abstractNumId="22" w15:restartNumberingAfterBreak="0">
+  <w:abstractNum w:abstractNumId="23" w15:restartNumberingAfterBreak="0">
     <w:nsid w:val="793F45C4"/>
     <w:multiLevelType w:val="multilevel"/>
     <w:tmpl w:val="4C5E175C"/>
@@ -6718,7 +5782,7 @@
       </w:rPr>
     </w:lvl>
   </w:abstractNum>
-  <w:abstractNum w:abstractNumId="23" w15:restartNumberingAfterBreak="0">
+  <w:abstractNum w:abstractNumId="24" w15:restartNumberingAfterBreak="0">
     <w:nsid w:val="7A2A7E41"/>
     <w:multiLevelType w:val="multilevel"/>
     <w:tmpl w:val="897841BC"/>
@@ -6867,7 +5931,7 @@
       </w:rPr>
     </w:lvl>
   </w:abstractNum>
-  <w:abstractNum w:abstractNumId="24" w15:restartNumberingAfterBreak="0">
+  <w:abstractNum w:abstractNumId="25" w15:restartNumberingAfterBreak="0">
     <w:nsid w:val="7FE01208"/>
     <w:multiLevelType w:val="multilevel"/>
     <w:tmpl w:val="0136B17A"/>
@@ -7017,78 +6081,81 @@
     </w:lvl>
   </w:abstractNum>
   <w:num w:numId="1">
+    <w:abstractNumId w:val="14"/>
+  </w:num>
+  <w:num w:numId="2">
     <w:abstractNumId w:val="13"/>
   </w:num>
-  <w:num w:numId="2">
-    <w:abstractNumId w:val="12"/>
+  <w:num w:numId="3">
+    <w:abstractNumId w:val="9"/>
   </w:num>
-  <w:num w:numId="3">
+  <w:num w:numId="4">
     <w:abstractNumId w:val="8"/>
   </w:num>
-  <w:num w:numId="4">
+  <w:num w:numId="5">
+    <w:abstractNumId w:val="23"/>
+  </w:num>
+  <w:num w:numId="6">
+    <w:abstractNumId w:val="20"/>
+  </w:num>
+  <w:num w:numId="7">
     <w:abstractNumId w:val="7"/>
   </w:num>
-  <w:num w:numId="5">
+  <w:num w:numId="8">
+    <w:abstractNumId w:val="24"/>
+  </w:num>
+  <w:num w:numId="9">
+    <w:abstractNumId w:val="6"/>
+  </w:num>
+  <w:num w:numId="10">
+    <w:abstractNumId w:val="21"/>
+  </w:num>
+  <w:num w:numId="11">
+    <w:abstractNumId w:val="16"/>
+  </w:num>
+  <w:num w:numId="12">
     <w:abstractNumId w:val="22"/>
   </w:num>
-  <w:num w:numId="6">
+  <w:num w:numId="13">
     <w:abstractNumId w:val="19"/>
   </w:num>
-  <w:num w:numId="7">
-    <w:abstractNumId w:val="6"/>
-  </w:num>
-  <w:num w:numId="8">
-    <w:abstractNumId w:val="23"/>
-  </w:num>
-  <w:num w:numId="9">
-    <w:abstractNumId w:val="5"/>
-  </w:num>
-  <w:num w:numId="10">
-    <w:abstractNumId w:val="20"/>
-  </w:num>
-  <w:num w:numId="11">
-    <w:abstractNumId w:val="15"/>
-  </w:num>
-  <w:num w:numId="12">
-    <w:abstractNumId w:val="21"/>
-  </w:num>
-  <w:num w:numId="13">
-    <w:abstractNumId w:val="18"/>
-  </w:num>
   <w:num w:numId="14">
-    <w:abstractNumId w:val="9"/>
+    <w:abstractNumId w:val="10"/>
   </w:num>
   <w:num w:numId="15">
-    <w:abstractNumId w:val="14"/>
+    <w:abstractNumId w:val="15"/>
   </w:num>
   <w:num w:numId="16">
     <w:abstractNumId w:val="2"/>
   </w:num>
   <w:num w:numId="17">
-    <w:abstractNumId w:val="11"/>
+    <w:abstractNumId w:val="12"/>
   </w:num>
   <w:num w:numId="18">
-    <w:abstractNumId w:val="16"/>
+    <w:abstractNumId w:val="17"/>
   </w:num>
   <w:num w:numId="19">
     <w:abstractNumId w:val="1"/>
   </w:num>
   <w:num w:numId="20">
-    <w:abstractNumId w:val="10"/>
+    <w:abstractNumId w:val="11"/>
   </w:num>
   <w:num w:numId="21">
-    <w:abstractNumId w:val="24"/>
+    <w:abstractNumId w:val="25"/>
   </w:num>
   <w:num w:numId="22">
-    <w:abstractNumId w:val="4"/>
+    <w:abstractNumId w:val="5"/>
   </w:num>
   <w:num w:numId="23">
-    <w:abstractNumId w:val="17"/>
+    <w:abstractNumId w:val="18"/>
   </w:num>
   <w:num w:numId="24">
     <w:abstractNumId w:val="0"/>
   </w:num>
   <w:num w:numId="25">
+    <w:abstractNumId w:val="4"/>
+  </w:num>
+  <w:num w:numId="26">
     <w:abstractNumId w:val="3"/>
   </w:num>
 </w:numbering>
@@ -8172,6 +7239,19 @@
       <w:szCs w:val="24"/>
     </w:rPr>
   </w:style>
+  <w:style w:type="paragraph" w:customStyle="1" w:styleId="isselectedend">
+    <w:name w:val="isselectedend"/>
+    <w:basedOn w:val="Normal"/>
+    <w:rsid w:val="0096489E"/>
+    <w:pPr>
+      <w:spacing w:before="100" w:beforeAutospacing="1" w:after="100" w:afterAutospacing="1" w:line="240" w:lineRule="auto"/>
+    </w:pPr>
+    <w:rPr>
+      <w:rFonts w:ascii="Times New Roman" w:eastAsia="Times New Roman" w:hAnsi="Times New Roman" w:cs="Times New Roman"/>
+      <w:sz w:val="24"/>
+      <w:szCs w:val="24"/>
+    </w:rPr>
+  </w:style>
 </w:styles>
 </file>
 
@@ -8441,7 +7521,7 @@
 </file>
 
 <file path=customXml/itemProps1.xml><?xml version="1.0" encoding="utf-8"?>
-<ds:datastoreItem xmlns:ds="http://schemas.openxmlformats.org/officeDocument/2006/customXml" ds:itemID="{BAEC6B61-20D7-4F40-BA7A-A915C2B8FEF2}">
+<ds:datastoreItem xmlns:ds="http://schemas.openxmlformats.org/officeDocument/2006/customXml" ds:itemID="{D77264AF-F0F8-4610-A593-8DC984AD813A}">
   <ds:schemaRefs>
     <ds:schemaRef ds:uri="http://schemas.openxmlformats.org/officeDocument/2006/bibliography"/>
   </ds:schemaRefs>
